--- a/DataBases/Лабораторна_робота_1/Лабораторна_робота_1.docx
+++ b/DataBases/Лабораторна_робота_1/Лабораторна_робота_1.docx
@@ -5367,6 +5367,9 @@
         </w:drawing>
       </w:r>
       <w:r>
+        <w:rPr>
+          <w:lang w:val="ru-RU"/>
+        </w:rPr>
         <w:br/>
       </w:r>
       <w:r>
@@ -5376,10 +5379,13 @@
           <w:lang w:val="uk-UA" w:eastAsia="uk-UA"/>
         </w:rPr>
         <w:pict w14:anchorId="2ADAED1B">
-          <v:rect id="_x0000_i1071" style="width:0;height:1.5pt" o:hralign="center" o:hrstd="t" o:hr="t" fillcolor="#a0a0a0" stroked="f"/>
+          <v:rect id="_x0000_i1031" style="width:0;height:1.5pt" o:hralign="center" o:hrstd="t" o:hr="t" fillcolor="#a0a0a0" stroked="f"/>
         </w:pict>
       </w:r>
       <w:r>
+        <w:rPr>
+          <w:lang w:val="ru-RU"/>
+        </w:rPr>
         <w:br/>
       </w:r>
       <w:r>
@@ -5412,6 +5418,9 @@
         </w:rPr>
       </w:pPr>
       <w:r>
+        <w:rPr>
+          <w:lang w:val="ru-RU"/>
+        </w:rPr>
         <w:br/>
       </w:r>
       <w:r>
@@ -5522,7 +5531,7 @@
           <w:lang w:val="uk-UA"/>
         </w:rPr>
         <w:pict w14:anchorId="3D843DB1">
-          <v:rect id="_x0000_i1031" style="width:0;height:1.5pt" o:hrstd="t" o:hr="t" fillcolor="#a0a0a0" stroked="f"/>
+          <v:rect id="_x0000_i1032" style="width:0;height:1.5pt" o:hrstd="t" o:hr="t" fillcolor="#a0a0a0" stroked="f"/>
         </w:pict>
       </w:r>
     </w:p>
@@ -5614,7 +5623,7 @@
         <w:rPr>
           <w:lang w:val="uk-UA"/>
         </w:rPr>
-        <w:t xml:space="preserve"> Скласти список варіантів товарів, ціна яких не перевищує заданого значення XX.</w:t>
+        <w:t xml:space="preserve"> Скласти список варіантів товарів, ціна яких не перевищує заданого значення X.</w:t>
       </w:r>
     </w:p>
     <w:p>
@@ -5650,7 +5659,7 @@
           <w:lang w:val="uk-UA"/>
         </w:rPr>
         <w:pict w14:anchorId="153F713E">
-          <v:rect id="_x0000_i1032" style="width:0;height:1.5pt" o:hrstd="t" o:hr="t" fillcolor="#a0a0a0" stroked="f"/>
+          <v:rect id="_x0000_i1033" style="width:0;height:1.5pt" o:hrstd="t" o:hr="t" fillcolor="#a0a0a0" stroked="f"/>
         </w:pict>
       </w:r>
     </w:p>
@@ -5843,7 +5852,7 @@
           <w:lang w:val="uk-UA"/>
         </w:rPr>
         <w:pict w14:anchorId="3DE80501">
-          <v:rect id="_x0000_i1033" style="width:0;height:1.5pt" o:hrstd="t" o:hr="t" fillcolor="#a0a0a0" stroked="f"/>
+          <v:rect id="_x0000_i1034" style="width:0;height:1.5pt" o:hrstd="t" o:hr="t" fillcolor="#a0a0a0" stroked="f"/>
         </w:pict>
       </w:r>
     </w:p>
@@ -5864,35 +5873,6 @@
           <w:lang w:val="uk-UA"/>
         </w:rPr>
         <w:t>4. З'єднання, обмеження, проекція</w:t>
-      </w:r>
-    </w:p>
-    <w:p>
-      <w:pPr>
-        <w:spacing w:line="276" w:lineRule="auto"/>
-        <w:jc w:val="both"/>
-        <w:rPr>
-          <w:lang w:val="uk-UA"/>
-        </w:rPr>
-      </w:pPr>
-      <w:r>
-        <w:rPr>
-          <w:lang w:val="uk-UA"/>
-        </w:rPr>
-        <w:t xml:space="preserve">Тут, як на твоєму прикладі, </w:t>
-      </w:r>
-      <w:r>
-        <w:rPr>
-          <w:b/>
-          <w:bCs/>
-          <w:lang w:val="uk-UA"/>
-        </w:rPr>
-        <w:t>декілька операцій використовуємо одночасно</w:t>
-      </w:r>
-      <w:r>
-        <w:rPr>
-          <w:lang w:val="uk-UA"/>
-        </w:rPr>
-        <w:t>.</w:t>
       </w:r>
     </w:p>
     <w:p>
@@ -5950,7 +5930,19 @@
         <w:rPr>
           <w:lang w:val="uk-UA"/>
         </w:rPr>
-        <w:t>де KK — задана назва категорії.</w:t>
+        <w:t xml:space="preserve">де K </w:t>
+      </w:r>
+      <w:r>
+        <w:rPr>
+          <w:lang w:val="uk-UA"/>
+        </w:rPr>
+        <w:t>-</w:t>
+      </w:r>
+      <w:r>
+        <w:rPr>
+          <w:lang w:val="uk-UA"/>
+        </w:rPr>
+        <w:t xml:space="preserve"> задана назва категорії.</w:t>
       </w:r>
     </w:p>
     <w:p>
@@ -6008,7 +6000,19 @@
         <w:rPr>
           <w:lang w:val="uk-UA"/>
         </w:rPr>
-        <w:t>де MM — заданий матеріал.</w:t>
+        <w:t xml:space="preserve">де M </w:t>
+      </w:r>
+      <w:r>
+        <w:rPr>
+          <w:lang w:val="uk-UA"/>
+        </w:rPr>
+        <w:t>-</w:t>
+      </w:r>
+      <w:r>
+        <w:rPr>
+          <w:lang w:val="uk-UA"/>
+        </w:rPr>
+        <w:t xml:space="preserve"> заданий матеріал.</w:t>
       </w:r>
     </w:p>
     <w:p>
@@ -6024,7 +6028,7 @@
           <w:lang w:val="uk-UA"/>
         </w:rPr>
         <w:pict w14:anchorId="0914DB06">
-          <v:rect id="_x0000_i1034" style="width:0;height:1.5pt" o:hrstd="t" o:hr="t" fillcolor="#a0a0a0" stroked="f"/>
+          <v:rect id="_x0000_i1035" style="width:0;height:1.5pt" o:hrstd="t" o:hr="t" fillcolor="#a0a0a0" stroked="f"/>
         </w:pict>
       </w:r>
     </w:p>
@@ -6045,35 +6049,6 @@
           <w:lang w:val="uk-UA"/>
         </w:rPr>
         <w:t>5. Ділення</w:t>
-      </w:r>
-    </w:p>
-    <w:p>
-      <w:pPr>
-        <w:spacing w:line="276" w:lineRule="auto"/>
-        <w:jc w:val="both"/>
-        <w:rPr>
-          <w:lang w:val="uk-UA"/>
-        </w:rPr>
-      </w:pPr>
-      <w:r>
-        <w:rPr>
-          <w:lang w:val="uk-UA"/>
-        </w:rPr>
-        <w:t xml:space="preserve">Операція ділення використовується для запитів типу </w:t>
-      </w:r>
-      <w:r>
-        <w:rPr>
-          <w:b/>
-          <w:bCs/>
-          <w:lang w:val="uk-UA"/>
-        </w:rPr>
-        <w:t>«хто/що пов'язаний з усіма елементами певного відношення»</w:t>
-      </w:r>
-      <w:r>
-        <w:rPr>
-          <w:lang w:val="uk-UA"/>
-        </w:rPr>
-        <w:t>.</w:t>
       </w:r>
     </w:p>
     <w:p>
@@ -6175,7 +6150,7 @@
               <w:rFonts w:ascii="Cambria Math" w:hAnsi="Cambria Math"/>
               <w:lang w:val="uk-UA"/>
             </w:rPr>
-            <m:t>ProductVariant[variant_id]ProductVariant[variant_id]</m:t>
+            <m:t>ProductVariant[variant_id]</m:t>
           </m:r>
         </m:oMath>
       </m:oMathPara>
@@ -6323,7 +6298,7 @@
               <w:rFonts w:ascii="Cambria Math" w:hAnsi="Cambria Math"/>
               <w:lang w:val="uk-UA"/>
             </w:rPr>
-            <m:t>supplier_idsupplier_id</m:t>
+            <m:t>supplier_id</m:t>
           </m:r>
         </m:oMath>
       </m:oMathPara>
@@ -6341,7 +6316,7 @@
           <w:lang w:val="uk-UA"/>
         </w:rPr>
         <w:pict w14:anchorId="002318A0">
-          <v:rect id="_x0000_i1035" style="width:0;height:1.5pt" o:hrstd="t" o:hr="t" fillcolor="#a0a0a0" stroked="f"/>
+          <v:rect id="_x0000_i1036" style="width:0;height:1.5pt" o:hrstd="t" o:hr="t" fillcolor="#a0a0a0" stroked="f"/>
         </w:pict>
       </w:r>
     </w:p>
@@ -6362,21 +6337,6 @@
           <w:lang w:val="uk-UA"/>
         </w:rPr>
         <w:t>6. Об'єднання</w:t>
-      </w:r>
-    </w:p>
-    <w:p>
-      <w:pPr>
-        <w:spacing w:line="276" w:lineRule="auto"/>
-        <w:jc w:val="both"/>
-        <w:rPr>
-          <w:lang w:val="uk-UA"/>
-        </w:rPr>
-      </w:pPr>
-      <w:r>
-        <w:rPr>
-          <w:lang w:val="uk-UA"/>
-        </w:rPr>
-        <w:t>Для об'єднання відношення повинні мати однакову структуру.</w:t>
       </w:r>
     </w:p>
     <w:p>
@@ -6417,7 +6377,6 @@
               <w:rFonts w:ascii="Cambria Math" w:hAnsi="Cambria Math"/>
               <w:lang w:val="uk-UA"/>
             </w:rPr>
-            <w:lastRenderedPageBreak/>
             <m:t>SupplyItem[variant_id]∪OrderItem[variant_id];</m:t>
           </m:r>
         </m:oMath>
@@ -6478,8 +6437,9 @@
         <w:rPr>
           <w:lang w:val="uk-UA"/>
         </w:rPr>
+        <w:lastRenderedPageBreak/>
         <w:pict w14:anchorId="5D746261">
-          <v:rect id="_x0000_i1036" style="width:0;height:1.5pt" o:hrstd="t" o:hr="t" fillcolor="#a0a0a0" stroked="f"/>
+          <v:rect id="_x0000_i1037" style="width:0;height:1.5pt" o:hrstd="t" o:hr="t" fillcolor="#a0a0a0" stroked="f"/>
         </w:pict>
       </w:r>
     </w:p>
@@ -6728,7 +6688,7 @@
           <w:lang w:val="uk-UA"/>
         </w:rPr>
         <w:pict w14:anchorId="54EEFC2E">
-          <v:rect id="_x0000_i1037" style="width:0;height:1.5pt" o:hrstd="t" o:hr="t" fillcolor="#a0a0a0" stroked="f"/>
+          <v:rect id="_x0000_i1038" style="width:0;height:1.5pt" o:hrstd="t" o:hr="t" fillcolor="#a0a0a0" stroked="f"/>
         </w:pict>
       </w:r>
     </w:p>
@@ -8368,6 +8328,7 @@
   <w:style w:type="character" w:default="1" w:styleId="a0">
     <w:name w:val="Default Paragraph Font"/>
     <w:uiPriority w:val="1"/>
+    <w:semiHidden/>
     <w:unhideWhenUsed/>
   </w:style>
   <w:style w:type="table" w:default="1" w:styleId="a1">

--- a/DataBases/Лабораторна_робота_1/Лабораторна_робота_1.docx
+++ b/DataBases/Лабораторна_робота_1/Лабораторна_робота_1.docx
@@ -13,6 +13,7 @@
           <w:bar w:val="none" w:sz="0" w:color="auto"/>
         </w:pBdr>
         <w:spacing w:before="100" w:beforeAutospacing="1" w:after="100" w:afterAutospacing="1" w:line="276" w:lineRule="auto"/>
+        <w:jc w:val="center"/>
         <w:outlineLvl w:val="0"/>
         <w:rPr>
           <w:rFonts w:eastAsia="Times New Roman"/>
@@ -22,9 +23,10 @@
           <w:sz w:val="48"/>
           <w:szCs w:val="48"/>
           <w:bdr w:val="none" w:sz="0" w:space="0" w:color="auto"/>
-          <w:lang w:val="uk-UA" w:eastAsia="uk-UA"/>
-        </w:rPr>
-      </w:pPr>
+          <w:lang w:val="ru-RU" w:eastAsia="uk-UA"/>
+        </w:rPr>
+      </w:pPr>
+      <w:proofErr w:type="spellStart"/>
       <w:r>
         <w:rPr>
           <w:rFonts w:eastAsia="Times New Roman"/>
@@ -34,6 +36,475 @@
           <w:sz w:val="48"/>
           <w:szCs w:val="48"/>
           <w:bdr w:val="none" w:sz="0" w:space="0" w:color="auto"/>
+          <w:lang w:val="ru-RU" w:eastAsia="uk-UA"/>
+        </w:rPr>
+        <w:t>Лабораторна</w:t>
+      </w:r>
+      <w:proofErr w:type="spellEnd"/>
+      <w:r>
+        <w:rPr>
+          <w:rFonts w:eastAsia="Times New Roman"/>
+          <w:b/>
+          <w:bCs/>
+          <w:kern w:val="36"/>
+          <w:sz w:val="48"/>
+          <w:szCs w:val="48"/>
+          <w:bdr w:val="none" w:sz="0" w:space="0" w:color="auto"/>
+          <w:lang w:val="ru-RU" w:eastAsia="uk-UA"/>
+        </w:rPr>
+        <w:t xml:space="preserve"> робота </w:t>
+      </w:r>
+      <w:r>
+        <w:rPr>
+          <w:rFonts w:eastAsia="Times New Roman"/>
+          <w:b/>
+          <w:bCs/>
+          <w:kern w:val="36"/>
+          <w:sz w:val="48"/>
+          <w:szCs w:val="48"/>
+          <w:bdr w:val="none" w:sz="0" w:space="0" w:color="auto"/>
+          <w:lang w:val="uk-UA" w:eastAsia="uk-UA"/>
+        </w:rPr>
+        <w:t>№</w:t>
+      </w:r>
+      <w:r>
+        <w:rPr>
+          <w:rFonts w:eastAsia="Times New Roman"/>
+          <w:b/>
+          <w:bCs/>
+          <w:kern w:val="36"/>
+          <w:sz w:val="48"/>
+          <w:szCs w:val="48"/>
+          <w:bdr w:val="none" w:sz="0" w:space="0" w:color="auto"/>
+          <w:lang w:val="ru-RU" w:eastAsia="uk-UA"/>
+        </w:rPr>
+        <w:t>1</w:t>
+      </w:r>
+    </w:p>
+    <w:p>
+      <w:pPr>
+        <w:pBdr>
+          <w:top w:val="none" w:sz="0" w:space="0" w:color="auto"/>
+          <w:left w:val="none" w:sz="0" w:space="0" w:color="auto"/>
+          <w:bottom w:val="none" w:sz="0" w:space="0" w:color="auto"/>
+          <w:right w:val="none" w:sz="0" w:space="0" w:color="auto"/>
+          <w:between w:val="none" w:sz="0" w:space="0" w:color="auto"/>
+          <w:bar w:val="none" w:sz="0" w:color="auto"/>
+        </w:pBdr>
+        <w:spacing w:before="100" w:beforeAutospacing="1" w:after="100" w:afterAutospacing="1" w:line="276" w:lineRule="auto"/>
+        <w:jc w:val="center"/>
+        <w:outlineLvl w:val="0"/>
+        <w:rPr>
+          <w:rFonts w:eastAsia="Times New Roman"/>
+          <w:b/>
+          <w:bCs/>
+          <w:kern w:val="36"/>
+          <w:sz w:val="48"/>
+          <w:szCs w:val="48"/>
+          <w:bdr w:val="none" w:sz="0" w:space="0" w:color="auto"/>
+          <w:lang w:val="ru-RU" w:eastAsia="uk-UA"/>
+        </w:rPr>
+      </w:pPr>
+      <w:r>
+        <w:rPr>
+          <w:rFonts w:eastAsia="Times New Roman"/>
+          <w:b/>
+          <w:bCs/>
+          <w:kern w:val="36"/>
+          <w:sz w:val="48"/>
+          <w:szCs w:val="48"/>
+          <w:bdr w:val="none" w:sz="0" w:space="0" w:color="auto"/>
+          <w:lang w:val="ru-RU" w:eastAsia="uk-UA"/>
+        </w:rPr>
+        <w:t>«</w:t>
+      </w:r>
+      <w:proofErr w:type="spellStart"/>
+      <w:r>
+        <w:rPr>
+          <w:rFonts w:eastAsia="Times New Roman"/>
+          <w:b/>
+          <w:bCs/>
+          <w:kern w:val="36"/>
+          <w:sz w:val="48"/>
+          <w:szCs w:val="48"/>
+          <w:bdr w:val="none" w:sz="0" w:space="0" w:color="auto"/>
+          <w:lang w:val="ru-RU" w:eastAsia="uk-UA"/>
+        </w:rPr>
+        <w:t>Розробка</w:t>
+      </w:r>
+      <w:proofErr w:type="spellEnd"/>
+      <w:r>
+        <w:rPr>
+          <w:rFonts w:eastAsia="Times New Roman"/>
+          <w:b/>
+          <w:bCs/>
+          <w:kern w:val="36"/>
+          <w:sz w:val="48"/>
+          <w:szCs w:val="48"/>
+          <w:bdr w:val="none" w:sz="0" w:space="0" w:color="auto"/>
+          <w:lang w:val="ru-RU" w:eastAsia="uk-UA"/>
+        </w:rPr>
+        <w:t xml:space="preserve"> </w:t>
+      </w:r>
+      <w:proofErr w:type="spellStart"/>
+      <w:r>
+        <w:rPr>
+          <w:rFonts w:eastAsia="Times New Roman"/>
+          <w:b/>
+          <w:bCs/>
+          <w:kern w:val="36"/>
+          <w:sz w:val="48"/>
+          <w:szCs w:val="48"/>
+          <w:bdr w:val="none" w:sz="0" w:space="0" w:color="auto"/>
+          <w:lang w:val="ru-RU" w:eastAsia="uk-UA"/>
+        </w:rPr>
+        <w:t>структури</w:t>
+      </w:r>
+      <w:proofErr w:type="spellEnd"/>
+      <w:r>
+        <w:rPr>
+          <w:rFonts w:eastAsia="Times New Roman"/>
+          <w:b/>
+          <w:bCs/>
+          <w:kern w:val="36"/>
+          <w:sz w:val="48"/>
+          <w:szCs w:val="48"/>
+          <w:bdr w:val="none" w:sz="0" w:space="0" w:color="auto"/>
+          <w:lang w:val="ru-RU" w:eastAsia="uk-UA"/>
+        </w:rPr>
+        <w:t xml:space="preserve"> </w:t>
+      </w:r>
+      <w:proofErr w:type="spellStart"/>
+      <w:r>
+        <w:rPr>
+          <w:rFonts w:eastAsia="Times New Roman"/>
+          <w:b/>
+          <w:bCs/>
+          <w:kern w:val="36"/>
+          <w:sz w:val="48"/>
+          <w:szCs w:val="48"/>
+          <w:bdr w:val="none" w:sz="0" w:space="0" w:color="auto"/>
+          <w:lang w:val="ru-RU" w:eastAsia="uk-UA"/>
+        </w:rPr>
+        <w:t>бази</w:t>
+      </w:r>
+      <w:proofErr w:type="spellEnd"/>
+      <w:r>
+        <w:rPr>
+          <w:rFonts w:eastAsia="Times New Roman"/>
+          <w:b/>
+          <w:bCs/>
+          <w:kern w:val="36"/>
+          <w:sz w:val="48"/>
+          <w:szCs w:val="48"/>
+          <w:bdr w:val="none" w:sz="0" w:space="0" w:color="auto"/>
+          <w:lang w:val="ru-RU" w:eastAsia="uk-UA"/>
+        </w:rPr>
+        <w:t xml:space="preserve"> </w:t>
+      </w:r>
+      <w:proofErr w:type="spellStart"/>
+      <w:r>
+        <w:rPr>
+          <w:rFonts w:eastAsia="Times New Roman"/>
+          <w:b/>
+          <w:bCs/>
+          <w:kern w:val="36"/>
+          <w:sz w:val="48"/>
+          <w:szCs w:val="48"/>
+          <w:bdr w:val="none" w:sz="0" w:space="0" w:color="auto"/>
+          <w:lang w:val="ru-RU" w:eastAsia="uk-UA"/>
+        </w:rPr>
+        <w:t>даних</w:t>
+      </w:r>
+      <w:proofErr w:type="spellEnd"/>
+      <w:r>
+        <w:rPr>
+          <w:rFonts w:eastAsia="Times New Roman"/>
+          <w:b/>
+          <w:bCs/>
+          <w:kern w:val="36"/>
+          <w:sz w:val="48"/>
+          <w:szCs w:val="48"/>
+          <w:bdr w:val="none" w:sz="0" w:space="0" w:color="auto"/>
+          <w:lang w:val="ru-RU" w:eastAsia="uk-UA"/>
+        </w:rPr>
+        <w:t xml:space="preserve">. </w:t>
+      </w:r>
+      <w:proofErr w:type="spellStart"/>
+      <w:r>
+        <w:rPr>
+          <w:rFonts w:eastAsia="Times New Roman"/>
+          <w:b/>
+          <w:bCs/>
+          <w:kern w:val="36"/>
+          <w:sz w:val="48"/>
+          <w:szCs w:val="48"/>
+          <w:bdr w:val="none" w:sz="0" w:space="0" w:color="auto"/>
+          <w:lang w:val="ru-RU" w:eastAsia="uk-UA"/>
+        </w:rPr>
+        <w:t>Розробка</w:t>
+      </w:r>
+      <w:proofErr w:type="spellEnd"/>
+      <w:r>
+        <w:rPr>
+          <w:rFonts w:eastAsia="Times New Roman"/>
+          <w:b/>
+          <w:bCs/>
+          <w:kern w:val="36"/>
+          <w:sz w:val="48"/>
+          <w:szCs w:val="48"/>
+          <w:bdr w:val="none" w:sz="0" w:space="0" w:color="auto"/>
+          <w:lang w:val="ru-RU" w:eastAsia="uk-UA"/>
+        </w:rPr>
+        <w:t xml:space="preserve"> </w:t>
+      </w:r>
+      <w:proofErr w:type="spellStart"/>
+      <w:r>
+        <w:rPr>
+          <w:rFonts w:eastAsia="Times New Roman"/>
+          <w:b/>
+          <w:bCs/>
+          <w:kern w:val="36"/>
+          <w:sz w:val="48"/>
+          <w:szCs w:val="48"/>
+          <w:bdr w:val="none" w:sz="0" w:space="0" w:color="auto"/>
+          <w:lang w:val="ru-RU" w:eastAsia="uk-UA"/>
+        </w:rPr>
+        <w:t>схеми</w:t>
+      </w:r>
+      <w:proofErr w:type="spellEnd"/>
+      <w:r>
+        <w:rPr>
+          <w:rFonts w:eastAsia="Times New Roman"/>
+          <w:b/>
+          <w:bCs/>
+          <w:kern w:val="36"/>
+          <w:sz w:val="48"/>
+          <w:szCs w:val="48"/>
+          <w:bdr w:val="none" w:sz="0" w:space="0" w:color="auto"/>
+          <w:lang w:val="ru-RU" w:eastAsia="uk-UA"/>
+        </w:rPr>
+        <w:t xml:space="preserve"> </w:t>
+      </w:r>
+      <w:proofErr w:type="spellStart"/>
+      <w:r>
+        <w:rPr>
+          <w:rFonts w:eastAsia="Times New Roman"/>
+          <w:b/>
+          <w:bCs/>
+          <w:kern w:val="36"/>
+          <w:sz w:val="48"/>
+          <w:szCs w:val="48"/>
+          <w:bdr w:val="none" w:sz="0" w:space="0" w:color="auto"/>
+          <w:lang w:val="ru-RU" w:eastAsia="uk-UA"/>
+        </w:rPr>
+        <w:t>бази</w:t>
+      </w:r>
+      <w:proofErr w:type="spellEnd"/>
+      <w:r>
+        <w:rPr>
+          <w:rFonts w:eastAsia="Times New Roman"/>
+          <w:b/>
+          <w:bCs/>
+          <w:kern w:val="36"/>
+          <w:sz w:val="48"/>
+          <w:szCs w:val="48"/>
+          <w:bdr w:val="none" w:sz="0" w:space="0" w:color="auto"/>
+          <w:lang w:val="ru-RU" w:eastAsia="uk-UA"/>
+        </w:rPr>
+        <w:t xml:space="preserve"> </w:t>
+      </w:r>
+      <w:proofErr w:type="spellStart"/>
+      <w:r>
+        <w:rPr>
+          <w:rFonts w:eastAsia="Times New Roman"/>
+          <w:b/>
+          <w:bCs/>
+          <w:kern w:val="36"/>
+          <w:sz w:val="48"/>
+          <w:szCs w:val="48"/>
+          <w:bdr w:val="none" w:sz="0" w:space="0" w:color="auto"/>
+          <w:lang w:val="ru-RU" w:eastAsia="uk-UA"/>
+        </w:rPr>
+        <w:t>даних</w:t>
+      </w:r>
+      <w:proofErr w:type="spellEnd"/>
+      <w:r>
+        <w:rPr>
+          <w:rFonts w:eastAsia="Times New Roman"/>
+          <w:b/>
+          <w:bCs/>
+          <w:kern w:val="36"/>
+          <w:sz w:val="48"/>
+          <w:szCs w:val="48"/>
+          <w:bdr w:val="none" w:sz="0" w:space="0" w:color="auto"/>
+          <w:lang w:val="ru-RU" w:eastAsia="uk-UA"/>
+        </w:rPr>
+        <w:t>»</w:t>
+      </w:r>
+    </w:p>
+    <w:p>
+      <w:pPr>
+        <w:pBdr>
+          <w:top w:val="none" w:sz="0" w:space="0" w:color="auto"/>
+          <w:left w:val="none" w:sz="0" w:space="0" w:color="auto"/>
+          <w:bottom w:val="none" w:sz="0" w:space="0" w:color="auto"/>
+          <w:right w:val="none" w:sz="0" w:space="0" w:color="auto"/>
+          <w:between w:val="none" w:sz="0" w:space="0" w:color="auto"/>
+          <w:bar w:val="none" w:sz="0" w:color="auto"/>
+        </w:pBdr>
+        <w:spacing w:before="100" w:beforeAutospacing="1" w:after="100" w:afterAutospacing="1" w:line="276" w:lineRule="auto"/>
+        <w:jc w:val="center"/>
+        <w:outlineLvl w:val="0"/>
+        <w:rPr>
+          <w:rFonts w:eastAsia="Times New Roman"/>
+          <w:b/>
+          <w:bCs/>
+          <w:kern w:val="36"/>
+          <w:sz w:val="48"/>
+          <w:szCs w:val="48"/>
+          <w:bdr w:val="none" w:sz="0" w:space="0" w:color="auto"/>
+          <w:lang w:val="ru-RU" w:eastAsia="uk-UA"/>
+        </w:rPr>
+      </w:pPr>
+      <w:r>
+        <w:rPr>
+          <w:rFonts w:eastAsia="Times New Roman"/>
+          <w:b/>
+          <w:bCs/>
+          <w:kern w:val="36"/>
+          <w:sz w:val="48"/>
+          <w:szCs w:val="48"/>
+          <w:bdr w:val="none" w:sz="0" w:space="0" w:color="auto"/>
+          <w:lang w:val="ru-RU" w:eastAsia="uk-UA"/>
+        </w:rPr>
+        <w:t xml:space="preserve">Павліка Максим </w:t>
+      </w:r>
+      <w:proofErr w:type="spellStart"/>
+      <w:r>
+        <w:rPr>
+          <w:rFonts w:eastAsia="Times New Roman"/>
+          <w:b/>
+          <w:bCs/>
+          <w:kern w:val="36"/>
+          <w:sz w:val="48"/>
+          <w:szCs w:val="48"/>
+          <w:bdr w:val="none" w:sz="0" w:space="0" w:color="auto"/>
+          <w:lang w:val="ru-RU" w:eastAsia="uk-UA"/>
+        </w:rPr>
+        <w:t>Олександрович</w:t>
+      </w:r>
+      <w:proofErr w:type="spellEnd"/>
+    </w:p>
+    <w:p>
+      <w:pPr>
+        <w:pBdr>
+          <w:top w:val="none" w:sz="0" w:space="0" w:color="auto"/>
+          <w:left w:val="none" w:sz="0" w:space="0" w:color="auto"/>
+          <w:bottom w:val="none" w:sz="0" w:space="0" w:color="auto"/>
+          <w:right w:val="none" w:sz="0" w:space="0" w:color="auto"/>
+          <w:between w:val="none" w:sz="0" w:space="0" w:color="auto"/>
+          <w:bar w:val="none" w:sz="0" w:color="auto"/>
+        </w:pBdr>
+        <w:spacing w:before="100" w:beforeAutospacing="1" w:after="100" w:afterAutospacing="1" w:line="276" w:lineRule="auto"/>
+        <w:jc w:val="center"/>
+        <w:outlineLvl w:val="0"/>
+        <w:rPr>
+          <w:rFonts w:eastAsia="Times New Roman"/>
+          <w:b/>
+          <w:bCs/>
+          <w:kern w:val="36"/>
+          <w:sz w:val="48"/>
+          <w:szCs w:val="48"/>
+          <w:bdr w:val="none" w:sz="0" w:space="0" w:color="auto"/>
+          <w:lang w:val="ru-RU" w:eastAsia="uk-UA"/>
+        </w:rPr>
+      </w:pPr>
+      <w:proofErr w:type="spellStart"/>
+      <w:r>
+        <w:rPr>
+          <w:rFonts w:eastAsia="Times New Roman"/>
+          <w:b/>
+          <w:bCs/>
+          <w:kern w:val="36"/>
+          <w:sz w:val="48"/>
+          <w:szCs w:val="48"/>
+          <w:bdr w:val="none" w:sz="0" w:space="0" w:color="auto"/>
+          <w:lang w:val="ru-RU" w:eastAsia="uk-UA"/>
+        </w:rPr>
+        <w:t>Завдання</w:t>
+      </w:r>
+      <w:proofErr w:type="spellEnd"/>
+      <w:r>
+        <w:rPr>
+          <w:rFonts w:eastAsia="Times New Roman"/>
+          <w:b/>
+          <w:bCs/>
+          <w:kern w:val="36"/>
+          <w:sz w:val="48"/>
+          <w:szCs w:val="48"/>
+          <w:bdr w:val="none" w:sz="0" w:space="0" w:color="auto"/>
+          <w:lang w:val="ru-RU" w:eastAsia="uk-UA"/>
+        </w:rPr>
+        <w:t xml:space="preserve"> 1</w:t>
+      </w:r>
+    </w:p>
+    <w:p>
+      <w:pPr>
+        <w:pBdr>
+          <w:top w:val="none" w:sz="0" w:space="0" w:color="auto"/>
+          <w:left w:val="none" w:sz="0" w:space="0" w:color="auto"/>
+          <w:bottom w:val="none" w:sz="0" w:space="0" w:color="auto"/>
+          <w:right w:val="none" w:sz="0" w:space="0" w:color="auto"/>
+          <w:between w:val="none" w:sz="0" w:space="0" w:color="auto"/>
+          <w:bar w:val="none" w:sz="0" w:color="auto"/>
+        </w:pBdr>
+        <w:spacing w:before="100" w:beforeAutospacing="1" w:after="100" w:afterAutospacing="1" w:line="276" w:lineRule="auto"/>
+        <w:outlineLvl w:val="0"/>
+        <w:rPr>
+          <w:rFonts w:eastAsia="Times New Roman"/>
+          <w:b/>
+          <w:bCs/>
+          <w:kern w:val="36"/>
+          <w:sz w:val="48"/>
+          <w:szCs w:val="48"/>
+          <w:bdr w:val="none" w:sz="0" w:space="0" w:color="auto"/>
+          <w:lang w:val="ru-RU" w:eastAsia="uk-UA"/>
+        </w:rPr>
+      </w:pPr>
+    </w:p>
+    <w:p>
+      <w:pPr>
+        <w:pBdr>
+          <w:top w:val="none" w:sz="0" w:space="0" w:color="auto"/>
+          <w:left w:val="none" w:sz="0" w:space="0" w:color="auto"/>
+          <w:bottom w:val="none" w:sz="0" w:space="0" w:color="auto"/>
+          <w:right w:val="none" w:sz="0" w:space="0" w:color="auto"/>
+          <w:between w:val="none" w:sz="0" w:space="0" w:color="auto"/>
+          <w:bar w:val="none" w:sz="0" w:color="auto"/>
+        </w:pBdr>
+        <w:spacing w:before="100" w:beforeAutospacing="1" w:after="100" w:afterAutospacing="1" w:line="276" w:lineRule="auto"/>
+        <w:outlineLvl w:val="0"/>
+        <w:rPr>
+          <w:rFonts w:eastAsia="Times New Roman"/>
+          <w:b/>
+          <w:bCs/>
+          <w:kern w:val="36"/>
+          <w:sz w:val="48"/>
+          <w:szCs w:val="48"/>
+          <w:bdr w:val="none" w:sz="0" w:space="0" w:color="auto"/>
+          <w:lang w:val="uk-UA" w:eastAsia="uk-UA"/>
+        </w:rPr>
+      </w:pPr>
+      <w:r>
+        <w:rPr>
+          <w:rFonts w:eastAsia="Times New Roman"/>
+          <w:b/>
+          <w:bCs/>
+          <w:kern w:val="36"/>
+          <w:sz w:val="48"/>
+          <w:szCs w:val="48"/>
+          <w:bdr w:val="none" w:sz="0" w:space="0" w:color="auto"/>
           <w:lang w:val="uk-UA" w:eastAsia="uk-UA"/>
         </w:rPr>
         <w:t>Інформаційна модель меблевого магазину</w:t>
@@ -245,6 +716,7 @@
           <w:bdr w:val="none" w:sz="0" w:space="0" w:color="auto"/>
           <w:lang w:val="uk-UA" w:eastAsia="uk-UA"/>
         </w:rPr>
+        <w:lastRenderedPageBreak/>
         <w:t>Для кожного контрагента зберігаються назва, тип, країна, номер телефону, електронна пошта та адреса. Тип контрагента визначає, чи є він виробником, постачальником або одночасно виконує обидві функції.</w:t>
       </w:r>
     </w:p>
@@ -403,241 +875,241 @@
           <w:bdr w:val="none" w:sz="0" w:space="0" w:color="auto"/>
           <w:lang w:val="uk-UA" w:eastAsia="uk-UA"/>
         </w:rPr>
+        <w:t>Матеріали зберігаються в окремій таблиці, оскільки один і той самий матеріал може використовуватися для великої кількості різних варіантів товарів. Для матеріалу зберігаються його назва та опис.</w:t>
+      </w:r>
+    </w:p>
+    <w:p>
+      <w:pPr>
+        <w:pBdr>
+          <w:top w:val="none" w:sz="0" w:space="0" w:color="auto"/>
+          <w:left w:val="none" w:sz="0" w:space="0" w:color="auto"/>
+          <w:bottom w:val="none" w:sz="0" w:space="0" w:color="auto"/>
+          <w:right w:val="none" w:sz="0" w:space="0" w:color="auto"/>
+          <w:between w:val="none" w:sz="0" w:space="0" w:color="auto"/>
+          <w:bar w:val="none" w:sz="0" w:color="auto"/>
+        </w:pBdr>
+        <w:spacing w:before="100" w:beforeAutospacing="1" w:after="100" w:afterAutospacing="1" w:line="276" w:lineRule="auto"/>
+        <w:rPr>
+          <w:rFonts w:eastAsia="Times New Roman"/>
+          <w:bdr w:val="none" w:sz="0" w:space="0" w:color="auto"/>
+          <w:lang w:val="uk-UA" w:eastAsia="uk-UA"/>
+        </w:rPr>
+      </w:pPr>
+      <w:r>
+        <w:rPr>
+          <w:rFonts w:eastAsia="Times New Roman"/>
+          <w:bdr w:val="none" w:sz="0" w:space="0" w:color="auto"/>
+          <w:lang w:val="uk-UA" w:eastAsia="uk-UA"/>
+        </w:rPr>
+        <w:t>Кольори також зберігаються в окремій таблиці. Один колір може використовуватися для багатьох варіантів товарів, а кожен варіант товару має один основний колір.</w:t>
+      </w:r>
+    </w:p>
+    <w:p>
+      <w:pPr>
+        <w:pBdr>
+          <w:top w:val="none" w:sz="0" w:space="0" w:color="auto"/>
+          <w:left w:val="none" w:sz="0" w:space="0" w:color="auto"/>
+          <w:bottom w:val="none" w:sz="0" w:space="0" w:color="auto"/>
+          <w:right w:val="none" w:sz="0" w:space="0" w:color="auto"/>
+          <w:between w:val="none" w:sz="0" w:space="0" w:color="auto"/>
+          <w:bar w:val="none" w:sz="0" w:color="auto"/>
+        </w:pBdr>
+        <w:spacing w:before="100" w:beforeAutospacing="1" w:after="100" w:afterAutospacing="1" w:line="276" w:lineRule="auto"/>
+        <w:rPr>
+          <w:rFonts w:eastAsia="Times New Roman"/>
+          <w:bdr w:val="none" w:sz="0" w:space="0" w:color="auto"/>
+          <w:lang w:val="uk-UA" w:eastAsia="uk-UA"/>
+        </w:rPr>
+      </w:pPr>
+      <w:r>
+        <w:rPr>
+          <w:rFonts w:eastAsia="Times New Roman"/>
+          <w:bdr w:val="none" w:sz="0" w:space="0" w:color="auto"/>
+          <w:lang w:val="uk-UA" w:eastAsia="uk-UA"/>
+        </w:rPr>
+        <w:t>У таблиці варіантів товарів замість повторення текстових назв матеріалу та кольору зберігаються зовнішні ключі на відповідні таблиці.</w:t>
+      </w:r>
+    </w:p>
+    <w:p>
+      <w:pPr>
+        <w:pBdr>
+          <w:top w:val="none" w:sz="0" w:space="0" w:color="auto"/>
+          <w:left w:val="none" w:sz="0" w:space="0" w:color="auto"/>
+          <w:bottom w:val="none" w:sz="0" w:space="0" w:color="auto"/>
+          <w:right w:val="none" w:sz="0" w:space="0" w:color="auto"/>
+          <w:between w:val="none" w:sz="0" w:space="0" w:color="auto"/>
+          <w:bar w:val="none" w:sz="0" w:color="auto"/>
+        </w:pBdr>
+        <w:spacing w:before="100" w:beforeAutospacing="1" w:after="100" w:afterAutospacing="1" w:line="276" w:lineRule="auto"/>
+        <w:rPr>
+          <w:rFonts w:eastAsia="Times New Roman"/>
+          <w:bdr w:val="none" w:sz="0" w:space="0" w:color="auto"/>
+          <w:lang w:val="uk-UA" w:eastAsia="uk-UA"/>
+        </w:rPr>
+      </w:pPr>
+      <w:r>
+        <w:rPr>
+          <w:rFonts w:eastAsia="Times New Roman"/>
+          <w:bdr w:val="none" w:sz="0" w:space="0" w:color="auto"/>
+          <w:lang w:val="uk-UA" w:eastAsia="uk-UA"/>
+        </w:rPr>
+        <w:t>Магазин може мати один або декілька складів. Для кожного складу зберігаються його назва та адреса.</w:t>
+      </w:r>
+    </w:p>
+    <w:p>
+      <w:pPr>
+        <w:pBdr>
+          <w:top w:val="none" w:sz="0" w:space="0" w:color="auto"/>
+          <w:left w:val="none" w:sz="0" w:space="0" w:color="auto"/>
+          <w:bottom w:val="none" w:sz="0" w:space="0" w:color="auto"/>
+          <w:right w:val="none" w:sz="0" w:space="0" w:color="auto"/>
+          <w:between w:val="none" w:sz="0" w:space="0" w:color="auto"/>
+          <w:bar w:val="none" w:sz="0" w:color="auto"/>
+        </w:pBdr>
+        <w:spacing w:before="100" w:beforeAutospacing="1" w:after="100" w:afterAutospacing="1" w:line="276" w:lineRule="auto"/>
+        <w:rPr>
+          <w:rFonts w:eastAsia="Times New Roman"/>
+          <w:bdr w:val="none" w:sz="0" w:space="0" w:color="auto"/>
+          <w:lang w:val="uk-UA" w:eastAsia="uk-UA"/>
+        </w:rPr>
+      </w:pPr>
+      <w:r>
+        <w:rPr>
+          <w:rFonts w:eastAsia="Times New Roman"/>
+          <w:bdr w:val="none" w:sz="0" w:space="0" w:color="auto"/>
+          <w:lang w:val="uk-UA" w:eastAsia="uk-UA"/>
+        </w:rPr>
+        <w:t>Інформація про кількість товарів не зберігається безпосередньо в таблиці товарів або їх варіантів, оскільки один і той самий варіант товару може одночасно знаходитися на різних складах.</w:t>
+      </w:r>
+    </w:p>
+    <w:p>
+      <w:pPr>
+        <w:pBdr>
+          <w:top w:val="none" w:sz="0" w:space="0" w:color="auto"/>
+          <w:left w:val="none" w:sz="0" w:space="0" w:color="auto"/>
+          <w:bottom w:val="none" w:sz="0" w:space="0" w:color="auto"/>
+          <w:right w:val="none" w:sz="0" w:space="0" w:color="auto"/>
+          <w:between w:val="none" w:sz="0" w:space="0" w:color="auto"/>
+          <w:bar w:val="none" w:sz="0" w:color="auto"/>
+        </w:pBdr>
+        <w:spacing w:before="100" w:beforeAutospacing="1" w:after="100" w:afterAutospacing="1" w:line="276" w:lineRule="auto"/>
+        <w:rPr>
+          <w:rFonts w:eastAsia="Times New Roman"/>
+          <w:bdr w:val="none" w:sz="0" w:space="0" w:color="auto"/>
+          <w:lang w:val="uk-UA" w:eastAsia="uk-UA"/>
+        </w:rPr>
+      </w:pPr>
+      <w:r>
+        <w:rPr>
+          <w:rFonts w:eastAsia="Times New Roman"/>
+          <w:bdr w:val="none" w:sz="0" w:space="0" w:color="auto"/>
+          <w:lang w:val="uk-UA" w:eastAsia="uk-UA"/>
+        </w:rPr>
+        <w:t>Для обліку кількості товарів використовується складський запас, який пов’язує конкретний склад із конкретним варіантом товару та містить інформацію про доступну і зарезервовану кількість.</w:t>
+      </w:r>
+    </w:p>
+    <w:p>
+      <w:pPr>
+        <w:pBdr>
+          <w:top w:val="none" w:sz="0" w:space="0" w:color="auto"/>
+          <w:left w:val="none" w:sz="0" w:space="0" w:color="auto"/>
+          <w:bottom w:val="none" w:sz="0" w:space="0" w:color="auto"/>
+          <w:right w:val="none" w:sz="0" w:space="0" w:color="auto"/>
+          <w:between w:val="none" w:sz="0" w:space="0" w:color="auto"/>
+          <w:bar w:val="none" w:sz="0" w:color="auto"/>
+        </w:pBdr>
+        <w:spacing w:before="100" w:beforeAutospacing="1" w:after="100" w:afterAutospacing="1" w:line="276" w:lineRule="auto"/>
+        <w:rPr>
+          <w:rFonts w:eastAsia="Times New Roman"/>
+          <w:bdr w:val="none" w:sz="0" w:space="0" w:color="auto"/>
+          <w:lang w:val="uk-UA" w:eastAsia="uk-UA"/>
+        </w:rPr>
+      </w:pPr>
+      <w:r>
+        <w:rPr>
+          <w:rFonts w:eastAsia="Times New Roman"/>
+          <w:bdr w:val="none" w:sz="0" w:space="0" w:color="auto"/>
+          <w:lang w:val="uk-UA" w:eastAsia="uk-UA"/>
+        </w:rPr>
+        <w:t>Магазин отримує товари від контрагентів, які виконують роль постачальників.</w:t>
+      </w:r>
+    </w:p>
+    <w:p>
+      <w:pPr>
+        <w:pBdr>
+          <w:top w:val="none" w:sz="0" w:space="0" w:color="auto"/>
+          <w:left w:val="none" w:sz="0" w:space="0" w:color="auto"/>
+          <w:bottom w:val="none" w:sz="0" w:space="0" w:color="auto"/>
+          <w:right w:val="none" w:sz="0" w:space="0" w:color="auto"/>
+          <w:between w:val="none" w:sz="0" w:space="0" w:color="auto"/>
+          <w:bar w:val="none" w:sz="0" w:color="auto"/>
+        </w:pBdr>
+        <w:spacing w:before="100" w:beforeAutospacing="1" w:after="100" w:afterAutospacing="1" w:line="276" w:lineRule="auto"/>
+        <w:rPr>
+          <w:rFonts w:eastAsia="Times New Roman"/>
+          <w:bdr w:val="none" w:sz="0" w:space="0" w:color="auto"/>
+          <w:lang w:val="uk-UA" w:eastAsia="uk-UA"/>
+        </w:rPr>
+      </w:pPr>
+      <w:r>
+        <w:rPr>
+          <w:rFonts w:eastAsia="Times New Roman"/>
+          <w:bdr w:val="none" w:sz="0" w:space="0" w:color="auto"/>
+          <w:lang w:val="uk-UA" w:eastAsia="uk-UA"/>
+        </w:rPr>
+        <w:t>Кожна поставка характеризується унікальним номером, постачальником, складом, на який надходять товари, відповідальним працівником, датою та статусом.</w:t>
+      </w:r>
+    </w:p>
+    <w:p>
+      <w:pPr>
+        <w:pBdr>
+          <w:top w:val="none" w:sz="0" w:space="0" w:color="auto"/>
+          <w:left w:val="none" w:sz="0" w:space="0" w:color="auto"/>
+          <w:bottom w:val="none" w:sz="0" w:space="0" w:color="auto"/>
+          <w:right w:val="none" w:sz="0" w:space="0" w:color="auto"/>
+          <w:between w:val="none" w:sz="0" w:space="0" w:color="auto"/>
+          <w:bar w:val="none" w:sz="0" w:color="auto"/>
+        </w:pBdr>
+        <w:spacing w:before="100" w:beforeAutospacing="1" w:after="100" w:afterAutospacing="1" w:line="276" w:lineRule="auto"/>
+        <w:rPr>
+          <w:rFonts w:eastAsia="Times New Roman"/>
+          <w:bdr w:val="none" w:sz="0" w:space="0" w:color="auto"/>
+          <w:lang w:val="uk-UA" w:eastAsia="uk-UA"/>
+        </w:rPr>
+      </w:pPr>
+      <w:r>
+        <w:rPr>
+          <w:rFonts w:eastAsia="Times New Roman"/>
+          <w:bdr w:val="none" w:sz="0" w:space="0" w:color="auto"/>
+          <w:lang w:val="uk-UA" w:eastAsia="uk-UA"/>
+        </w:rPr>
+        <w:t>Одна поставка може містити декілька різних варіантів товарів. Тому перелік товарів поставки зберігається окремо у вигляді позицій поставки. Для кожної позиції зазначаються конкретний варіант товару, його кількість та закупівельна ціна.</w:t>
+      </w:r>
+    </w:p>
+    <w:p>
+      <w:pPr>
+        <w:pBdr>
+          <w:top w:val="none" w:sz="0" w:space="0" w:color="auto"/>
+          <w:left w:val="none" w:sz="0" w:space="0" w:color="auto"/>
+          <w:bottom w:val="none" w:sz="0" w:space="0" w:color="auto"/>
+          <w:right w:val="none" w:sz="0" w:space="0" w:color="auto"/>
+          <w:between w:val="none" w:sz="0" w:space="0" w:color="auto"/>
+          <w:bar w:val="none" w:sz="0" w:color="auto"/>
+        </w:pBdr>
+        <w:spacing w:before="100" w:beforeAutospacing="1" w:after="100" w:afterAutospacing="1" w:line="276" w:lineRule="auto"/>
+        <w:rPr>
+          <w:rFonts w:eastAsia="Times New Roman"/>
+          <w:bdr w:val="none" w:sz="0" w:space="0" w:color="auto"/>
+          <w:lang w:val="uk-UA" w:eastAsia="uk-UA"/>
+        </w:rPr>
+      </w:pPr>
+      <w:r>
+        <w:rPr>
+          <w:rFonts w:eastAsia="Times New Roman"/>
+          <w:bdr w:val="none" w:sz="0" w:space="0" w:color="auto"/>
+          <w:lang w:val="uk-UA" w:eastAsia="uk-UA"/>
+        </w:rPr>
         <w:lastRenderedPageBreak/>
-        <w:t>Матеріали зберігаються в окремій таблиці, оскільки один і той самий матеріал може використовуватися для великої кількості різних варіантів товарів. Для матеріалу зберігаються його назва та опис.</w:t>
-      </w:r>
-    </w:p>
-    <w:p>
-      <w:pPr>
-        <w:pBdr>
-          <w:top w:val="none" w:sz="0" w:space="0" w:color="auto"/>
-          <w:left w:val="none" w:sz="0" w:space="0" w:color="auto"/>
-          <w:bottom w:val="none" w:sz="0" w:space="0" w:color="auto"/>
-          <w:right w:val="none" w:sz="0" w:space="0" w:color="auto"/>
-          <w:between w:val="none" w:sz="0" w:space="0" w:color="auto"/>
-          <w:bar w:val="none" w:sz="0" w:color="auto"/>
-        </w:pBdr>
-        <w:spacing w:before="100" w:beforeAutospacing="1" w:after="100" w:afterAutospacing="1" w:line="276" w:lineRule="auto"/>
-        <w:rPr>
-          <w:rFonts w:eastAsia="Times New Roman"/>
-          <w:bdr w:val="none" w:sz="0" w:space="0" w:color="auto"/>
-          <w:lang w:val="uk-UA" w:eastAsia="uk-UA"/>
-        </w:rPr>
-      </w:pPr>
-      <w:r>
-        <w:rPr>
-          <w:rFonts w:eastAsia="Times New Roman"/>
-          <w:bdr w:val="none" w:sz="0" w:space="0" w:color="auto"/>
-          <w:lang w:val="uk-UA" w:eastAsia="uk-UA"/>
-        </w:rPr>
-        <w:t>Кольори також зберігаються в окремій таблиці. Один колір може використовуватися для багатьох варіантів товарів, а кожен варіант товару має один основний колір.</w:t>
-      </w:r>
-    </w:p>
-    <w:p>
-      <w:pPr>
-        <w:pBdr>
-          <w:top w:val="none" w:sz="0" w:space="0" w:color="auto"/>
-          <w:left w:val="none" w:sz="0" w:space="0" w:color="auto"/>
-          <w:bottom w:val="none" w:sz="0" w:space="0" w:color="auto"/>
-          <w:right w:val="none" w:sz="0" w:space="0" w:color="auto"/>
-          <w:between w:val="none" w:sz="0" w:space="0" w:color="auto"/>
-          <w:bar w:val="none" w:sz="0" w:color="auto"/>
-        </w:pBdr>
-        <w:spacing w:before="100" w:beforeAutospacing="1" w:after="100" w:afterAutospacing="1" w:line="276" w:lineRule="auto"/>
-        <w:rPr>
-          <w:rFonts w:eastAsia="Times New Roman"/>
-          <w:bdr w:val="none" w:sz="0" w:space="0" w:color="auto"/>
-          <w:lang w:val="uk-UA" w:eastAsia="uk-UA"/>
-        </w:rPr>
-      </w:pPr>
-      <w:r>
-        <w:rPr>
-          <w:rFonts w:eastAsia="Times New Roman"/>
-          <w:bdr w:val="none" w:sz="0" w:space="0" w:color="auto"/>
-          <w:lang w:val="uk-UA" w:eastAsia="uk-UA"/>
-        </w:rPr>
-        <w:t>У таблиці варіантів товарів замість повторення текстових назв матеріалу та кольору зберігаються зовнішні ключі на відповідні таблиці.</w:t>
-      </w:r>
-    </w:p>
-    <w:p>
-      <w:pPr>
-        <w:pBdr>
-          <w:top w:val="none" w:sz="0" w:space="0" w:color="auto"/>
-          <w:left w:val="none" w:sz="0" w:space="0" w:color="auto"/>
-          <w:bottom w:val="none" w:sz="0" w:space="0" w:color="auto"/>
-          <w:right w:val="none" w:sz="0" w:space="0" w:color="auto"/>
-          <w:between w:val="none" w:sz="0" w:space="0" w:color="auto"/>
-          <w:bar w:val="none" w:sz="0" w:color="auto"/>
-        </w:pBdr>
-        <w:spacing w:before="100" w:beforeAutospacing="1" w:after="100" w:afterAutospacing="1" w:line="276" w:lineRule="auto"/>
-        <w:rPr>
-          <w:rFonts w:eastAsia="Times New Roman"/>
-          <w:bdr w:val="none" w:sz="0" w:space="0" w:color="auto"/>
-          <w:lang w:val="uk-UA" w:eastAsia="uk-UA"/>
-        </w:rPr>
-      </w:pPr>
-      <w:r>
-        <w:rPr>
-          <w:rFonts w:eastAsia="Times New Roman"/>
-          <w:bdr w:val="none" w:sz="0" w:space="0" w:color="auto"/>
-          <w:lang w:val="uk-UA" w:eastAsia="uk-UA"/>
-        </w:rPr>
-        <w:t>Магазин може мати один або декілька складів. Для кожного складу зберігаються його назва та адреса.</w:t>
-      </w:r>
-    </w:p>
-    <w:p>
-      <w:pPr>
-        <w:pBdr>
-          <w:top w:val="none" w:sz="0" w:space="0" w:color="auto"/>
-          <w:left w:val="none" w:sz="0" w:space="0" w:color="auto"/>
-          <w:bottom w:val="none" w:sz="0" w:space="0" w:color="auto"/>
-          <w:right w:val="none" w:sz="0" w:space="0" w:color="auto"/>
-          <w:between w:val="none" w:sz="0" w:space="0" w:color="auto"/>
-          <w:bar w:val="none" w:sz="0" w:color="auto"/>
-        </w:pBdr>
-        <w:spacing w:before="100" w:beforeAutospacing="1" w:after="100" w:afterAutospacing="1" w:line="276" w:lineRule="auto"/>
-        <w:rPr>
-          <w:rFonts w:eastAsia="Times New Roman"/>
-          <w:bdr w:val="none" w:sz="0" w:space="0" w:color="auto"/>
-          <w:lang w:val="uk-UA" w:eastAsia="uk-UA"/>
-        </w:rPr>
-      </w:pPr>
-      <w:r>
-        <w:rPr>
-          <w:rFonts w:eastAsia="Times New Roman"/>
-          <w:bdr w:val="none" w:sz="0" w:space="0" w:color="auto"/>
-          <w:lang w:val="uk-UA" w:eastAsia="uk-UA"/>
-        </w:rPr>
-        <w:t>Інформація про кількість товарів не зберігається безпосередньо в таблиці товарів або їх варіантів, оскільки один і той самий варіант товару може одночасно знаходитися на різних складах.</w:t>
-      </w:r>
-    </w:p>
-    <w:p>
-      <w:pPr>
-        <w:pBdr>
-          <w:top w:val="none" w:sz="0" w:space="0" w:color="auto"/>
-          <w:left w:val="none" w:sz="0" w:space="0" w:color="auto"/>
-          <w:bottom w:val="none" w:sz="0" w:space="0" w:color="auto"/>
-          <w:right w:val="none" w:sz="0" w:space="0" w:color="auto"/>
-          <w:between w:val="none" w:sz="0" w:space="0" w:color="auto"/>
-          <w:bar w:val="none" w:sz="0" w:color="auto"/>
-        </w:pBdr>
-        <w:spacing w:before="100" w:beforeAutospacing="1" w:after="100" w:afterAutospacing="1" w:line="276" w:lineRule="auto"/>
-        <w:rPr>
-          <w:rFonts w:eastAsia="Times New Roman"/>
-          <w:bdr w:val="none" w:sz="0" w:space="0" w:color="auto"/>
-          <w:lang w:val="uk-UA" w:eastAsia="uk-UA"/>
-        </w:rPr>
-      </w:pPr>
-      <w:r>
-        <w:rPr>
-          <w:rFonts w:eastAsia="Times New Roman"/>
-          <w:bdr w:val="none" w:sz="0" w:space="0" w:color="auto"/>
-          <w:lang w:val="uk-UA" w:eastAsia="uk-UA"/>
-        </w:rPr>
-        <w:t>Для обліку кількості товарів використовується складський запас, який пов’язує конкретний склад із конкретним варіантом товару та містить інформацію про доступну і зарезервовану кількість.</w:t>
-      </w:r>
-    </w:p>
-    <w:p>
-      <w:pPr>
-        <w:pBdr>
-          <w:top w:val="none" w:sz="0" w:space="0" w:color="auto"/>
-          <w:left w:val="none" w:sz="0" w:space="0" w:color="auto"/>
-          <w:bottom w:val="none" w:sz="0" w:space="0" w:color="auto"/>
-          <w:right w:val="none" w:sz="0" w:space="0" w:color="auto"/>
-          <w:between w:val="none" w:sz="0" w:space="0" w:color="auto"/>
-          <w:bar w:val="none" w:sz="0" w:color="auto"/>
-        </w:pBdr>
-        <w:spacing w:before="100" w:beforeAutospacing="1" w:after="100" w:afterAutospacing="1" w:line="276" w:lineRule="auto"/>
-        <w:rPr>
-          <w:rFonts w:eastAsia="Times New Roman"/>
-          <w:bdr w:val="none" w:sz="0" w:space="0" w:color="auto"/>
-          <w:lang w:val="uk-UA" w:eastAsia="uk-UA"/>
-        </w:rPr>
-      </w:pPr>
-      <w:r>
-        <w:rPr>
-          <w:rFonts w:eastAsia="Times New Roman"/>
-          <w:bdr w:val="none" w:sz="0" w:space="0" w:color="auto"/>
-          <w:lang w:val="uk-UA" w:eastAsia="uk-UA"/>
-        </w:rPr>
-        <w:t>Магазин отримує товари від контрагентів, які виконують роль постачальників.</w:t>
-      </w:r>
-    </w:p>
-    <w:p>
-      <w:pPr>
-        <w:pBdr>
-          <w:top w:val="none" w:sz="0" w:space="0" w:color="auto"/>
-          <w:left w:val="none" w:sz="0" w:space="0" w:color="auto"/>
-          <w:bottom w:val="none" w:sz="0" w:space="0" w:color="auto"/>
-          <w:right w:val="none" w:sz="0" w:space="0" w:color="auto"/>
-          <w:between w:val="none" w:sz="0" w:space="0" w:color="auto"/>
-          <w:bar w:val="none" w:sz="0" w:color="auto"/>
-        </w:pBdr>
-        <w:spacing w:before="100" w:beforeAutospacing="1" w:after="100" w:afterAutospacing="1" w:line="276" w:lineRule="auto"/>
-        <w:rPr>
-          <w:rFonts w:eastAsia="Times New Roman"/>
-          <w:bdr w:val="none" w:sz="0" w:space="0" w:color="auto"/>
-          <w:lang w:val="uk-UA" w:eastAsia="uk-UA"/>
-        </w:rPr>
-      </w:pPr>
-      <w:r>
-        <w:rPr>
-          <w:rFonts w:eastAsia="Times New Roman"/>
-          <w:bdr w:val="none" w:sz="0" w:space="0" w:color="auto"/>
-          <w:lang w:val="uk-UA" w:eastAsia="uk-UA"/>
-        </w:rPr>
-        <w:t>Кожна поставка характеризується унікальним номером, постачальником, складом, на який надходять товари, відповідальним працівником, датою та статусом.</w:t>
-      </w:r>
-    </w:p>
-    <w:p>
-      <w:pPr>
-        <w:pBdr>
-          <w:top w:val="none" w:sz="0" w:space="0" w:color="auto"/>
-          <w:left w:val="none" w:sz="0" w:space="0" w:color="auto"/>
-          <w:bottom w:val="none" w:sz="0" w:space="0" w:color="auto"/>
-          <w:right w:val="none" w:sz="0" w:space="0" w:color="auto"/>
-          <w:between w:val="none" w:sz="0" w:space="0" w:color="auto"/>
-          <w:bar w:val="none" w:sz="0" w:color="auto"/>
-        </w:pBdr>
-        <w:spacing w:before="100" w:beforeAutospacing="1" w:after="100" w:afterAutospacing="1" w:line="276" w:lineRule="auto"/>
-        <w:rPr>
-          <w:rFonts w:eastAsia="Times New Roman"/>
-          <w:bdr w:val="none" w:sz="0" w:space="0" w:color="auto"/>
-          <w:lang w:val="uk-UA" w:eastAsia="uk-UA"/>
-        </w:rPr>
-      </w:pPr>
-      <w:r>
-        <w:rPr>
-          <w:rFonts w:eastAsia="Times New Roman"/>
-          <w:bdr w:val="none" w:sz="0" w:space="0" w:color="auto"/>
-          <w:lang w:val="uk-UA" w:eastAsia="uk-UA"/>
-        </w:rPr>
-        <w:t>Одна поставка може містити декілька різних варіантів товарів. Тому перелік товарів поставки зберігається окремо у вигляді позицій поставки. Для кожної позиції зазначаються конкретний варіант товару, його кількість та закупівельна ціна.</w:t>
-      </w:r>
-    </w:p>
-    <w:p>
-      <w:pPr>
-        <w:pBdr>
-          <w:top w:val="none" w:sz="0" w:space="0" w:color="auto"/>
-          <w:left w:val="none" w:sz="0" w:space="0" w:color="auto"/>
-          <w:bottom w:val="none" w:sz="0" w:space="0" w:color="auto"/>
-          <w:right w:val="none" w:sz="0" w:space="0" w:color="auto"/>
-          <w:between w:val="none" w:sz="0" w:space="0" w:color="auto"/>
-          <w:bar w:val="none" w:sz="0" w:color="auto"/>
-        </w:pBdr>
-        <w:spacing w:before="100" w:beforeAutospacing="1" w:after="100" w:afterAutospacing="1" w:line="276" w:lineRule="auto"/>
-        <w:rPr>
-          <w:rFonts w:eastAsia="Times New Roman"/>
-          <w:bdr w:val="none" w:sz="0" w:space="0" w:color="auto"/>
-          <w:lang w:val="uk-UA" w:eastAsia="uk-UA"/>
-        </w:rPr>
-      </w:pPr>
-      <w:r>
-        <w:rPr>
-          <w:rFonts w:eastAsia="Times New Roman"/>
-          <w:bdr w:val="none" w:sz="0" w:space="0" w:color="auto"/>
-          <w:lang w:val="uk-UA" w:eastAsia="uk-UA"/>
-        </w:rPr>
         <w:t>Клієнти магазину можуть оформлювати одне або декілька замовлень. Для кожного клієнта зберігаються ім’я, прізвище, номер телефону, електронна пошта та адреса.</w:t>
       </w:r>
     </w:p>
@@ -768,339 +1240,339 @@
           <w:bdr w:val="none" w:sz="0" w:space="0" w:color="auto"/>
           <w:lang w:val="uk-UA" w:eastAsia="uk-UA"/>
         </w:rPr>
+        <w:t>Загальна вартість замовлення може бути розрахована як сума вартостей усіх його позицій з урахуванням кількості товарів, знижок та вартості доставки.</w:t>
+      </w:r>
+    </w:p>
+    <w:p>
+      <w:pPr>
+        <w:pBdr>
+          <w:top w:val="none" w:sz="0" w:space="0" w:color="auto"/>
+          <w:left w:val="none" w:sz="0" w:space="0" w:color="auto"/>
+          <w:bottom w:val="none" w:sz="0" w:space="0" w:color="auto"/>
+          <w:right w:val="none" w:sz="0" w:space="0" w:color="auto"/>
+          <w:between w:val="none" w:sz="0" w:space="0" w:color="auto"/>
+          <w:bar w:val="none" w:sz="0" w:color="auto"/>
+        </w:pBdr>
+        <w:spacing w:before="100" w:beforeAutospacing="1" w:after="100" w:afterAutospacing="1" w:line="276" w:lineRule="auto"/>
+        <w:rPr>
+          <w:rFonts w:eastAsia="Times New Roman"/>
+          <w:bdr w:val="none" w:sz="0" w:space="0" w:color="auto"/>
+          <w:lang w:val="uk-UA" w:eastAsia="uk-UA"/>
+        </w:rPr>
+      </w:pPr>
+      <w:r>
+        <w:rPr>
+          <w:rFonts w:eastAsia="Times New Roman"/>
+          <w:bdr w:val="none" w:sz="0" w:space="0" w:color="auto"/>
+          <w:lang w:val="uk-UA" w:eastAsia="uk-UA"/>
+        </w:rPr>
+        <w:t>Способи оплати зберігаються в окремому довіднику. Наприклад, це може бути готівка, банківська картка або банківський переказ.</w:t>
+      </w:r>
+    </w:p>
+    <w:p>
+      <w:pPr>
+        <w:pBdr>
+          <w:top w:val="none" w:sz="0" w:space="0" w:color="auto"/>
+          <w:left w:val="none" w:sz="0" w:space="0" w:color="auto"/>
+          <w:bottom w:val="none" w:sz="0" w:space="0" w:color="auto"/>
+          <w:right w:val="none" w:sz="0" w:space="0" w:color="auto"/>
+          <w:between w:val="none" w:sz="0" w:space="0" w:color="auto"/>
+          <w:bar w:val="none" w:sz="0" w:color="auto"/>
+        </w:pBdr>
+        <w:spacing w:before="100" w:beforeAutospacing="1" w:after="100" w:afterAutospacing="1" w:line="276" w:lineRule="auto"/>
+        <w:rPr>
+          <w:rFonts w:eastAsia="Times New Roman"/>
+          <w:bdr w:val="none" w:sz="0" w:space="0" w:color="auto"/>
+          <w:lang w:val="uk-UA" w:eastAsia="uk-UA"/>
+        </w:rPr>
+      </w:pPr>
+      <w:r>
+        <w:rPr>
+          <w:rFonts w:eastAsia="Times New Roman"/>
+          <w:bdr w:val="none" w:sz="0" w:space="0" w:color="auto"/>
+          <w:lang w:val="uk-UA" w:eastAsia="uk-UA"/>
+        </w:rPr>
+        <w:t>У замовленні зберігається зовнішній ключ на відповідний спосіб оплати, а також сума, яка вже була сплачена клієнтом.</w:t>
+      </w:r>
+    </w:p>
+    <w:p>
+      <w:pPr>
+        <w:pBdr>
+          <w:top w:val="none" w:sz="0" w:space="0" w:color="auto"/>
+          <w:left w:val="none" w:sz="0" w:space="0" w:color="auto"/>
+          <w:bottom w:val="none" w:sz="0" w:space="0" w:color="auto"/>
+          <w:right w:val="none" w:sz="0" w:space="0" w:color="auto"/>
+          <w:between w:val="none" w:sz="0" w:space="0" w:color="auto"/>
+          <w:bar w:val="none" w:sz="0" w:color="auto"/>
+        </w:pBdr>
+        <w:spacing w:before="100" w:beforeAutospacing="1" w:after="100" w:afterAutospacing="1" w:line="276" w:lineRule="auto"/>
+        <w:rPr>
+          <w:rFonts w:eastAsia="Times New Roman"/>
+          <w:bdr w:val="none" w:sz="0" w:space="0" w:color="auto"/>
+          <w:lang w:val="uk-UA" w:eastAsia="uk-UA"/>
+        </w:rPr>
+      </w:pPr>
+      <w:r>
+        <w:rPr>
+          <w:rFonts w:eastAsia="Times New Roman"/>
+          <w:bdr w:val="none" w:sz="0" w:space="0" w:color="auto"/>
+          <w:lang w:val="uk-UA" w:eastAsia="uk-UA"/>
+        </w:rPr>
+        <w:t xml:space="preserve">Способи доставки також зберігаються в окремому довіднику. Це може бути </w:t>
+      </w:r>
+      <w:proofErr w:type="spellStart"/>
+      <w:r>
+        <w:rPr>
+          <w:rFonts w:eastAsia="Times New Roman"/>
+          <w:bdr w:val="none" w:sz="0" w:space="0" w:color="auto"/>
+          <w:lang w:val="uk-UA" w:eastAsia="uk-UA"/>
+        </w:rPr>
+        <w:t>самовивіз</w:t>
+      </w:r>
+      <w:proofErr w:type="spellEnd"/>
+      <w:r>
+        <w:rPr>
+          <w:rFonts w:eastAsia="Times New Roman"/>
+          <w:bdr w:val="none" w:sz="0" w:space="0" w:color="auto"/>
+          <w:lang w:val="uk-UA" w:eastAsia="uk-UA"/>
+        </w:rPr>
+        <w:t>, доставка кур’єром або доставка поштовою службою.</w:t>
+      </w:r>
+    </w:p>
+    <w:p>
+      <w:pPr>
+        <w:pBdr>
+          <w:top w:val="none" w:sz="0" w:space="0" w:color="auto"/>
+          <w:left w:val="none" w:sz="0" w:space="0" w:color="auto"/>
+          <w:bottom w:val="none" w:sz="0" w:space="0" w:color="auto"/>
+          <w:right w:val="none" w:sz="0" w:space="0" w:color="auto"/>
+          <w:between w:val="none" w:sz="0" w:space="0" w:color="auto"/>
+          <w:bar w:val="none" w:sz="0" w:color="auto"/>
+        </w:pBdr>
+        <w:spacing w:before="100" w:beforeAutospacing="1" w:after="100" w:afterAutospacing="1" w:line="276" w:lineRule="auto"/>
+        <w:rPr>
+          <w:rFonts w:eastAsia="Times New Roman"/>
+          <w:bdr w:val="none" w:sz="0" w:space="0" w:color="auto"/>
+          <w:lang w:val="uk-UA" w:eastAsia="uk-UA"/>
+        </w:rPr>
+      </w:pPr>
+      <w:r>
+        <w:rPr>
+          <w:rFonts w:eastAsia="Times New Roman"/>
+          <w:bdr w:val="none" w:sz="0" w:space="0" w:color="auto"/>
+          <w:lang w:val="uk-UA" w:eastAsia="uk-UA"/>
+        </w:rPr>
+        <w:t>Для замовлення можуть зберігатися спосіб доставки, адреса доставки, вартість доставки, дата відправлення, дата отримання та номер відстеження.</w:t>
+      </w:r>
+    </w:p>
+    <w:p>
+      <w:pPr>
+        <w:pBdr>
+          <w:top w:val="none" w:sz="0" w:space="0" w:color="auto"/>
+          <w:left w:val="none" w:sz="0" w:space="0" w:color="auto"/>
+          <w:bottom w:val="none" w:sz="0" w:space="0" w:color="auto"/>
+          <w:right w:val="none" w:sz="0" w:space="0" w:color="auto"/>
+          <w:between w:val="none" w:sz="0" w:space="0" w:color="auto"/>
+          <w:bar w:val="none" w:sz="0" w:color="auto"/>
+        </w:pBdr>
+        <w:spacing w:before="100" w:beforeAutospacing="1" w:after="100" w:afterAutospacing="1" w:line="276" w:lineRule="auto"/>
+        <w:rPr>
+          <w:rFonts w:eastAsia="Times New Roman"/>
+          <w:bdr w:val="none" w:sz="0" w:space="0" w:color="auto"/>
+          <w:lang w:val="uk-UA" w:eastAsia="uk-UA"/>
+        </w:rPr>
+      </w:pPr>
+      <w:r>
+        <w:rPr>
+          <w:rFonts w:eastAsia="Times New Roman"/>
+          <w:bdr w:val="none" w:sz="0" w:space="0" w:color="auto"/>
+          <w:lang w:val="uk-UA" w:eastAsia="uk-UA"/>
+        </w:rPr>
+        <w:t>Для уникнення повторення однакових текстових значень статуси винесені в окрему таблицю «Статус».</w:t>
+      </w:r>
+    </w:p>
+    <w:p>
+      <w:pPr>
+        <w:pBdr>
+          <w:top w:val="none" w:sz="0" w:space="0" w:color="auto"/>
+          <w:left w:val="none" w:sz="0" w:space="0" w:color="auto"/>
+          <w:bottom w:val="none" w:sz="0" w:space="0" w:color="auto"/>
+          <w:right w:val="none" w:sz="0" w:space="0" w:color="auto"/>
+          <w:between w:val="none" w:sz="0" w:space="0" w:color="auto"/>
+          <w:bar w:val="none" w:sz="0" w:color="auto"/>
+        </w:pBdr>
+        <w:spacing w:before="100" w:beforeAutospacing="1" w:after="100" w:afterAutospacing="1" w:line="276" w:lineRule="auto"/>
+        <w:rPr>
+          <w:rFonts w:eastAsia="Times New Roman"/>
+          <w:bdr w:val="none" w:sz="0" w:space="0" w:color="auto"/>
+          <w:lang w:val="uk-UA" w:eastAsia="uk-UA"/>
+        </w:rPr>
+      </w:pPr>
+      <w:r>
+        <w:rPr>
+          <w:rFonts w:eastAsia="Times New Roman"/>
+          <w:bdr w:val="none" w:sz="0" w:space="0" w:color="auto"/>
+          <w:lang w:val="uk-UA" w:eastAsia="uk-UA"/>
+        </w:rPr>
+        <w:t>Для кожного статусу зберігається його назва та тип. Тип дозволяє визначити, до якого процесу належить статус: замовлення, оплата, доставка, поставка або повернення.</w:t>
+      </w:r>
+    </w:p>
+    <w:p>
+      <w:pPr>
+        <w:pBdr>
+          <w:top w:val="none" w:sz="0" w:space="0" w:color="auto"/>
+          <w:left w:val="none" w:sz="0" w:space="0" w:color="auto"/>
+          <w:bottom w:val="none" w:sz="0" w:space="0" w:color="auto"/>
+          <w:right w:val="none" w:sz="0" w:space="0" w:color="auto"/>
+          <w:between w:val="none" w:sz="0" w:space="0" w:color="auto"/>
+          <w:bar w:val="none" w:sz="0" w:color="auto"/>
+        </w:pBdr>
+        <w:spacing w:before="100" w:beforeAutospacing="1" w:after="100" w:afterAutospacing="1" w:line="276" w:lineRule="auto"/>
+        <w:rPr>
+          <w:rFonts w:eastAsia="Times New Roman"/>
+          <w:bdr w:val="none" w:sz="0" w:space="0" w:color="auto"/>
+          <w:lang w:val="uk-UA" w:eastAsia="uk-UA"/>
+        </w:rPr>
+      </w:pPr>
+      <w:r>
+        <w:rPr>
+          <w:rFonts w:eastAsia="Times New Roman"/>
+          <w:bdr w:val="none" w:sz="0" w:space="0" w:color="auto"/>
+          <w:lang w:val="uk-UA" w:eastAsia="uk-UA"/>
+        </w:rPr>
+        <w:t xml:space="preserve">Наприклад, для замовлень можуть використовуватися статуси «Нове», «В обробці» і «Завершено», для оплати – «Не </w:t>
+      </w:r>
+      <w:proofErr w:type="spellStart"/>
+      <w:r>
+        <w:rPr>
+          <w:rFonts w:eastAsia="Times New Roman"/>
+          <w:bdr w:val="none" w:sz="0" w:space="0" w:color="auto"/>
+          <w:lang w:val="uk-UA" w:eastAsia="uk-UA"/>
+        </w:rPr>
+        <w:t>оплачено</w:t>
+      </w:r>
+      <w:proofErr w:type="spellEnd"/>
+      <w:r>
+        <w:rPr>
+          <w:rFonts w:eastAsia="Times New Roman"/>
+          <w:bdr w:val="none" w:sz="0" w:space="0" w:color="auto"/>
+          <w:lang w:val="uk-UA" w:eastAsia="uk-UA"/>
+        </w:rPr>
+        <w:t xml:space="preserve">», «Частково </w:t>
+      </w:r>
+      <w:proofErr w:type="spellStart"/>
+      <w:r>
+        <w:rPr>
+          <w:rFonts w:eastAsia="Times New Roman"/>
+          <w:bdr w:val="none" w:sz="0" w:space="0" w:color="auto"/>
+          <w:lang w:val="uk-UA" w:eastAsia="uk-UA"/>
+        </w:rPr>
+        <w:t>оплачено</w:t>
+      </w:r>
+      <w:proofErr w:type="spellEnd"/>
+      <w:r>
+        <w:rPr>
+          <w:rFonts w:eastAsia="Times New Roman"/>
+          <w:bdr w:val="none" w:sz="0" w:space="0" w:color="auto"/>
+          <w:lang w:val="uk-UA" w:eastAsia="uk-UA"/>
+        </w:rPr>
+        <w:t>» і «</w:t>
+      </w:r>
+      <w:proofErr w:type="spellStart"/>
+      <w:r>
+        <w:rPr>
+          <w:rFonts w:eastAsia="Times New Roman"/>
+          <w:bdr w:val="none" w:sz="0" w:space="0" w:color="auto"/>
+          <w:lang w:val="uk-UA" w:eastAsia="uk-UA"/>
+        </w:rPr>
+        <w:t>Оплачено</w:t>
+      </w:r>
+      <w:proofErr w:type="spellEnd"/>
+      <w:r>
+        <w:rPr>
+          <w:rFonts w:eastAsia="Times New Roman"/>
+          <w:bdr w:val="none" w:sz="0" w:space="0" w:color="auto"/>
+          <w:lang w:val="uk-UA" w:eastAsia="uk-UA"/>
+        </w:rPr>
+        <w:t>», а для доставки – «Очікує відправлення», «Відправлено» і «Доставлено».</w:t>
+      </w:r>
+    </w:p>
+    <w:p>
+      <w:pPr>
+        <w:pBdr>
+          <w:top w:val="none" w:sz="0" w:space="0" w:color="auto"/>
+          <w:left w:val="none" w:sz="0" w:space="0" w:color="auto"/>
+          <w:bottom w:val="none" w:sz="0" w:space="0" w:color="auto"/>
+          <w:right w:val="none" w:sz="0" w:space="0" w:color="auto"/>
+          <w:between w:val="none" w:sz="0" w:space="0" w:color="auto"/>
+          <w:bar w:val="none" w:sz="0" w:color="auto"/>
+        </w:pBdr>
+        <w:spacing w:before="100" w:beforeAutospacing="1" w:after="100" w:afterAutospacing="1" w:line="276" w:lineRule="auto"/>
+        <w:rPr>
+          <w:rFonts w:eastAsia="Times New Roman"/>
+          <w:bdr w:val="none" w:sz="0" w:space="0" w:color="auto"/>
+          <w:lang w:val="uk-UA" w:eastAsia="uk-UA"/>
+        </w:rPr>
+      </w:pPr>
+      <w:r>
+        <w:rPr>
+          <w:rFonts w:eastAsia="Times New Roman"/>
+          <w:bdr w:val="none" w:sz="0" w:space="0" w:color="auto"/>
+          <w:lang w:val="uk-UA" w:eastAsia="uk-UA"/>
+        </w:rPr>
+        <w:t>Завдяки цьому немає необхідності створювати окремі таблиці статусів для кожного процесу.</w:t>
+      </w:r>
+    </w:p>
+    <w:p>
+      <w:pPr>
+        <w:pBdr>
+          <w:top w:val="none" w:sz="0" w:space="0" w:color="auto"/>
+          <w:left w:val="none" w:sz="0" w:space="0" w:color="auto"/>
+          <w:bottom w:val="none" w:sz="0" w:space="0" w:color="auto"/>
+          <w:right w:val="none" w:sz="0" w:space="0" w:color="auto"/>
+          <w:between w:val="none" w:sz="0" w:space="0" w:color="auto"/>
+          <w:bar w:val="none" w:sz="0" w:color="auto"/>
+        </w:pBdr>
+        <w:spacing w:before="100" w:beforeAutospacing="1" w:after="100" w:afterAutospacing="1" w:line="276" w:lineRule="auto"/>
+        <w:rPr>
+          <w:rFonts w:eastAsia="Times New Roman"/>
+          <w:bdr w:val="none" w:sz="0" w:space="0" w:color="auto"/>
+          <w:lang w:val="uk-UA" w:eastAsia="uk-UA"/>
+        </w:rPr>
+      </w:pPr>
+      <w:r>
+        <w:rPr>
+          <w:rFonts w:eastAsia="Times New Roman"/>
+          <w:bdr w:val="none" w:sz="0" w:space="0" w:color="auto"/>
+          <w:lang w:val="uk-UA" w:eastAsia="uk-UA"/>
+        </w:rPr>
+        <w:t>Інформаційна система також передбачає можливість оформлення повернень.</w:t>
+      </w:r>
+    </w:p>
+    <w:p>
+      <w:pPr>
+        <w:pBdr>
+          <w:top w:val="none" w:sz="0" w:space="0" w:color="auto"/>
+          <w:left w:val="none" w:sz="0" w:space="0" w:color="auto"/>
+          <w:bottom w:val="none" w:sz="0" w:space="0" w:color="auto"/>
+          <w:right w:val="none" w:sz="0" w:space="0" w:color="auto"/>
+          <w:between w:val="none" w:sz="0" w:space="0" w:color="auto"/>
+          <w:bar w:val="none" w:sz="0" w:color="auto"/>
+        </w:pBdr>
+        <w:spacing w:before="100" w:beforeAutospacing="1" w:after="100" w:afterAutospacing="1" w:line="276" w:lineRule="auto"/>
+        <w:rPr>
+          <w:rFonts w:eastAsia="Times New Roman"/>
+          <w:bdr w:val="none" w:sz="0" w:space="0" w:color="auto"/>
+          <w:lang w:val="uk-UA" w:eastAsia="uk-UA"/>
+        </w:rPr>
+      </w:pPr>
+      <w:r>
+        <w:rPr>
+          <w:rFonts w:eastAsia="Times New Roman"/>
+          <w:bdr w:val="none" w:sz="0" w:space="0" w:color="auto"/>
+          <w:lang w:val="uk-UA" w:eastAsia="uk-UA"/>
+        </w:rPr>
         <w:lastRenderedPageBreak/>
-        <w:t>Загальна вартість замовлення може бути розрахована як сума вартостей усіх його позицій з урахуванням кількості товарів, знижок та вартості доставки.</w:t>
-      </w:r>
-    </w:p>
-    <w:p>
-      <w:pPr>
-        <w:pBdr>
-          <w:top w:val="none" w:sz="0" w:space="0" w:color="auto"/>
-          <w:left w:val="none" w:sz="0" w:space="0" w:color="auto"/>
-          <w:bottom w:val="none" w:sz="0" w:space="0" w:color="auto"/>
-          <w:right w:val="none" w:sz="0" w:space="0" w:color="auto"/>
-          <w:between w:val="none" w:sz="0" w:space="0" w:color="auto"/>
-          <w:bar w:val="none" w:sz="0" w:color="auto"/>
-        </w:pBdr>
-        <w:spacing w:before="100" w:beforeAutospacing="1" w:after="100" w:afterAutospacing="1" w:line="276" w:lineRule="auto"/>
-        <w:rPr>
-          <w:rFonts w:eastAsia="Times New Roman"/>
-          <w:bdr w:val="none" w:sz="0" w:space="0" w:color="auto"/>
-          <w:lang w:val="uk-UA" w:eastAsia="uk-UA"/>
-        </w:rPr>
-      </w:pPr>
-      <w:r>
-        <w:rPr>
-          <w:rFonts w:eastAsia="Times New Roman"/>
-          <w:bdr w:val="none" w:sz="0" w:space="0" w:color="auto"/>
-          <w:lang w:val="uk-UA" w:eastAsia="uk-UA"/>
-        </w:rPr>
-        <w:t>Способи оплати зберігаються в окремому довіднику. Наприклад, це може бути готівка, банківська картка або банківський переказ.</w:t>
-      </w:r>
-    </w:p>
-    <w:p>
-      <w:pPr>
-        <w:pBdr>
-          <w:top w:val="none" w:sz="0" w:space="0" w:color="auto"/>
-          <w:left w:val="none" w:sz="0" w:space="0" w:color="auto"/>
-          <w:bottom w:val="none" w:sz="0" w:space="0" w:color="auto"/>
-          <w:right w:val="none" w:sz="0" w:space="0" w:color="auto"/>
-          <w:between w:val="none" w:sz="0" w:space="0" w:color="auto"/>
-          <w:bar w:val="none" w:sz="0" w:color="auto"/>
-        </w:pBdr>
-        <w:spacing w:before="100" w:beforeAutospacing="1" w:after="100" w:afterAutospacing="1" w:line="276" w:lineRule="auto"/>
-        <w:rPr>
-          <w:rFonts w:eastAsia="Times New Roman"/>
-          <w:bdr w:val="none" w:sz="0" w:space="0" w:color="auto"/>
-          <w:lang w:val="uk-UA" w:eastAsia="uk-UA"/>
-        </w:rPr>
-      </w:pPr>
-      <w:r>
-        <w:rPr>
-          <w:rFonts w:eastAsia="Times New Roman"/>
-          <w:bdr w:val="none" w:sz="0" w:space="0" w:color="auto"/>
-          <w:lang w:val="uk-UA" w:eastAsia="uk-UA"/>
-        </w:rPr>
-        <w:t>У замовленні зберігається зовнішній ключ на відповідний спосіб оплати, а також сума, яка вже була сплачена клієнтом.</w:t>
-      </w:r>
-    </w:p>
-    <w:p>
-      <w:pPr>
-        <w:pBdr>
-          <w:top w:val="none" w:sz="0" w:space="0" w:color="auto"/>
-          <w:left w:val="none" w:sz="0" w:space="0" w:color="auto"/>
-          <w:bottom w:val="none" w:sz="0" w:space="0" w:color="auto"/>
-          <w:right w:val="none" w:sz="0" w:space="0" w:color="auto"/>
-          <w:between w:val="none" w:sz="0" w:space="0" w:color="auto"/>
-          <w:bar w:val="none" w:sz="0" w:color="auto"/>
-        </w:pBdr>
-        <w:spacing w:before="100" w:beforeAutospacing="1" w:after="100" w:afterAutospacing="1" w:line="276" w:lineRule="auto"/>
-        <w:rPr>
-          <w:rFonts w:eastAsia="Times New Roman"/>
-          <w:bdr w:val="none" w:sz="0" w:space="0" w:color="auto"/>
-          <w:lang w:val="uk-UA" w:eastAsia="uk-UA"/>
-        </w:rPr>
-      </w:pPr>
-      <w:r>
-        <w:rPr>
-          <w:rFonts w:eastAsia="Times New Roman"/>
-          <w:bdr w:val="none" w:sz="0" w:space="0" w:color="auto"/>
-          <w:lang w:val="uk-UA" w:eastAsia="uk-UA"/>
-        </w:rPr>
-        <w:t xml:space="preserve">Способи доставки також зберігаються в окремому довіднику. Це може бути </w:t>
-      </w:r>
-      <w:proofErr w:type="spellStart"/>
-      <w:r>
-        <w:rPr>
-          <w:rFonts w:eastAsia="Times New Roman"/>
-          <w:bdr w:val="none" w:sz="0" w:space="0" w:color="auto"/>
-          <w:lang w:val="uk-UA" w:eastAsia="uk-UA"/>
-        </w:rPr>
-        <w:t>самовивіз</w:t>
-      </w:r>
-      <w:proofErr w:type="spellEnd"/>
-      <w:r>
-        <w:rPr>
-          <w:rFonts w:eastAsia="Times New Roman"/>
-          <w:bdr w:val="none" w:sz="0" w:space="0" w:color="auto"/>
-          <w:lang w:val="uk-UA" w:eastAsia="uk-UA"/>
-        </w:rPr>
-        <w:t>, доставка кур’єром або доставка поштовою службою.</w:t>
-      </w:r>
-    </w:p>
-    <w:p>
-      <w:pPr>
-        <w:pBdr>
-          <w:top w:val="none" w:sz="0" w:space="0" w:color="auto"/>
-          <w:left w:val="none" w:sz="0" w:space="0" w:color="auto"/>
-          <w:bottom w:val="none" w:sz="0" w:space="0" w:color="auto"/>
-          <w:right w:val="none" w:sz="0" w:space="0" w:color="auto"/>
-          <w:between w:val="none" w:sz="0" w:space="0" w:color="auto"/>
-          <w:bar w:val="none" w:sz="0" w:color="auto"/>
-        </w:pBdr>
-        <w:spacing w:before="100" w:beforeAutospacing="1" w:after="100" w:afterAutospacing="1" w:line="276" w:lineRule="auto"/>
-        <w:rPr>
-          <w:rFonts w:eastAsia="Times New Roman"/>
-          <w:bdr w:val="none" w:sz="0" w:space="0" w:color="auto"/>
-          <w:lang w:val="uk-UA" w:eastAsia="uk-UA"/>
-        </w:rPr>
-      </w:pPr>
-      <w:r>
-        <w:rPr>
-          <w:rFonts w:eastAsia="Times New Roman"/>
-          <w:bdr w:val="none" w:sz="0" w:space="0" w:color="auto"/>
-          <w:lang w:val="uk-UA" w:eastAsia="uk-UA"/>
-        </w:rPr>
-        <w:t>Для замовлення можуть зберігатися спосіб доставки, адреса доставки, вартість доставки, дата відправлення, дата отримання та номер відстеження.</w:t>
-      </w:r>
-    </w:p>
-    <w:p>
-      <w:pPr>
-        <w:pBdr>
-          <w:top w:val="none" w:sz="0" w:space="0" w:color="auto"/>
-          <w:left w:val="none" w:sz="0" w:space="0" w:color="auto"/>
-          <w:bottom w:val="none" w:sz="0" w:space="0" w:color="auto"/>
-          <w:right w:val="none" w:sz="0" w:space="0" w:color="auto"/>
-          <w:between w:val="none" w:sz="0" w:space="0" w:color="auto"/>
-          <w:bar w:val="none" w:sz="0" w:color="auto"/>
-        </w:pBdr>
-        <w:spacing w:before="100" w:beforeAutospacing="1" w:after="100" w:afterAutospacing="1" w:line="276" w:lineRule="auto"/>
-        <w:rPr>
-          <w:rFonts w:eastAsia="Times New Roman"/>
-          <w:bdr w:val="none" w:sz="0" w:space="0" w:color="auto"/>
-          <w:lang w:val="uk-UA" w:eastAsia="uk-UA"/>
-        </w:rPr>
-      </w:pPr>
-      <w:r>
-        <w:rPr>
-          <w:rFonts w:eastAsia="Times New Roman"/>
-          <w:bdr w:val="none" w:sz="0" w:space="0" w:color="auto"/>
-          <w:lang w:val="uk-UA" w:eastAsia="uk-UA"/>
-        </w:rPr>
-        <w:t>Для уникнення повторення однакових текстових значень статуси винесені в окрему таблицю «Статус».</w:t>
-      </w:r>
-    </w:p>
-    <w:p>
-      <w:pPr>
-        <w:pBdr>
-          <w:top w:val="none" w:sz="0" w:space="0" w:color="auto"/>
-          <w:left w:val="none" w:sz="0" w:space="0" w:color="auto"/>
-          <w:bottom w:val="none" w:sz="0" w:space="0" w:color="auto"/>
-          <w:right w:val="none" w:sz="0" w:space="0" w:color="auto"/>
-          <w:between w:val="none" w:sz="0" w:space="0" w:color="auto"/>
-          <w:bar w:val="none" w:sz="0" w:color="auto"/>
-        </w:pBdr>
-        <w:spacing w:before="100" w:beforeAutospacing="1" w:after="100" w:afterAutospacing="1" w:line="276" w:lineRule="auto"/>
-        <w:rPr>
-          <w:rFonts w:eastAsia="Times New Roman"/>
-          <w:bdr w:val="none" w:sz="0" w:space="0" w:color="auto"/>
-          <w:lang w:val="uk-UA" w:eastAsia="uk-UA"/>
-        </w:rPr>
-      </w:pPr>
-      <w:r>
-        <w:rPr>
-          <w:rFonts w:eastAsia="Times New Roman"/>
-          <w:bdr w:val="none" w:sz="0" w:space="0" w:color="auto"/>
-          <w:lang w:val="uk-UA" w:eastAsia="uk-UA"/>
-        </w:rPr>
-        <w:t>Для кожного статусу зберігається його назва та тип. Тип дозволяє визначити, до якого процесу належить статус: замовлення, оплата, доставка, поставка або повернення.</w:t>
-      </w:r>
-    </w:p>
-    <w:p>
-      <w:pPr>
-        <w:pBdr>
-          <w:top w:val="none" w:sz="0" w:space="0" w:color="auto"/>
-          <w:left w:val="none" w:sz="0" w:space="0" w:color="auto"/>
-          <w:bottom w:val="none" w:sz="0" w:space="0" w:color="auto"/>
-          <w:right w:val="none" w:sz="0" w:space="0" w:color="auto"/>
-          <w:between w:val="none" w:sz="0" w:space="0" w:color="auto"/>
-          <w:bar w:val="none" w:sz="0" w:color="auto"/>
-        </w:pBdr>
-        <w:spacing w:before="100" w:beforeAutospacing="1" w:after="100" w:afterAutospacing="1" w:line="276" w:lineRule="auto"/>
-        <w:rPr>
-          <w:rFonts w:eastAsia="Times New Roman"/>
-          <w:bdr w:val="none" w:sz="0" w:space="0" w:color="auto"/>
-          <w:lang w:val="uk-UA" w:eastAsia="uk-UA"/>
-        </w:rPr>
-      </w:pPr>
-      <w:r>
-        <w:rPr>
-          <w:rFonts w:eastAsia="Times New Roman"/>
-          <w:bdr w:val="none" w:sz="0" w:space="0" w:color="auto"/>
-          <w:lang w:val="uk-UA" w:eastAsia="uk-UA"/>
-        </w:rPr>
-        <w:t xml:space="preserve">Наприклад, для замовлень можуть використовуватися статуси «Нове», «В обробці» і «Завершено», для оплати – «Не </w:t>
-      </w:r>
-      <w:proofErr w:type="spellStart"/>
-      <w:r>
-        <w:rPr>
-          <w:rFonts w:eastAsia="Times New Roman"/>
-          <w:bdr w:val="none" w:sz="0" w:space="0" w:color="auto"/>
-          <w:lang w:val="uk-UA" w:eastAsia="uk-UA"/>
-        </w:rPr>
-        <w:t>оплачено</w:t>
-      </w:r>
-      <w:proofErr w:type="spellEnd"/>
-      <w:r>
-        <w:rPr>
-          <w:rFonts w:eastAsia="Times New Roman"/>
-          <w:bdr w:val="none" w:sz="0" w:space="0" w:color="auto"/>
-          <w:lang w:val="uk-UA" w:eastAsia="uk-UA"/>
-        </w:rPr>
-        <w:t xml:space="preserve">», «Частково </w:t>
-      </w:r>
-      <w:proofErr w:type="spellStart"/>
-      <w:r>
-        <w:rPr>
-          <w:rFonts w:eastAsia="Times New Roman"/>
-          <w:bdr w:val="none" w:sz="0" w:space="0" w:color="auto"/>
-          <w:lang w:val="uk-UA" w:eastAsia="uk-UA"/>
-        </w:rPr>
-        <w:t>оплачено</w:t>
-      </w:r>
-      <w:proofErr w:type="spellEnd"/>
-      <w:r>
-        <w:rPr>
-          <w:rFonts w:eastAsia="Times New Roman"/>
-          <w:bdr w:val="none" w:sz="0" w:space="0" w:color="auto"/>
-          <w:lang w:val="uk-UA" w:eastAsia="uk-UA"/>
-        </w:rPr>
-        <w:t>» і «</w:t>
-      </w:r>
-      <w:proofErr w:type="spellStart"/>
-      <w:r>
-        <w:rPr>
-          <w:rFonts w:eastAsia="Times New Roman"/>
-          <w:bdr w:val="none" w:sz="0" w:space="0" w:color="auto"/>
-          <w:lang w:val="uk-UA" w:eastAsia="uk-UA"/>
-        </w:rPr>
-        <w:t>Оплачено</w:t>
-      </w:r>
-      <w:proofErr w:type="spellEnd"/>
-      <w:r>
-        <w:rPr>
-          <w:rFonts w:eastAsia="Times New Roman"/>
-          <w:bdr w:val="none" w:sz="0" w:space="0" w:color="auto"/>
-          <w:lang w:val="uk-UA" w:eastAsia="uk-UA"/>
-        </w:rPr>
-        <w:t>», а для доставки – «Очікує відправлення», «Відправлено» і «Доставлено».</w:t>
-      </w:r>
-    </w:p>
-    <w:p>
-      <w:pPr>
-        <w:pBdr>
-          <w:top w:val="none" w:sz="0" w:space="0" w:color="auto"/>
-          <w:left w:val="none" w:sz="0" w:space="0" w:color="auto"/>
-          <w:bottom w:val="none" w:sz="0" w:space="0" w:color="auto"/>
-          <w:right w:val="none" w:sz="0" w:space="0" w:color="auto"/>
-          <w:between w:val="none" w:sz="0" w:space="0" w:color="auto"/>
-          <w:bar w:val="none" w:sz="0" w:color="auto"/>
-        </w:pBdr>
-        <w:spacing w:before="100" w:beforeAutospacing="1" w:after="100" w:afterAutospacing="1" w:line="276" w:lineRule="auto"/>
-        <w:rPr>
-          <w:rFonts w:eastAsia="Times New Roman"/>
-          <w:bdr w:val="none" w:sz="0" w:space="0" w:color="auto"/>
-          <w:lang w:val="uk-UA" w:eastAsia="uk-UA"/>
-        </w:rPr>
-      </w:pPr>
-      <w:r>
-        <w:rPr>
-          <w:rFonts w:eastAsia="Times New Roman"/>
-          <w:bdr w:val="none" w:sz="0" w:space="0" w:color="auto"/>
-          <w:lang w:val="uk-UA" w:eastAsia="uk-UA"/>
-        </w:rPr>
-        <w:t>Завдяки цьому немає необхідності створювати окремі таблиці статусів для кожного процесу.</w:t>
-      </w:r>
-    </w:p>
-    <w:p>
-      <w:pPr>
-        <w:pBdr>
-          <w:top w:val="none" w:sz="0" w:space="0" w:color="auto"/>
-          <w:left w:val="none" w:sz="0" w:space="0" w:color="auto"/>
-          <w:bottom w:val="none" w:sz="0" w:space="0" w:color="auto"/>
-          <w:right w:val="none" w:sz="0" w:space="0" w:color="auto"/>
-          <w:between w:val="none" w:sz="0" w:space="0" w:color="auto"/>
-          <w:bar w:val="none" w:sz="0" w:color="auto"/>
-        </w:pBdr>
-        <w:spacing w:before="100" w:beforeAutospacing="1" w:after="100" w:afterAutospacing="1" w:line="276" w:lineRule="auto"/>
-        <w:rPr>
-          <w:rFonts w:eastAsia="Times New Roman"/>
-          <w:bdr w:val="none" w:sz="0" w:space="0" w:color="auto"/>
-          <w:lang w:val="uk-UA" w:eastAsia="uk-UA"/>
-        </w:rPr>
-      </w:pPr>
-      <w:r>
-        <w:rPr>
-          <w:rFonts w:eastAsia="Times New Roman"/>
-          <w:bdr w:val="none" w:sz="0" w:space="0" w:color="auto"/>
-          <w:lang w:val="uk-UA" w:eastAsia="uk-UA"/>
-        </w:rPr>
-        <w:t>Інформаційна система також передбачає можливість оформлення повернень.</w:t>
-      </w:r>
-    </w:p>
-    <w:p>
-      <w:pPr>
-        <w:pBdr>
-          <w:top w:val="none" w:sz="0" w:space="0" w:color="auto"/>
-          <w:left w:val="none" w:sz="0" w:space="0" w:color="auto"/>
-          <w:bottom w:val="none" w:sz="0" w:space="0" w:color="auto"/>
-          <w:right w:val="none" w:sz="0" w:space="0" w:color="auto"/>
-          <w:between w:val="none" w:sz="0" w:space="0" w:color="auto"/>
-          <w:bar w:val="none" w:sz="0" w:color="auto"/>
-        </w:pBdr>
-        <w:spacing w:before="100" w:beforeAutospacing="1" w:after="100" w:afterAutospacing="1" w:line="276" w:lineRule="auto"/>
-        <w:rPr>
-          <w:rFonts w:eastAsia="Times New Roman"/>
-          <w:bdr w:val="none" w:sz="0" w:space="0" w:color="auto"/>
-          <w:lang w:val="uk-UA" w:eastAsia="uk-UA"/>
-        </w:rPr>
-      </w:pPr>
-      <w:r>
-        <w:rPr>
-          <w:rFonts w:eastAsia="Times New Roman"/>
-          <w:bdr w:val="none" w:sz="0" w:space="0" w:color="auto"/>
-          <w:lang w:val="uk-UA" w:eastAsia="uk-UA"/>
-        </w:rPr>
         <w:t>Одне повернення пов’язане з конкретним замовленням та містить дату, причину і статус.</w:t>
       </w:r>
     </w:p>
@@ -1205,16 +1677,7 @@
           <w:bdr w:val="none" w:sz="0" w:space="0" w:color="auto"/>
           <w:lang w:val="uk-UA" w:eastAsia="uk-UA"/>
         </w:rPr>
-        <w:t xml:space="preserve">Таким чином, інформаційна система меблевого магазину повинна забезпечувати управління каталогом товарів, їх варіантами, матеріалами та кольорами, облік </w:t>
-      </w:r>
-      <w:r>
-        <w:rPr>
-          <w:rFonts w:eastAsia="Times New Roman"/>
-          <w:bdr w:val="none" w:sz="0" w:space="0" w:color="auto"/>
-          <w:lang w:val="uk-UA" w:eastAsia="uk-UA"/>
-        </w:rPr>
-        <w:lastRenderedPageBreak/>
-        <w:t>складських запасів, роботу з клієнтами і контрагентами, оформлення замовлень і поставок, контроль оплати та доставки, обробку повернень і формування звітності.</w:t>
+        <w:t>Таким чином, інформаційна система меблевого магазину повинна забезпечувати управління каталогом товарів, їх варіантами, матеріалами та кольорами, облік складських запасів, роботу з клієнтами і контрагентами, оформлення замовлень і поставок, контроль оплати та доставки, обробку повернень і формування звітності.</w:t>
       </w:r>
     </w:p>
     <w:p>
@@ -1667,6 +2130,7 @@
           <w:bdr w:val="none" w:sz="0" w:space="0" w:color="auto"/>
           <w:lang w:val="uk-UA" w:eastAsia="uk-UA"/>
         </w:rPr>
+        <w:lastRenderedPageBreak/>
         <w:t>Статус</w:t>
       </w:r>
       <w:r>
@@ -1883,7 +2347,6 @@
           <w:bdr w:val="none" w:sz="0" w:space="0" w:color="auto"/>
           <w:lang w:val="uk-UA" w:eastAsia="uk-UA"/>
         </w:rPr>
-        <w:lastRenderedPageBreak/>
         <w:t>Позиція замовлення</w:t>
       </w:r>
       <w:r>
@@ -2271,6 +2734,7 @@
           <w:bdr w:val="none" w:sz="0" w:space="0" w:color="auto"/>
           <w:lang w:val="uk-UA" w:eastAsia="uk-UA"/>
         </w:rPr>
+        <w:lastRenderedPageBreak/>
         <w:t>Таким чином, між складом і варіантом товару існує зв’язок M:N, який реалізується через таблицю «Складський запас».</w:t>
       </w:r>
     </w:p>
@@ -2407,357 +2871,357 @@
           <w:bdr w:val="none" w:sz="0" w:space="0" w:color="auto"/>
           <w:lang w:val="uk-UA" w:eastAsia="uk-UA"/>
         </w:rPr>
+        <w:t>Спосіб оплати – Замовлення:</w:t>
+      </w:r>
+      <w:r>
+        <w:rPr>
+          <w:rFonts w:eastAsia="Times New Roman"/>
+          <w:bdr w:val="none" w:sz="0" w:space="0" w:color="auto"/>
+          <w:lang w:val="uk-UA" w:eastAsia="uk-UA"/>
+        </w:rPr>
+        <w:t xml:space="preserve"> один спосіб оплати може використовуватися в багатьох замовленнях, кожне замовлення має один вибраний спосіб оплати. Зв’язок 1:M.</w:t>
+      </w:r>
+    </w:p>
+    <w:p>
+      <w:pPr>
+        <w:pBdr>
+          <w:top w:val="none" w:sz="0" w:space="0" w:color="auto"/>
+          <w:left w:val="none" w:sz="0" w:space="0" w:color="auto"/>
+          <w:bottom w:val="none" w:sz="0" w:space="0" w:color="auto"/>
+          <w:right w:val="none" w:sz="0" w:space="0" w:color="auto"/>
+          <w:between w:val="none" w:sz="0" w:space="0" w:color="auto"/>
+          <w:bar w:val="none" w:sz="0" w:color="auto"/>
+        </w:pBdr>
+        <w:spacing w:before="100" w:beforeAutospacing="1" w:after="100" w:afterAutospacing="1" w:line="276" w:lineRule="auto"/>
+        <w:rPr>
+          <w:rFonts w:eastAsia="Times New Roman"/>
+          <w:bdr w:val="none" w:sz="0" w:space="0" w:color="auto"/>
+          <w:lang w:val="uk-UA" w:eastAsia="uk-UA"/>
+        </w:rPr>
+      </w:pPr>
+      <w:r>
+        <w:rPr>
+          <w:rFonts w:eastAsia="Times New Roman"/>
+          <w:b/>
+          <w:bCs/>
+          <w:bdr w:val="none" w:sz="0" w:space="0" w:color="auto"/>
+          <w:lang w:val="uk-UA" w:eastAsia="uk-UA"/>
+        </w:rPr>
+        <w:t>Спосіб доставки – Замовлення:</w:t>
+      </w:r>
+      <w:r>
+        <w:rPr>
+          <w:rFonts w:eastAsia="Times New Roman"/>
+          <w:bdr w:val="none" w:sz="0" w:space="0" w:color="auto"/>
+          <w:lang w:val="uk-UA" w:eastAsia="uk-UA"/>
+        </w:rPr>
+        <w:t xml:space="preserve"> один спосіб доставки може використовуватися в багатьох замовленнях, кожне замовлення має один основний спосіб доставки. Зв’язок 1:M.</w:t>
+      </w:r>
+    </w:p>
+    <w:p>
+      <w:pPr>
+        <w:pBdr>
+          <w:top w:val="none" w:sz="0" w:space="0" w:color="auto"/>
+          <w:left w:val="none" w:sz="0" w:space="0" w:color="auto"/>
+          <w:bottom w:val="none" w:sz="0" w:space="0" w:color="auto"/>
+          <w:right w:val="none" w:sz="0" w:space="0" w:color="auto"/>
+          <w:between w:val="none" w:sz="0" w:space="0" w:color="auto"/>
+          <w:bar w:val="none" w:sz="0" w:color="auto"/>
+        </w:pBdr>
+        <w:spacing w:before="100" w:beforeAutospacing="1" w:after="100" w:afterAutospacing="1" w:line="276" w:lineRule="auto"/>
+        <w:rPr>
+          <w:rFonts w:eastAsia="Times New Roman"/>
+          <w:bdr w:val="none" w:sz="0" w:space="0" w:color="auto"/>
+          <w:lang w:val="uk-UA" w:eastAsia="uk-UA"/>
+        </w:rPr>
+      </w:pPr>
+      <w:r>
+        <w:rPr>
+          <w:rFonts w:eastAsia="Times New Roman"/>
+          <w:b/>
+          <w:bCs/>
+          <w:bdr w:val="none" w:sz="0" w:space="0" w:color="auto"/>
+          <w:lang w:val="uk-UA" w:eastAsia="uk-UA"/>
+        </w:rPr>
+        <w:t>Замовлення – Позиція замовлення:</w:t>
+      </w:r>
+      <w:r>
+        <w:rPr>
+          <w:rFonts w:eastAsia="Times New Roman"/>
+          <w:bdr w:val="none" w:sz="0" w:space="0" w:color="auto"/>
+          <w:lang w:val="uk-UA" w:eastAsia="uk-UA"/>
+        </w:rPr>
+        <w:t xml:space="preserve"> одне замовлення може містити багато позицій, кожна позиція належить одному замовленню. Зв’язок 1:M.</w:t>
+      </w:r>
+    </w:p>
+    <w:p>
+      <w:pPr>
+        <w:pBdr>
+          <w:top w:val="none" w:sz="0" w:space="0" w:color="auto"/>
+          <w:left w:val="none" w:sz="0" w:space="0" w:color="auto"/>
+          <w:bottom w:val="none" w:sz="0" w:space="0" w:color="auto"/>
+          <w:right w:val="none" w:sz="0" w:space="0" w:color="auto"/>
+          <w:between w:val="none" w:sz="0" w:space="0" w:color="auto"/>
+          <w:bar w:val="none" w:sz="0" w:color="auto"/>
+        </w:pBdr>
+        <w:spacing w:before="100" w:beforeAutospacing="1" w:after="100" w:afterAutospacing="1" w:line="276" w:lineRule="auto"/>
+        <w:rPr>
+          <w:rFonts w:eastAsia="Times New Roman"/>
+          <w:bdr w:val="none" w:sz="0" w:space="0" w:color="auto"/>
+          <w:lang w:val="uk-UA" w:eastAsia="uk-UA"/>
+        </w:rPr>
+      </w:pPr>
+      <w:r>
+        <w:rPr>
+          <w:rFonts w:eastAsia="Times New Roman"/>
+          <w:b/>
+          <w:bCs/>
+          <w:bdr w:val="none" w:sz="0" w:space="0" w:color="auto"/>
+          <w:lang w:val="uk-UA" w:eastAsia="uk-UA"/>
+        </w:rPr>
+        <w:t>Варіант товару – Позиція замовлення:</w:t>
+      </w:r>
+      <w:r>
+        <w:rPr>
+          <w:rFonts w:eastAsia="Times New Roman"/>
+          <w:bdr w:val="none" w:sz="0" w:space="0" w:color="auto"/>
+          <w:lang w:val="uk-UA" w:eastAsia="uk-UA"/>
+        </w:rPr>
+        <w:t xml:space="preserve"> один варіант товару може входити до багатьох позицій різних замовлень. Зв’язок 1:M.</w:t>
+      </w:r>
+    </w:p>
+    <w:p>
+      <w:pPr>
+        <w:pBdr>
+          <w:top w:val="none" w:sz="0" w:space="0" w:color="auto"/>
+          <w:left w:val="none" w:sz="0" w:space="0" w:color="auto"/>
+          <w:bottom w:val="none" w:sz="0" w:space="0" w:color="auto"/>
+          <w:right w:val="none" w:sz="0" w:space="0" w:color="auto"/>
+          <w:between w:val="none" w:sz="0" w:space="0" w:color="auto"/>
+          <w:bar w:val="none" w:sz="0" w:color="auto"/>
+        </w:pBdr>
+        <w:spacing w:before="100" w:beforeAutospacing="1" w:after="100" w:afterAutospacing="1" w:line="276" w:lineRule="auto"/>
+        <w:rPr>
+          <w:rFonts w:eastAsia="Times New Roman"/>
+          <w:bdr w:val="none" w:sz="0" w:space="0" w:color="auto"/>
+          <w:lang w:val="uk-UA" w:eastAsia="uk-UA"/>
+        </w:rPr>
+      </w:pPr>
+      <w:r>
+        <w:rPr>
+          <w:rFonts w:eastAsia="Times New Roman"/>
+          <w:bdr w:val="none" w:sz="0" w:space="0" w:color="auto"/>
+          <w:lang w:val="uk-UA" w:eastAsia="uk-UA"/>
+        </w:rPr>
+        <w:t>Таким чином, між замовленнями та варіантами товарів існує зв’язок M:N, який реалізується через таблицю «Позиція замовлення».</w:t>
+      </w:r>
+    </w:p>
+    <w:p>
+      <w:pPr>
+        <w:pBdr>
+          <w:top w:val="none" w:sz="0" w:space="0" w:color="auto"/>
+          <w:left w:val="none" w:sz="0" w:space="0" w:color="auto"/>
+          <w:bottom w:val="none" w:sz="0" w:space="0" w:color="auto"/>
+          <w:right w:val="none" w:sz="0" w:space="0" w:color="auto"/>
+          <w:between w:val="none" w:sz="0" w:space="0" w:color="auto"/>
+          <w:bar w:val="none" w:sz="0" w:color="auto"/>
+        </w:pBdr>
+        <w:spacing w:before="100" w:beforeAutospacing="1" w:after="100" w:afterAutospacing="1" w:line="276" w:lineRule="auto"/>
+        <w:rPr>
+          <w:rFonts w:eastAsia="Times New Roman"/>
+          <w:bdr w:val="none" w:sz="0" w:space="0" w:color="auto"/>
+          <w:lang w:val="uk-UA" w:eastAsia="uk-UA"/>
+        </w:rPr>
+      </w:pPr>
+      <w:r>
+        <w:rPr>
+          <w:rFonts w:eastAsia="Times New Roman"/>
+          <w:b/>
+          <w:bCs/>
+          <w:bdr w:val="none" w:sz="0" w:space="0" w:color="auto"/>
+          <w:lang w:val="uk-UA" w:eastAsia="uk-UA"/>
+        </w:rPr>
+        <w:t>Контрагент – Поставка:</w:t>
+      </w:r>
+      <w:r>
+        <w:rPr>
+          <w:rFonts w:eastAsia="Times New Roman"/>
+          <w:bdr w:val="none" w:sz="0" w:space="0" w:color="auto"/>
+          <w:lang w:val="uk-UA" w:eastAsia="uk-UA"/>
+        </w:rPr>
+        <w:t xml:space="preserve"> один контрагент, який виконує роль постачальника, може здійснювати багато поставок. Кожна поставка має одного постачальника. Зв’язок 1:M.</w:t>
+      </w:r>
+    </w:p>
+    <w:p>
+      <w:pPr>
+        <w:pBdr>
+          <w:top w:val="none" w:sz="0" w:space="0" w:color="auto"/>
+          <w:left w:val="none" w:sz="0" w:space="0" w:color="auto"/>
+          <w:bottom w:val="none" w:sz="0" w:space="0" w:color="auto"/>
+          <w:right w:val="none" w:sz="0" w:space="0" w:color="auto"/>
+          <w:between w:val="none" w:sz="0" w:space="0" w:color="auto"/>
+          <w:bar w:val="none" w:sz="0" w:color="auto"/>
+        </w:pBdr>
+        <w:spacing w:before="100" w:beforeAutospacing="1" w:after="100" w:afterAutospacing="1" w:line="276" w:lineRule="auto"/>
+        <w:rPr>
+          <w:rFonts w:eastAsia="Times New Roman"/>
+          <w:bdr w:val="none" w:sz="0" w:space="0" w:color="auto"/>
+          <w:lang w:val="uk-UA" w:eastAsia="uk-UA"/>
+        </w:rPr>
+      </w:pPr>
+      <w:r>
+        <w:rPr>
+          <w:rFonts w:eastAsia="Times New Roman"/>
+          <w:b/>
+          <w:bCs/>
+          <w:bdr w:val="none" w:sz="0" w:space="0" w:color="auto"/>
+          <w:lang w:val="uk-UA" w:eastAsia="uk-UA"/>
+        </w:rPr>
+        <w:t>Склад – Поставка:</w:t>
+      </w:r>
+      <w:r>
+        <w:rPr>
+          <w:rFonts w:eastAsia="Times New Roman"/>
+          <w:bdr w:val="none" w:sz="0" w:space="0" w:color="auto"/>
+          <w:lang w:val="uk-UA" w:eastAsia="uk-UA"/>
+        </w:rPr>
+        <w:t xml:space="preserve"> один склад може отримувати багато поставок, кожна поставка надходить на один склад. Зв’язок 1:M.</w:t>
+      </w:r>
+    </w:p>
+    <w:p>
+      <w:pPr>
+        <w:pBdr>
+          <w:top w:val="none" w:sz="0" w:space="0" w:color="auto"/>
+          <w:left w:val="none" w:sz="0" w:space="0" w:color="auto"/>
+          <w:bottom w:val="none" w:sz="0" w:space="0" w:color="auto"/>
+          <w:right w:val="none" w:sz="0" w:space="0" w:color="auto"/>
+          <w:between w:val="none" w:sz="0" w:space="0" w:color="auto"/>
+          <w:bar w:val="none" w:sz="0" w:color="auto"/>
+        </w:pBdr>
+        <w:spacing w:before="100" w:beforeAutospacing="1" w:after="100" w:afterAutospacing="1" w:line="276" w:lineRule="auto"/>
+        <w:rPr>
+          <w:rFonts w:eastAsia="Times New Roman"/>
+          <w:bdr w:val="none" w:sz="0" w:space="0" w:color="auto"/>
+          <w:lang w:val="uk-UA" w:eastAsia="uk-UA"/>
+        </w:rPr>
+      </w:pPr>
+      <w:r>
+        <w:rPr>
+          <w:rFonts w:eastAsia="Times New Roman"/>
+          <w:b/>
+          <w:bCs/>
+          <w:bdr w:val="none" w:sz="0" w:space="0" w:color="auto"/>
+          <w:lang w:val="uk-UA" w:eastAsia="uk-UA"/>
+        </w:rPr>
+        <w:t>Працівник – Поставка:</w:t>
+      </w:r>
+      <w:r>
+        <w:rPr>
+          <w:rFonts w:eastAsia="Times New Roman"/>
+          <w:bdr w:val="none" w:sz="0" w:space="0" w:color="auto"/>
+          <w:lang w:val="uk-UA" w:eastAsia="uk-UA"/>
+        </w:rPr>
+        <w:t xml:space="preserve"> один працівник може оформлювати або приймати багато поставок, кожна поставка має одного відповідального працівника. Зв’язок 1:M.</w:t>
+      </w:r>
+    </w:p>
+    <w:p>
+      <w:pPr>
+        <w:pBdr>
+          <w:top w:val="none" w:sz="0" w:space="0" w:color="auto"/>
+          <w:left w:val="none" w:sz="0" w:space="0" w:color="auto"/>
+          <w:bottom w:val="none" w:sz="0" w:space="0" w:color="auto"/>
+          <w:right w:val="none" w:sz="0" w:space="0" w:color="auto"/>
+          <w:between w:val="none" w:sz="0" w:space="0" w:color="auto"/>
+          <w:bar w:val="none" w:sz="0" w:color="auto"/>
+        </w:pBdr>
+        <w:spacing w:before="100" w:beforeAutospacing="1" w:after="100" w:afterAutospacing="1" w:line="276" w:lineRule="auto"/>
+        <w:rPr>
+          <w:rFonts w:eastAsia="Times New Roman"/>
+          <w:bdr w:val="none" w:sz="0" w:space="0" w:color="auto"/>
+          <w:lang w:val="uk-UA" w:eastAsia="uk-UA"/>
+        </w:rPr>
+      </w:pPr>
+      <w:r>
+        <w:rPr>
+          <w:rFonts w:eastAsia="Times New Roman"/>
+          <w:b/>
+          <w:bCs/>
+          <w:bdr w:val="none" w:sz="0" w:space="0" w:color="auto"/>
+          <w:lang w:val="uk-UA" w:eastAsia="uk-UA"/>
+        </w:rPr>
+        <w:t>Статус – Поставка:</w:t>
+      </w:r>
+      <w:r>
+        <w:rPr>
+          <w:rFonts w:eastAsia="Times New Roman"/>
+          <w:bdr w:val="none" w:sz="0" w:space="0" w:color="auto"/>
+          <w:lang w:val="uk-UA" w:eastAsia="uk-UA"/>
+        </w:rPr>
+        <w:t xml:space="preserve"> один статус типу «Поставка» може бути присвоєний багатьом поставкам. Кожна поставка має один поточний статус. Зв’язок 1:M.</w:t>
+      </w:r>
+    </w:p>
+    <w:p>
+      <w:pPr>
+        <w:pBdr>
+          <w:top w:val="none" w:sz="0" w:space="0" w:color="auto"/>
+          <w:left w:val="none" w:sz="0" w:space="0" w:color="auto"/>
+          <w:bottom w:val="none" w:sz="0" w:space="0" w:color="auto"/>
+          <w:right w:val="none" w:sz="0" w:space="0" w:color="auto"/>
+          <w:between w:val="none" w:sz="0" w:space="0" w:color="auto"/>
+          <w:bar w:val="none" w:sz="0" w:color="auto"/>
+        </w:pBdr>
+        <w:spacing w:before="100" w:beforeAutospacing="1" w:after="100" w:afterAutospacing="1" w:line="276" w:lineRule="auto"/>
+        <w:rPr>
+          <w:rFonts w:eastAsia="Times New Roman"/>
+          <w:bdr w:val="none" w:sz="0" w:space="0" w:color="auto"/>
+          <w:lang w:val="uk-UA" w:eastAsia="uk-UA"/>
+        </w:rPr>
+      </w:pPr>
+      <w:r>
+        <w:rPr>
+          <w:rFonts w:eastAsia="Times New Roman"/>
+          <w:b/>
+          <w:bCs/>
+          <w:bdr w:val="none" w:sz="0" w:space="0" w:color="auto"/>
+          <w:lang w:val="uk-UA" w:eastAsia="uk-UA"/>
+        </w:rPr>
+        <w:t>Поставка – Позиція поставки:</w:t>
+      </w:r>
+      <w:r>
+        <w:rPr>
+          <w:rFonts w:eastAsia="Times New Roman"/>
+          <w:bdr w:val="none" w:sz="0" w:space="0" w:color="auto"/>
+          <w:lang w:val="uk-UA" w:eastAsia="uk-UA"/>
+        </w:rPr>
+        <w:t xml:space="preserve"> одна поставка може містити багато позицій, кожна позиція належить одній поставці. Зв’язок 1:M.</w:t>
+      </w:r>
+    </w:p>
+    <w:p>
+      <w:pPr>
+        <w:pBdr>
+          <w:top w:val="none" w:sz="0" w:space="0" w:color="auto"/>
+          <w:left w:val="none" w:sz="0" w:space="0" w:color="auto"/>
+          <w:bottom w:val="none" w:sz="0" w:space="0" w:color="auto"/>
+          <w:right w:val="none" w:sz="0" w:space="0" w:color="auto"/>
+          <w:between w:val="none" w:sz="0" w:space="0" w:color="auto"/>
+          <w:bar w:val="none" w:sz="0" w:color="auto"/>
+        </w:pBdr>
+        <w:spacing w:before="100" w:beforeAutospacing="1" w:after="100" w:afterAutospacing="1" w:line="276" w:lineRule="auto"/>
+        <w:rPr>
+          <w:rFonts w:eastAsia="Times New Roman"/>
+          <w:bdr w:val="none" w:sz="0" w:space="0" w:color="auto"/>
+          <w:lang w:val="uk-UA" w:eastAsia="uk-UA"/>
+        </w:rPr>
+      </w:pPr>
+      <w:r>
+        <w:rPr>
+          <w:rFonts w:eastAsia="Times New Roman"/>
+          <w:b/>
+          <w:bCs/>
+          <w:bdr w:val="none" w:sz="0" w:space="0" w:color="auto"/>
+          <w:lang w:val="uk-UA" w:eastAsia="uk-UA"/>
+        </w:rPr>
         <w:lastRenderedPageBreak/>
-        <w:t>Спосіб оплати – Замовлення:</w:t>
-      </w:r>
-      <w:r>
-        <w:rPr>
-          <w:rFonts w:eastAsia="Times New Roman"/>
-          <w:bdr w:val="none" w:sz="0" w:space="0" w:color="auto"/>
-          <w:lang w:val="uk-UA" w:eastAsia="uk-UA"/>
-        </w:rPr>
-        <w:t xml:space="preserve"> один спосіб оплати може використовуватися в багатьох замовленнях, кожне замовлення має один вибраний спосіб оплати. Зв’язок 1:M.</w:t>
-      </w:r>
-    </w:p>
-    <w:p>
-      <w:pPr>
-        <w:pBdr>
-          <w:top w:val="none" w:sz="0" w:space="0" w:color="auto"/>
-          <w:left w:val="none" w:sz="0" w:space="0" w:color="auto"/>
-          <w:bottom w:val="none" w:sz="0" w:space="0" w:color="auto"/>
-          <w:right w:val="none" w:sz="0" w:space="0" w:color="auto"/>
-          <w:between w:val="none" w:sz="0" w:space="0" w:color="auto"/>
-          <w:bar w:val="none" w:sz="0" w:color="auto"/>
-        </w:pBdr>
-        <w:spacing w:before="100" w:beforeAutospacing="1" w:after="100" w:afterAutospacing="1" w:line="276" w:lineRule="auto"/>
-        <w:rPr>
-          <w:rFonts w:eastAsia="Times New Roman"/>
-          <w:bdr w:val="none" w:sz="0" w:space="0" w:color="auto"/>
-          <w:lang w:val="uk-UA" w:eastAsia="uk-UA"/>
-        </w:rPr>
-      </w:pPr>
-      <w:r>
-        <w:rPr>
-          <w:rFonts w:eastAsia="Times New Roman"/>
-          <w:b/>
-          <w:bCs/>
-          <w:bdr w:val="none" w:sz="0" w:space="0" w:color="auto"/>
-          <w:lang w:val="uk-UA" w:eastAsia="uk-UA"/>
-        </w:rPr>
-        <w:t>Спосіб доставки – Замовлення:</w:t>
-      </w:r>
-      <w:r>
-        <w:rPr>
-          <w:rFonts w:eastAsia="Times New Roman"/>
-          <w:bdr w:val="none" w:sz="0" w:space="0" w:color="auto"/>
-          <w:lang w:val="uk-UA" w:eastAsia="uk-UA"/>
-        </w:rPr>
-        <w:t xml:space="preserve"> один спосіб доставки може використовуватися в багатьох замовленнях, кожне замовлення має один основний спосіб доставки. Зв’язок 1:M.</w:t>
-      </w:r>
-    </w:p>
-    <w:p>
-      <w:pPr>
-        <w:pBdr>
-          <w:top w:val="none" w:sz="0" w:space="0" w:color="auto"/>
-          <w:left w:val="none" w:sz="0" w:space="0" w:color="auto"/>
-          <w:bottom w:val="none" w:sz="0" w:space="0" w:color="auto"/>
-          <w:right w:val="none" w:sz="0" w:space="0" w:color="auto"/>
-          <w:between w:val="none" w:sz="0" w:space="0" w:color="auto"/>
-          <w:bar w:val="none" w:sz="0" w:color="auto"/>
-        </w:pBdr>
-        <w:spacing w:before="100" w:beforeAutospacing="1" w:after="100" w:afterAutospacing="1" w:line="276" w:lineRule="auto"/>
-        <w:rPr>
-          <w:rFonts w:eastAsia="Times New Roman"/>
-          <w:bdr w:val="none" w:sz="0" w:space="0" w:color="auto"/>
-          <w:lang w:val="uk-UA" w:eastAsia="uk-UA"/>
-        </w:rPr>
-      </w:pPr>
-      <w:r>
-        <w:rPr>
-          <w:rFonts w:eastAsia="Times New Roman"/>
-          <w:b/>
-          <w:bCs/>
-          <w:bdr w:val="none" w:sz="0" w:space="0" w:color="auto"/>
-          <w:lang w:val="uk-UA" w:eastAsia="uk-UA"/>
-        </w:rPr>
-        <w:t>Замовлення – Позиція замовлення:</w:t>
-      </w:r>
-      <w:r>
-        <w:rPr>
-          <w:rFonts w:eastAsia="Times New Roman"/>
-          <w:bdr w:val="none" w:sz="0" w:space="0" w:color="auto"/>
-          <w:lang w:val="uk-UA" w:eastAsia="uk-UA"/>
-        </w:rPr>
-        <w:t xml:space="preserve"> одне замовлення може містити багато позицій, кожна позиція належить одному замовленню. Зв’язок 1:M.</w:t>
-      </w:r>
-    </w:p>
-    <w:p>
-      <w:pPr>
-        <w:pBdr>
-          <w:top w:val="none" w:sz="0" w:space="0" w:color="auto"/>
-          <w:left w:val="none" w:sz="0" w:space="0" w:color="auto"/>
-          <w:bottom w:val="none" w:sz="0" w:space="0" w:color="auto"/>
-          <w:right w:val="none" w:sz="0" w:space="0" w:color="auto"/>
-          <w:between w:val="none" w:sz="0" w:space="0" w:color="auto"/>
-          <w:bar w:val="none" w:sz="0" w:color="auto"/>
-        </w:pBdr>
-        <w:spacing w:before="100" w:beforeAutospacing="1" w:after="100" w:afterAutospacing="1" w:line="276" w:lineRule="auto"/>
-        <w:rPr>
-          <w:rFonts w:eastAsia="Times New Roman"/>
-          <w:bdr w:val="none" w:sz="0" w:space="0" w:color="auto"/>
-          <w:lang w:val="uk-UA" w:eastAsia="uk-UA"/>
-        </w:rPr>
-      </w:pPr>
-      <w:r>
-        <w:rPr>
-          <w:rFonts w:eastAsia="Times New Roman"/>
-          <w:b/>
-          <w:bCs/>
-          <w:bdr w:val="none" w:sz="0" w:space="0" w:color="auto"/>
-          <w:lang w:val="uk-UA" w:eastAsia="uk-UA"/>
-        </w:rPr>
-        <w:t>Варіант товару – Позиція замовлення:</w:t>
-      </w:r>
-      <w:r>
-        <w:rPr>
-          <w:rFonts w:eastAsia="Times New Roman"/>
-          <w:bdr w:val="none" w:sz="0" w:space="0" w:color="auto"/>
-          <w:lang w:val="uk-UA" w:eastAsia="uk-UA"/>
-        </w:rPr>
-        <w:t xml:space="preserve"> один варіант товару може входити до багатьох позицій різних замовлень. Зв’язок 1:M.</w:t>
-      </w:r>
-    </w:p>
-    <w:p>
-      <w:pPr>
-        <w:pBdr>
-          <w:top w:val="none" w:sz="0" w:space="0" w:color="auto"/>
-          <w:left w:val="none" w:sz="0" w:space="0" w:color="auto"/>
-          <w:bottom w:val="none" w:sz="0" w:space="0" w:color="auto"/>
-          <w:right w:val="none" w:sz="0" w:space="0" w:color="auto"/>
-          <w:between w:val="none" w:sz="0" w:space="0" w:color="auto"/>
-          <w:bar w:val="none" w:sz="0" w:color="auto"/>
-        </w:pBdr>
-        <w:spacing w:before="100" w:beforeAutospacing="1" w:after="100" w:afterAutospacing="1" w:line="276" w:lineRule="auto"/>
-        <w:rPr>
-          <w:rFonts w:eastAsia="Times New Roman"/>
-          <w:bdr w:val="none" w:sz="0" w:space="0" w:color="auto"/>
-          <w:lang w:val="uk-UA" w:eastAsia="uk-UA"/>
-        </w:rPr>
-      </w:pPr>
-      <w:r>
-        <w:rPr>
-          <w:rFonts w:eastAsia="Times New Roman"/>
-          <w:bdr w:val="none" w:sz="0" w:space="0" w:color="auto"/>
-          <w:lang w:val="uk-UA" w:eastAsia="uk-UA"/>
-        </w:rPr>
-        <w:t>Таким чином, між замовленнями та варіантами товарів існує зв’язок M:N, який реалізується через таблицю «Позиція замовлення».</w:t>
-      </w:r>
-    </w:p>
-    <w:p>
-      <w:pPr>
-        <w:pBdr>
-          <w:top w:val="none" w:sz="0" w:space="0" w:color="auto"/>
-          <w:left w:val="none" w:sz="0" w:space="0" w:color="auto"/>
-          <w:bottom w:val="none" w:sz="0" w:space="0" w:color="auto"/>
-          <w:right w:val="none" w:sz="0" w:space="0" w:color="auto"/>
-          <w:between w:val="none" w:sz="0" w:space="0" w:color="auto"/>
-          <w:bar w:val="none" w:sz="0" w:color="auto"/>
-        </w:pBdr>
-        <w:spacing w:before="100" w:beforeAutospacing="1" w:after="100" w:afterAutospacing="1" w:line="276" w:lineRule="auto"/>
-        <w:rPr>
-          <w:rFonts w:eastAsia="Times New Roman"/>
-          <w:bdr w:val="none" w:sz="0" w:space="0" w:color="auto"/>
-          <w:lang w:val="uk-UA" w:eastAsia="uk-UA"/>
-        </w:rPr>
-      </w:pPr>
-      <w:r>
-        <w:rPr>
-          <w:rFonts w:eastAsia="Times New Roman"/>
-          <w:b/>
-          <w:bCs/>
-          <w:bdr w:val="none" w:sz="0" w:space="0" w:color="auto"/>
-          <w:lang w:val="uk-UA" w:eastAsia="uk-UA"/>
-        </w:rPr>
-        <w:t>Контрагент – Поставка:</w:t>
-      </w:r>
-      <w:r>
-        <w:rPr>
-          <w:rFonts w:eastAsia="Times New Roman"/>
-          <w:bdr w:val="none" w:sz="0" w:space="0" w:color="auto"/>
-          <w:lang w:val="uk-UA" w:eastAsia="uk-UA"/>
-        </w:rPr>
-        <w:t xml:space="preserve"> один контрагент, який виконує роль постачальника, може здійснювати багато поставок. Кожна поставка має одного постачальника. Зв’язок 1:M.</w:t>
-      </w:r>
-    </w:p>
-    <w:p>
-      <w:pPr>
-        <w:pBdr>
-          <w:top w:val="none" w:sz="0" w:space="0" w:color="auto"/>
-          <w:left w:val="none" w:sz="0" w:space="0" w:color="auto"/>
-          <w:bottom w:val="none" w:sz="0" w:space="0" w:color="auto"/>
-          <w:right w:val="none" w:sz="0" w:space="0" w:color="auto"/>
-          <w:between w:val="none" w:sz="0" w:space="0" w:color="auto"/>
-          <w:bar w:val="none" w:sz="0" w:color="auto"/>
-        </w:pBdr>
-        <w:spacing w:before="100" w:beforeAutospacing="1" w:after="100" w:afterAutospacing="1" w:line="276" w:lineRule="auto"/>
-        <w:rPr>
-          <w:rFonts w:eastAsia="Times New Roman"/>
-          <w:bdr w:val="none" w:sz="0" w:space="0" w:color="auto"/>
-          <w:lang w:val="uk-UA" w:eastAsia="uk-UA"/>
-        </w:rPr>
-      </w:pPr>
-      <w:r>
-        <w:rPr>
-          <w:rFonts w:eastAsia="Times New Roman"/>
-          <w:b/>
-          <w:bCs/>
-          <w:bdr w:val="none" w:sz="0" w:space="0" w:color="auto"/>
-          <w:lang w:val="uk-UA" w:eastAsia="uk-UA"/>
-        </w:rPr>
-        <w:t>Склад – Поставка:</w:t>
-      </w:r>
-      <w:r>
-        <w:rPr>
-          <w:rFonts w:eastAsia="Times New Roman"/>
-          <w:bdr w:val="none" w:sz="0" w:space="0" w:color="auto"/>
-          <w:lang w:val="uk-UA" w:eastAsia="uk-UA"/>
-        </w:rPr>
-        <w:t xml:space="preserve"> один склад може отримувати багато поставок, кожна поставка надходить на один склад. Зв’язок 1:M.</w:t>
-      </w:r>
-    </w:p>
-    <w:p>
-      <w:pPr>
-        <w:pBdr>
-          <w:top w:val="none" w:sz="0" w:space="0" w:color="auto"/>
-          <w:left w:val="none" w:sz="0" w:space="0" w:color="auto"/>
-          <w:bottom w:val="none" w:sz="0" w:space="0" w:color="auto"/>
-          <w:right w:val="none" w:sz="0" w:space="0" w:color="auto"/>
-          <w:between w:val="none" w:sz="0" w:space="0" w:color="auto"/>
-          <w:bar w:val="none" w:sz="0" w:color="auto"/>
-        </w:pBdr>
-        <w:spacing w:before="100" w:beforeAutospacing="1" w:after="100" w:afterAutospacing="1" w:line="276" w:lineRule="auto"/>
-        <w:rPr>
-          <w:rFonts w:eastAsia="Times New Roman"/>
-          <w:bdr w:val="none" w:sz="0" w:space="0" w:color="auto"/>
-          <w:lang w:val="uk-UA" w:eastAsia="uk-UA"/>
-        </w:rPr>
-      </w:pPr>
-      <w:r>
-        <w:rPr>
-          <w:rFonts w:eastAsia="Times New Roman"/>
-          <w:b/>
-          <w:bCs/>
-          <w:bdr w:val="none" w:sz="0" w:space="0" w:color="auto"/>
-          <w:lang w:val="uk-UA" w:eastAsia="uk-UA"/>
-        </w:rPr>
-        <w:t>Працівник – Поставка:</w:t>
-      </w:r>
-      <w:r>
-        <w:rPr>
-          <w:rFonts w:eastAsia="Times New Roman"/>
-          <w:bdr w:val="none" w:sz="0" w:space="0" w:color="auto"/>
-          <w:lang w:val="uk-UA" w:eastAsia="uk-UA"/>
-        </w:rPr>
-        <w:t xml:space="preserve"> один працівник може оформлювати або приймати багато поставок, кожна поставка має одного відповідального працівника. Зв’язок 1:M.</w:t>
-      </w:r>
-    </w:p>
-    <w:p>
-      <w:pPr>
-        <w:pBdr>
-          <w:top w:val="none" w:sz="0" w:space="0" w:color="auto"/>
-          <w:left w:val="none" w:sz="0" w:space="0" w:color="auto"/>
-          <w:bottom w:val="none" w:sz="0" w:space="0" w:color="auto"/>
-          <w:right w:val="none" w:sz="0" w:space="0" w:color="auto"/>
-          <w:between w:val="none" w:sz="0" w:space="0" w:color="auto"/>
-          <w:bar w:val="none" w:sz="0" w:color="auto"/>
-        </w:pBdr>
-        <w:spacing w:before="100" w:beforeAutospacing="1" w:after="100" w:afterAutospacing="1" w:line="276" w:lineRule="auto"/>
-        <w:rPr>
-          <w:rFonts w:eastAsia="Times New Roman"/>
-          <w:bdr w:val="none" w:sz="0" w:space="0" w:color="auto"/>
-          <w:lang w:val="uk-UA" w:eastAsia="uk-UA"/>
-        </w:rPr>
-      </w:pPr>
-      <w:r>
-        <w:rPr>
-          <w:rFonts w:eastAsia="Times New Roman"/>
-          <w:b/>
-          <w:bCs/>
-          <w:bdr w:val="none" w:sz="0" w:space="0" w:color="auto"/>
-          <w:lang w:val="uk-UA" w:eastAsia="uk-UA"/>
-        </w:rPr>
-        <w:t>Статус – Поставка:</w:t>
-      </w:r>
-      <w:r>
-        <w:rPr>
-          <w:rFonts w:eastAsia="Times New Roman"/>
-          <w:bdr w:val="none" w:sz="0" w:space="0" w:color="auto"/>
-          <w:lang w:val="uk-UA" w:eastAsia="uk-UA"/>
-        </w:rPr>
-        <w:t xml:space="preserve"> один статус типу «Поставка» може бути присвоєний багатьом поставкам. Кожна поставка має один поточний статус. Зв’язок 1:M.</w:t>
-      </w:r>
-    </w:p>
-    <w:p>
-      <w:pPr>
-        <w:pBdr>
-          <w:top w:val="none" w:sz="0" w:space="0" w:color="auto"/>
-          <w:left w:val="none" w:sz="0" w:space="0" w:color="auto"/>
-          <w:bottom w:val="none" w:sz="0" w:space="0" w:color="auto"/>
-          <w:right w:val="none" w:sz="0" w:space="0" w:color="auto"/>
-          <w:between w:val="none" w:sz="0" w:space="0" w:color="auto"/>
-          <w:bar w:val="none" w:sz="0" w:color="auto"/>
-        </w:pBdr>
-        <w:spacing w:before="100" w:beforeAutospacing="1" w:after="100" w:afterAutospacing="1" w:line="276" w:lineRule="auto"/>
-        <w:rPr>
-          <w:rFonts w:eastAsia="Times New Roman"/>
-          <w:bdr w:val="none" w:sz="0" w:space="0" w:color="auto"/>
-          <w:lang w:val="uk-UA" w:eastAsia="uk-UA"/>
-        </w:rPr>
-      </w:pPr>
-      <w:r>
-        <w:rPr>
-          <w:rFonts w:eastAsia="Times New Roman"/>
-          <w:b/>
-          <w:bCs/>
-          <w:bdr w:val="none" w:sz="0" w:space="0" w:color="auto"/>
-          <w:lang w:val="uk-UA" w:eastAsia="uk-UA"/>
-        </w:rPr>
-        <w:t>Поставка – Позиція поставки:</w:t>
-      </w:r>
-      <w:r>
-        <w:rPr>
-          <w:rFonts w:eastAsia="Times New Roman"/>
-          <w:bdr w:val="none" w:sz="0" w:space="0" w:color="auto"/>
-          <w:lang w:val="uk-UA" w:eastAsia="uk-UA"/>
-        </w:rPr>
-        <w:t xml:space="preserve"> одна поставка може містити багато позицій, кожна позиція належить одній поставці. Зв’язок 1:M.</w:t>
-      </w:r>
-    </w:p>
-    <w:p>
-      <w:pPr>
-        <w:pBdr>
-          <w:top w:val="none" w:sz="0" w:space="0" w:color="auto"/>
-          <w:left w:val="none" w:sz="0" w:space="0" w:color="auto"/>
-          <w:bottom w:val="none" w:sz="0" w:space="0" w:color="auto"/>
-          <w:right w:val="none" w:sz="0" w:space="0" w:color="auto"/>
-          <w:between w:val="none" w:sz="0" w:space="0" w:color="auto"/>
-          <w:bar w:val="none" w:sz="0" w:color="auto"/>
-        </w:pBdr>
-        <w:spacing w:before="100" w:beforeAutospacing="1" w:after="100" w:afterAutospacing="1" w:line="276" w:lineRule="auto"/>
-        <w:rPr>
-          <w:rFonts w:eastAsia="Times New Roman"/>
-          <w:bdr w:val="none" w:sz="0" w:space="0" w:color="auto"/>
-          <w:lang w:val="uk-UA" w:eastAsia="uk-UA"/>
-        </w:rPr>
-      </w:pPr>
-      <w:r>
-        <w:rPr>
-          <w:rFonts w:eastAsia="Times New Roman"/>
-          <w:b/>
-          <w:bCs/>
-          <w:bdr w:val="none" w:sz="0" w:space="0" w:color="auto"/>
-          <w:lang w:val="uk-UA" w:eastAsia="uk-UA"/>
-        </w:rPr>
         <w:t>Варіант товару – Позиція поставки:</w:t>
       </w:r>
       <w:r>
@@ -2928,7 +3392,6 @@
           <w:bdr w:val="none" w:sz="0" w:space="0" w:color="auto"/>
           <w:lang w:val="uk-UA" w:eastAsia="uk-UA"/>
         </w:rPr>
-        <w:lastRenderedPageBreak/>
         <w:t>Позиція замовлення – Позиція повернення:</w:t>
       </w:r>
       <w:r>
@@ -3318,6 +3781,7 @@
           <w:bdr w:val="none" w:sz="0" w:space="0" w:color="auto"/>
           <w:lang w:val="uk-UA" w:eastAsia="uk-UA"/>
         </w:rPr>
+        <w:lastRenderedPageBreak/>
         <w:t>Робота з клієнтами</w:t>
       </w:r>
       <w:r>
@@ -3498,421 +3962,421 @@
           <w:bdr w:val="none" w:sz="0" w:space="0" w:color="auto"/>
           <w:lang w:val="uk-UA" w:eastAsia="uk-UA"/>
         </w:rPr>
+        <w:t>Контроль статусу замовлення</w:t>
+      </w:r>
+      <w:r>
+        <w:rPr>
+          <w:rFonts w:eastAsia="Times New Roman"/>
+          <w:bdr w:val="none" w:sz="0" w:space="0" w:color="auto"/>
+          <w:lang w:val="uk-UA" w:eastAsia="uk-UA"/>
+        </w:rPr>
+        <w:t xml:space="preserve"> – зміна та відстеження поточного стану виконання замовлення.</w:t>
+      </w:r>
+    </w:p>
+    <w:p>
+      <w:pPr>
+        <w:pBdr>
+          <w:top w:val="none" w:sz="0" w:space="0" w:color="auto"/>
+          <w:left w:val="none" w:sz="0" w:space="0" w:color="auto"/>
+          <w:bottom w:val="none" w:sz="0" w:space="0" w:color="auto"/>
+          <w:right w:val="none" w:sz="0" w:space="0" w:color="auto"/>
+          <w:between w:val="none" w:sz="0" w:space="0" w:color="auto"/>
+          <w:bar w:val="none" w:sz="0" w:color="auto"/>
+        </w:pBdr>
+        <w:spacing w:before="100" w:beforeAutospacing="1" w:after="100" w:afterAutospacing="1" w:line="276" w:lineRule="auto"/>
+        <w:rPr>
+          <w:rFonts w:eastAsia="Times New Roman"/>
+          <w:bdr w:val="none" w:sz="0" w:space="0" w:color="auto"/>
+          <w:lang w:val="uk-UA" w:eastAsia="uk-UA"/>
+        </w:rPr>
+      </w:pPr>
+      <w:r>
+        <w:rPr>
+          <w:rFonts w:eastAsia="Times New Roman"/>
+          <w:b/>
+          <w:bCs/>
+          <w:bdr w:val="none" w:sz="0" w:space="0" w:color="auto"/>
+          <w:lang w:val="uk-UA" w:eastAsia="uk-UA"/>
+        </w:rPr>
+        <w:t>Облік оплати</w:t>
+      </w:r>
+      <w:r>
+        <w:rPr>
+          <w:rFonts w:eastAsia="Times New Roman"/>
+          <w:bdr w:val="none" w:sz="0" w:space="0" w:color="auto"/>
+          <w:lang w:val="uk-UA" w:eastAsia="uk-UA"/>
+        </w:rPr>
+        <w:t xml:space="preserve"> – вибір способу оплати, збереження сплаченої суми та поточного статусу оплати.</w:t>
+      </w:r>
+    </w:p>
+    <w:p>
+      <w:pPr>
+        <w:pBdr>
+          <w:top w:val="none" w:sz="0" w:space="0" w:color="auto"/>
+          <w:left w:val="none" w:sz="0" w:space="0" w:color="auto"/>
+          <w:bottom w:val="none" w:sz="0" w:space="0" w:color="auto"/>
+          <w:right w:val="none" w:sz="0" w:space="0" w:color="auto"/>
+          <w:between w:val="none" w:sz="0" w:space="0" w:color="auto"/>
+          <w:bar w:val="none" w:sz="0" w:color="auto"/>
+        </w:pBdr>
+        <w:spacing w:before="100" w:beforeAutospacing="1" w:after="100" w:afterAutospacing="1" w:line="276" w:lineRule="auto"/>
+        <w:rPr>
+          <w:rFonts w:eastAsia="Times New Roman"/>
+          <w:bdr w:val="none" w:sz="0" w:space="0" w:color="auto"/>
+          <w:lang w:val="uk-UA" w:eastAsia="uk-UA"/>
+        </w:rPr>
+      </w:pPr>
+      <w:r>
+        <w:rPr>
+          <w:rFonts w:eastAsia="Times New Roman"/>
+          <w:b/>
+          <w:bCs/>
+          <w:bdr w:val="none" w:sz="0" w:space="0" w:color="auto"/>
+          <w:lang w:val="uk-UA" w:eastAsia="uk-UA"/>
+        </w:rPr>
+        <w:t>Організація доставки</w:t>
+      </w:r>
+      <w:r>
+        <w:rPr>
+          <w:rFonts w:eastAsia="Times New Roman"/>
+          <w:bdr w:val="none" w:sz="0" w:space="0" w:color="auto"/>
+          <w:lang w:val="uk-UA" w:eastAsia="uk-UA"/>
+        </w:rPr>
+        <w:t xml:space="preserve"> – вибір способу доставки, збереження адреси, вартості та іншої інформації про доставку.</w:t>
+      </w:r>
+    </w:p>
+    <w:p>
+      <w:pPr>
+        <w:pBdr>
+          <w:top w:val="none" w:sz="0" w:space="0" w:color="auto"/>
+          <w:left w:val="none" w:sz="0" w:space="0" w:color="auto"/>
+          <w:bottom w:val="none" w:sz="0" w:space="0" w:color="auto"/>
+          <w:right w:val="none" w:sz="0" w:space="0" w:color="auto"/>
+          <w:between w:val="none" w:sz="0" w:space="0" w:color="auto"/>
+          <w:bar w:val="none" w:sz="0" w:color="auto"/>
+        </w:pBdr>
+        <w:spacing w:before="100" w:beforeAutospacing="1" w:after="100" w:afterAutospacing="1" w:line="276" w:lineRule="auto"/>
+        <w:rPr>
+          <w:rFonts w:eastAsia="Times New Roman"/>
+          <w:bdr w:val="none" w:sz="0" w:space="0" w:color="auto"/>
+          <w:lang w:val="uk-UA" w:eastAsia="uk-UA"/>
+        </w:rPr>
+      </w:pPr>
+      <w:r>
+        <w:rPr>
+          <w:rFonts w:eastAsia="Times New Roman"/>
+          <w:b/>
+          <w:bCs/>
+          <w:bdr w:val="none" w:sz="0" w:space="0" w:color="auto"/>
+          <w:lang w:val="uk-UA" w:eastAsia="uk-UA"/>
+        </w:rPr>
+        <w:t>Контроль доставки</w:t>
+      </w:r>
+      <w:r>
+        <w:rPr>
+          <w:rFonts w:eastAsia="Times New Roman"/>
+          <w:bdr w:val="none" w:sz="0" w:space="0" w:color="auto"/>
+          <w:lang w:val="uk-UA" w:eastAsia="uk-UA"/>
+        </w:rPr>
+        <w:t xml:space="preserve"> – відстеження статусу доставки, дати відправлення, дати отримання та номера відстеження.</w:t>
+      </w:r>
+    </w:p>
+    <w:p>
+      <w:pPr>
+        <w:pBdr>
+          <w:top w:val="none" w:sz="0" w:space="0" w:color="auto"/>
+          <w:left w:val="none" w:sz="0" w:space="0" w:color="auto"/>
+          <w:bottom w:val="none" w:sz="0" w:space="0" w:color="auto"/>
+          <w:right w:val="none" w:sz="0" w:space="0" w:color="auto"/>
+          <w:between w:val="none" w:sz="0" w:space="0" w:color="auto"/>
+          <w:bar w:val="none" w:sz="0" w:color="auto"/>
+        </w:pBdr>
+        <w:spacing w:before="100" w:beforeAutospacing="1" w:after="100" w:afterAutospacing="1" w:line="276" w:lineRule="auto"/>
+        <w:rPr>
+          <w:rFonts w:eastAsia="Times New Roman"/>
+          <w:bdr w:val="none" w:sz="0" w:space="0" w:color="auto"/>
+          <w:lang w:val="uk-UA" w:eastAsia="uk-UA"/>
+        </w:rPr>
+      </w:pPr>
+      <w:r>
+        <w:rPr>
+          <w:rFonts w:eastAsia="Times New Roman"/>
+          <w:b/>
+          <w:bCs/>
+          <w:bdr w:val="none" w:sz="0" w:space="0" w:color="auto"/>
+          <w:lang w:val="uk-UA" w:eastAsia="uk-UA"/>
+        </w:rPr>
+        <w:t>Управління статусами</w:t>
+      </w:r>
+      <w:r>
+        <w:rPr>
+          <w:rFonts w:eastAsia="Times New Roman"/>
+          <w:bdr w:val="none" w:sz="0" w:space="0" w:color="auto"/>
+          <w:lang w:val="uk-UA" w:eastAsia="uk-UA"/>
+        </w:rPr>
+        <w:t xml:space="preserve"> – ведення довідника статусів для замовлень, </w:t>
+      </w:r>
+      <w:proofErr w:type="spellStart"/>
+      <w:r>
+        <w:rPr>
+          <w:rFonts w:eastAsia="Times New Roman"/>
+          <w:bdr w:val="none" w:sz="0" w:space="0" w:color="auto"/>
+          <w:lang w:val="uk-UA" w:eastAsia="uk-UA"/>
+        </w:rPr>
+        <w:t>оплат</w:t>
+      </w:r>
+      <w:proofErr w:type="spellEnd"/>
+      <w:r>
+        <w:rPr>
+          <w:rFonts w:eastAsia="Times New Roman"/>
+          <w:bdr w:val="none" w:sz="0" w:space="0" w:color="auto"/>
+          <w:lang w:val="uk-UA" w:eastAsia="uk-UA"/>
+        </w:rPr>
+        <w:t>, доставок, поставок та повернень.</w:t>
+      </w:r>
+    </w:p>
+    <w:p>
+      <w:pPr>
+        <w:pBdr>
+          <w:top w:val="none" w:sz="0" w:space="0" w:color="auto"/>
+          <w:left w:val="none" w:sz="0" w:space="0" w:color="auto"/>
+          <w:bottom w:val="none" w:sz="0" w:space="0" w:color="auto"/>
+          <w:right w:val="none" w:sz="0" w:space="0" w:color="auto"/>
+          <w:between w:val="none" w:sz="0" w:space="0" w:color="auto"/>
+          <w:bar w:val="none" w:sz="0" w:color="auto"/>
+        </w:pBdr>
+        <w:spacing w:before="100" w:beforeAutospacing="1" w:after="100" w:afterAutospacing="1" w:line="276" w:lineRule="auto"/>
+        <w:rPr>
+          <w:rFonts w:eastAsia="Times New Roman"/>
+          <w:bdr w:val="none" w:sz="0" w:space="0" w:color="auto"/>
+          <w:lang w:val="uk-UA" w:eastAsia="uk-UA"/>
+        </w:rPr>
+      </w:pPr>
+      <w:r>
+        <w:rPr>
+          <w:rFonts w:eastAsia="Times New Roman"/>
+          <w:b/>
+          <w:bCs/>
+          <w:bdr w:val="none" w:sz="0" w:space="0" w:color="auto"/>
+          <w:lang w:val="uk-UA" w:eastAsia="uk-UA"/>
+        </w:rPr>
+        <w:t>Управління способами оплати</w:t>
+      </w:r>
+      <w:r>
+        <w:rPr>
+          <w:rFonts w:eastAsia="Times New Roman"/>
+          <w:bdr w:val="none" w:sz="0" w:space="0" w:color="auto"/>
+          <w:lang w:val="uk-UA" w:eastAsia="uk-UA"/>
+        </w:rPr>
+        <w:t xml:space="preserve"> – ведення довідника доступних способів оплати.</w:t>
+      </w:r>
+    </w:p>
+    <w:p>
+      <w:pPr>
+        <w:pBdr>
+          <w:top w:val="none" w:sz="0" w:space="0" w:color="auto"/>
+          <w:left w:val="none" w:sz="0" w:space="0" w:color="auto"/>
+          <w:bottom w:val="none" w:sz="0" w:space="0" w:color="auto"/>
+          <w:right w:val="none" w:sz="0" w:space="0" w:color="auto"/>
+          <w:between w:val="none" w:sz="0" w:space="0" w:color="auto"/>
+          <w:bar w:val="none" w:sz="0" w:color="auto"/>
+        </w:pBdr>
+        <w:spacing w:before="100" w:beforeAutospacing="1" w:after="100" w:afterAutospacing="1" w:line="276" w:lineRule="auto"/>
+        <w:rPr>
+          <w:rFonts w:eastAsia="Times New Roman"/>
+          <w:bdr w:val="none" w:sz="0" w:space="0" w:color="auto"/>
+          <w:lang w:val="uk-UA" w:eastAsia="uk-UA"/>
+        </w:rPr>
+      </w:pPr>
+      <w:r>
+        <w:rPr>
+          <w:rFonts w:eastAsia="Times New Roman"/>
+          <w:b/>
+          <w:bCs/>
+          <w:bdr w:val="none" w:sz="0" w:space="0" w:color="auto"/>
+          <w:lang w:val="uk-UA" w:eastAsia="uk-UA"/>
+        </w:rPr>
+        <w:t>Управління способами доставки</w:t>
+      </w:r>
+      <w:r>
+        <w:rPr>
+          <w:rFonts w:eastAsia="Times New Roman"/>
+          <w:bdr w:val="none" w:sz="0" w:space="0" w:color="auto"/>
+          <w:lang w:val="uk-UA" w:eastAsia="uk-UA"/>
+        </w:rPr>
+        <w:t xml:space="preserve"> – ведення довідника доступних способів доставки.</w:t>
+      </w:r>
+    </w:p>
+    <w:p>
+      <w:pPr>
+        <w:pBdr>
+          <w:top w:val="none" w:sz="0" w:space="0" w:color="auto"/>
+          <w:left w:val="none" w:sz="0" w:space="0" w:color="auto"/>
+          <w:bottom w:val="none" w:sz="0" w:space="0" w:color="auto"/>
+          <w:right w:val="none" w:sz="0" w:space="0" w:color="auto"/>
+          <w:between w:val="none" w:sz="0" w:space="0" w:color="auto"/>
+          <w:bar w:val="none" w:sz="0" w:color="auto"/>
+        </w:pBdr>
+        <w:spacing w:before="100" w:beforeAutospacing="1" w:after="100" w:afterAutospacing="1" w:line="276" w:lineRule="auto"/>
+        <w:rPr>
+          <w:rFonts w:eastAsia="Times New Roman"/>
+          <w:bdr w:val="none" w:sz="0" w:space="0" w:color="auto"/>
+          <w:lang w:val="uk-UA" w:eastAsia="uk-UA"/>
+        </w:rPr>
+      </w:pPr>
+      <w:r>
+        <w:rPr>
+          <w:rFonts w:eastAsia="Times New Roman"/>
+          <w:b/>
+          <w:bCs/>
+          <w:bdr w:val="none" w:sz="0" w:space="0" w:color="auto"/>
+          <w:lang w:val="uk-UA" w:eastAsia="uk-UA"/>
+        </w:rPr>
+        <w:t>Оформлення поставок</w:t>
+      </w:r>
+      <w:r>
+        <w:rPr>
+          <w:rFonts w:eastAsia="Times New Roman"/>
+          <w:bdr w:val="none" w:sz="0" w:space="0" w:color="auto"/>
+          <w:lang w:val="uk-UA" w:eastAsia="uk-UA"/>
+        </w:rPr>
+        <w:t xml:space="preserve"> – реєстрація надходження товарів від постачальників із зазначенням складу, відповідального працівника, дати та статусу.</w:t>
+      </w:r>
+    </w:p>
+    <w:p>
+      <w:pPr>
+        <w:pBdr>
+          <w:top w:val="none" w:sz="0" w:space="0" w:color="auto"/>
+          <w:left w:val="none" w:sz="0" w:space="0" w:color="auto"/>
+          <w:bottom w:val="none" w:sz="0" w:space="0" w:color="auto"/>
+          <w:right w:val="none" w:sz="0" w:space="0" w:color="auto"/>
+          <w:between w:val="none" w:sz="0" w:space="0" w:color="auto"/>
+          <w:bar w:val="none" w:sz="0" w:color="auto"/>
+        </w:pBdr>
+        <w:spacing w:before="100" w:beforeAutospacing="1" w:after="100" w:afterAutospacing="1" w:line="276" w:lineRule="auto"/>
+        <w:rPr>
+          <w:rFonts w:eastAsia="Times New Roman"/>
+          <w:bdr w:val="none" w:sz="0" w:space="0" w:color="auto"/>
+          <w:lang w:val="uk-UA" w:eastAsia="uk-UA"/>
+        </w:rPr>
+      </w:pPr>
+      <w:r>
+        <w:rPr>
+          <w:rFonts w:eastAsia="Times New Roman"/>
+          <w:b/>
+          <w:bCs/>
+          <w:bdr w:val="none" w:sz="0" w:space="0" w:color="auto"/>
+          <w:lang w:val="uk-UA" w:eastAsia="uk-UA"/>
+        </w:rPr>
+        <w:t>Формування позицій поставки</w:t>
+      </w:r>
+      <w:r>
+        <w:rPr>
+          <w:rFonts w:eastAsia="Times New Roman"/>
+          <w:bdr w:val="none" w:sz="0" w:space="0" w:color="auto"/>
+          <w:lang w:val="uk-UA" w:eastAsia="uk-UA"/>
+        </w:rPr>
+        <w:t xml:space="preserve"> – зазначення конкретних варіантів товарів, їх кількості та закупівельної ціни в межах поставки.</w:t>
+      </w:r>
+    </w:p>
+    <w:p>
+      <w:pPr>
+        <w:pBdr>
+          <w:top w:val="none" w:sz="0" w:space="0" w:color="auto"/>
+          <w:left w:val="none" w:sz="0" w:space="0" w:color="auto"/>
+          <w:bottom w:val="none" w:sz="0" w:space="0" w:color="auto"/>
+          <w:right w:val="none" w:sz="0" w:space="0" w:color="auto"/>
+          <w:between w:val="none" w:sz="0" w:space="0" w:color="auto"/>
+          <w:bar w:val="none" w:sz="0" w:color="auto"/>
+        </w:pBdr>
+        <w:spacing w:before="100" w:beforeAutospacing="1" w:after="100" w:afterAutospacing="1" w:line="276" w:lineRule="auto"/>
+        <w:rPr>
+          <w:rFonts w:eastAsia="Times New Roman"/>
+          <w:bdr w:val="none" w:sz="0" w:space="0" w:color="auto"/>
+          <w:lang w:val="uk-UA" w:eastAsia="uk-UA"/>
+        </w:rPr>
+      </w:pPr>
+      <w:r>
+        <w:rPr>
+          <w:rFonts w:eastAsia="Times New Roman"/>
+          <w:b/>
+          <w:bCs/>
+          <w:bdr w:val="none" w:sz="0" w:space="0" w:color="auto"/>
+          <w:lang w:val="uk-UA" w:eastAsia="uk-UA"/>
+        </w:rPr>
+        <w:t>Приймання товарів</w:t>
+      </w:r>
+      <w:r>
+        <w:rPr>
+          <w:rFonts w:eastAsia="Times New Roman"/>
+          <w:bdr w:val="none" w:sz="0" w:space="0" w:color="auto"/>
+          <w:lang w:val="uk-UA" w:eastAsia="uk-UA"/>
+        </w:rPr>
+        <w:t xml:space="preserve"> – збільшення складських запасів після фактичного отримання товарів від постачальника.</w:t>
+      </w:r>
+    </w:p>
+    <w:p>
+      <w:pPr>
+        <w:pBdr>
+          <w:top w:val="none" w:sz="0" w:space="0" w:color="auto"/>
+          <w:left w:val="none" w:sz="0" w:space="0" w:color="auto"/>
+          <w:bottom w:val="none" w:sz="0" w:space="0" w:color="auto"/>
+          <w:right w:val="none" w:sz="0" w:space="0" w:color="auto"/>
+          <w:between w:val="none" w:sz="0" w:space="0" w:color="auto"/>
+          <w:bar w:val="none" w:sz="0" w:color="auto"/>
+        </w:pBdr>
+        <w:spacing w:before="100" w:beforeAutospacing="1" w:after="100" w:afterAutospacing="1" w:line="276" w:lineRule="auto"/>
+        <w:rPr>
+          <w:rFonts w:eastAsia="Times New Roman"/>
+          <w:bdr w:val="none" w:sz="0" w:space="0" w:color="auto"/>
+          <w:lang w:val="uk-UA" w:eastAsia="uk-UA"/>
+        </w:rPr>
+      </w:pPr>
+      <w:r>
+        <w:rPr>
+          <w:rFonts w:eastAsia="Times New Roman"/>
+          <w:b/>
+          <w:bCs/>
+          <w:bdr w:val="none" w:sz="0" w:space="0" w:color="auto"/>
+          <w:lang w:val="uk-UA" w:eastAsia="uk-UA"/>
+        </w:rPr>
+        <w:t>Обробка повернень</w:t>
+      </w:r>
+      <w:r>
+        <w:rPr>
+          <w:rFonts w:eastAsia="Times New Roman"/>
+          <w:bdr w:val="none" w:sz="0" w:space="0" w:color="auto"/>
+          <w:lang w:val="uk-UA" w:eastAsia="uk-UA"/>
+        </w:rPr>
+        <w:t xml:space="preserve"> – реєстрація повернення товарів клієнтом із зазначенням причини та статусу.</w:t>
+      </w:r>
+    </w:p>
+    <w:p>
+      <w:pPr>
+        <w:pBdr>
+          <w:top w:val="none" w:sz="0" w:space="0" w:color="auto"/>
+          <w:left w:val="none" w:sz="0" w:space="0" w:color="auto"/>
+          <w:bottom w:val="none" w:sz="0" w:space="0" w:color="auto"/>
+          <w:right w:val="none" w:sz="0" w:space="0" w:color="auto"/>
+          <w:between w:val="none" w:sz="0" w:space="0" w:color="auto"/>
+          <w:bar w:val="none" w:sz="0" w:color="auto"/>
+        </w:pBdr>
+        <w:spacing w:before="100" w:beforeAutospacing="1" w:after="100" w:afterAutospacing="1" w:line="276" w:lineRule="auto"/>
+        <w:rPr>
+          <w:rFonts w:eastAsia="Times New Roman"/>
+          <w:bdr w:val="none" w:sz="0" w:space="0" w:color="auto"/>
+          <w:lang w:val="uk-UA" w:eastAsia="uk-UA"/>
+        </w:rPr>
+      </w:pPr>
+      <w:r>
+        <w:rPr>
+          <w:rFonts w:eastAsia="Times New Roman"/>
+          <w:b/>
+          <w:bCs/>
+          <w:bdr w:val="none" w:sz="0" w:space="0" w:color="auto"/>
+          <w:lang w:val="uk-UA" w:eastAsia="uk-UA"/>
+        </w:rPr>
         <w:lastRenderedPageBreak/>
-        <w:t>Контроль статусу замовлення</w:t>
-      </w:r>
-      <w:r>
-        <w:rPr>
-          <w:rFonts w:eastAsia="Times New Roman"/>
-          <w:bdr w:val="none" w:sz="0" w:space="0" w:color="auto"/>
-          <w:lang w:val="uk-UA" w:eastAsia="uk-UA"/>
-        </w:rPr>
-        <w:t xml:space="preserve"> – зміна та відстеження поточного стану виконання замовлення.</w:t>
-      </w:r>
-    </w:p>
-    <w:p>
-      <w:pPr>
-        <w:pBdr>
-          <w:top w:val="none" w:sz="0" w:space="0" w:color="auto"/>
-          <w:left w:val="none" w:sz="0" w:space="0" w:color="auto"/>
-          <w:bottom w:val="none" w:sz="0" w:space="0" w:color="auto"/>
-          <w:right w:val="none" w:sz="0" w:space="0" w:color="auto"/>
-          <w:between w:val="none" w:sz="0" w:space="0" w:color="auto"/>
-          <w:bar w:val="none" w:sz="0" w:color="auto"/>
-        </w:pBdr>
-        <w:spacing w:before="100" w:beforeAutospacing="1" w:after="100" w:afterAutospacing="1" w:line="276" w:lineRule="auto"/>
-        <w:rPr>
-          <w:rFonts w:eastAsia="Times New Roman"/>
-          <w:bdr w:val="none" w:sz="0" w:space="0" w:color="auto"/>
-          <w:lang w:val="uk-UA" w:eastAsia="uk-UA"/>
-        </w:rPr>
-      </w:pPr>
-      <w:r>
-        <w:rPr>
-          <w:rFonts w:eastAsia="Times New Roman"/>
-          <w:b/>
-          <w:bCs/>
-          <w:bdr w:val="none" w:sz="0" w:space="0" w:color="auto"/>
-          <w:lang w:val="uk-UA" w:eastAsia="uk-UA"/>
-        </w:rPr>
-        <w:t>Облік оплати</w:t>
-      </w:r>
-      <w:r>
-        <w:rPr>
-          <w:rFonts w:eastAsia="Times New Roman"/>
-          <w:bdr w:val="none" w:sz="0" w:space="0" w:color="auto"/>
-          <w:lang w:val="uk-UA" w:eastAsia="uk-UA"/>
-        </w:rPr>
-        <w:t xml:space="preserve"> – вибір способу оплати, збереження сплаченої суми та поточного статусу оплати.</w:t>
-      </w:r>
-    </w:p>
-    <w:p>
-      <w:pPr>
-        <w:pBdr>
-          <w:top w:val="none" w:sz="0" w:space="0" w:color="auto"/>
-          <w:left w:val="none" w:sz="0" w:space="0" w:color="auto"/>
-          <w:bottom w:val="none" w:sz="0" w:space="0" w:color="auto"/>
-          <w:right w:val="none" w:sz="0" w:space="0" w:color="auto"/>
-          <w:between w:val="none" w:sz="0" w:space="0" w:color="auto"/>
-          <w:bar w:val="none" w:sz="0" w:color="auto"/>
-        </w:pBdr>
-        <w:spacing w:before="100" w:beforeAutospacing="1" w:after="100" w:afterAutospacing="1" w:line="276" w:lineRule="auto"/>
-        <w:rPr>
-          <w:rFonts w:eastAsia="Times New Roman"/>
-          <w:bdr w:val="none" w:sz="0" w:space="0" w:color="auto"/>
-          <w:lang w:val="uk-UA" w:eastAsia="uk-UA"/>
-        </w:rPr>
-      </w:pPr>
-      <w:r>
-        <w:rPr>
-          <w:rFonts w:eastAsia="Times New Roman"/>
-          <w:b/>
-          <w:bCs/>
-          <w:bdr w:val="none" w:sz="0" w:space="0" w:color="auto"/>
-          <w:lang w:val="uk-UA" w:eastAsia="uk-UA"/>
-        </w:rPr>
-        <w:t>Організація доставки</w:t>
-      </w:r>
-      <w:r>
-        <w:rPr>
-          <w:rFonts w:eastAsia="Times New Roman"/>
-          <w:bdr w:val="none" w:sz="0" w:space="0" w:color="auto"/>
-          <w:lang w:val="uk-UA" w:eastAsia="uk-UA"/>
-        </w:rPr>
-        <w:t xml:space="preserve"> – вибір способу доставки, збереження адреси, вартості та іншої інформації про доставку.</w:t>
-      </w:r>
-    </w:p>
-    <w:p>
-      <w:pPr>
-        <w:pBdr>
-          <w:top w:val="none" w:sz="0" w:space="0" w:color="auto"/>
-          <w:left w:val="none" w:sz="0" w:space="0" w:color="auto"/>
-          <w:bottom w:val="none" w:sz="0" w:space="0" w:color="auto"/>
-          <w:right w:val="none" w:sz="0" w:space="0" w:color="auto"/>
-          <w:between w:val="none" w:sz="0" w:space="0" w:color="auto"/>
-          <w:bar w:val="none" w:sz="0" w:color="auto"/>
-        </w:pBdr>
-        <w:spacing w:before="100" w:beforeAutospacing="1" w:after="100" w:afterAutospacing="1" w:line="276" w:lineRule="auto"/>
-        <w:rPr>
-          <w:rFonts w:eastAsia="Times New Roman"/>
-          <w:bdr w:val="none" w:sz="0" w:space="0" w:color="auto"/>
-          <w:lang w:val="uk-UA" w:eastAsia="uk-UA"/>
-        </w:rPr>
-      </w:pPr>
-      <w:r>
-        <w:rPr>
-          <w:rFonts w:eastAsia="Times New Roman"/>
-          <w:b/>
-          <w:bCs/>
-          <w:bdr w:val="none" w:sz="0" w:space="0" w:color="auto"/>
-          <w:lang w:val="uk-UA" w:eastAsia="uk-UA"/>
-        </w:rPr>
-        <w:t>Контроль доставки</w:t>
-      </w:r>
-      <w:r>
-        <w:rPr>
-          <w:rFonts w:eastAsia="Times New Roman"/>
-          <w:bdr w:val="none" w:sz="0" w:space="0" w:color="auto"/>
-          <w:lang w:val="uk-UA" w:eastAsia="uk-UA"/>
-        </w:rPr>
-        <w:t xml:space="preserve"> – відстеження статусу доставки, дати відправлення, дати отримання та номера відстеження.</w:t>
-      </w:r>
-    </w:p>
-    <w:p>
-      <w:pPr>
-        <w:pBdr>
-          <w:top w:val="none" w:sz="0" w:space="0" w:color="auto"/>
-          <w:left w:val="none" w:sz="0" w:space="0" w:color="auto"/>
-          <w:bottom w:val="none" w:sz="0" w:space="0" w:color="auto"/>
-          <w:right w:val="none" w:sz="0" w:space="0" w:color="auto"/>
-          <w:between w:val="none" w:sz="0" w:space="0" w:color="auto"/>
-          <w:bar w:val="none" w:sz="0" w:color="auto"/>
-        </w:pBdr>
-        <w:spacing w:before="100" w:beforeAutospacing="1" w:after="100" w:afterAutospacing="1" w:line="276" w:lineRule="auto"/>
-        <w:rPr>
-          <w:rFonts w:eastAsia="Times New Roman"/>
-          <w:bdr w:val="none" w:sz="0" w:space="0" w:color="auto"/>
-          <w:lang w:val="uk-UA" w:eastAsia="uk-UA"/>
-        </w:rPr>
-      </w:pPr>
-      <w:r>
-        <w:rPr>
-          <w:rFonts w:eastAsia="Times New Roman"/>
-          <w:b/>
-          <w:bCs/>
-          <w:bdr w:val="none" w:sz="0" w:space="0" w:color="auto"/>
-          <w:lang w:val="uk-UA" w:eastAsia="uk-UA"/>
-        </w:rPr>
-        <w:t>Управління статусами</w:t>
-      </w:r>
-      <w:r>
-        <w:rPr>
-          <w:rFonts w:eastAsia="Times New Roman"/>
-          <w:bdr w:val="none" w:sz="0" w:space="0" w:color="auto"/>
-          <w:lang w:val="uk-UA" w:eastAsia="uk-UA"/>
-        </w:rPr>
-        <w:t xml:space="preserve"> – ведення довідника статусів для замовлень, </w:t>
-      </w:r>
-      <w:proofErr w:type="spellStart"/>
-      <w:r>
-        <w:rPr>
-          <w:rFonts w:eastAsia="Times New Roman"/>
-          <w:bdr w:val="none" w:sz="0" w:space="0" w:color="auto"/>
-          <w:lang w:val="uk-UA" w:eastAsia="uk-UA"/>
-        </w:rPr>
-        <w:t>оплат</w:t>
-      </w:r>
-      <w:proofErr w:type="spellEnd"/>
-      <w:r>
-        <w:rPr>
-          <w:rFonts w:eastAsia="Times New Roman"/>
-          <w:bdr w:val="none" w:sz="0" w:space="0" w:color="auto"/>
-          <w:lang w:val="uk-UA" w:eastAsia="uk-UA"/>
-        </w:rPr>
-        <w:t>, доставок, поставок та повернень.</w:t>
-      </w:r>
-    </w:p>
-    <w:p>
-      <w:pPr>
-        <w:pBdr>
-          <w:top w:val="none" w:sz="0" w:space="0" w:color="auto"/>
-          <w:left w:val="none" w:sz="0" w:space="0" w:color="auto"/>
-          <w:bottom w:val="none" w:sz="0" w:space="0" w:color="auto"/>
-          <w:right w:val="none" w:sz="0" w:space="0" w:color="auto"/>
-          <w:between w:val="none" w:sz="0" w:space="0" w:color="auto"/>
-          <w:bar w:val="none" w:sz="0" w:color="auto"/>
-        </w:pBdr>
-        <w:spacing w:before="100" w:beforeAutospacing="1" w:after="100" w:afterAutospacing="1" w:line="276" w:lineRule="auto"/>
-        <w:rPr>
-          <w:rFonts w:eastAsia="Times New Roman"/>
-          <w:bdr w:val="none" w:sz="0" w:space="0" w:color="auto"/>
-          <w:lang w:val="uk-UA" w:eastAsia="uk-UA"/>
-        </w:rPr>
-      </w:pPr>
-      <w:r>
-        <w:rPr>
-          <w:rFonts w:eastAsia="Times New Roman"/>
-          <w:b/>
-          <w:bCs/>
-          <w:bdr w:val="none" w:sz="0" w:space="0" w:color="auto"/>
-          <w:lang w:val="uk-UA" w:eastAsia="uk-UA"/>
-        </w:rPr>
-        <w:t>Управління способами оплати</w:t>
-      </w:r>
-      <w:r>
-        <w:rPr>
-          <w:rFonts w:eastAsia="Times New Roman"/>
-          <w:bdr w:val="none" w:sz="0" w:space="0" w:color="auto"/>
-          <w:lang w:val="uk-UA" w:eastAsia="uk-UA"/>
-        </w:rPr>
-        <w:t xml:space="preserve"> – ведення довідника доступних способів оплати.</w:t>
-      </w:r>
-    </w:p>
-    <w:p>
-      <w:pPr>
-        <w:pBdr>
-          <w:top w:val="none" w:sz="0" w:space="0" w:color="auto"/>
-          <w:left w:val="none" w:sz="0" w:space="0" w:color="auto"/>
-          <w:bottom w:val="none" w:sz="0" w:space="0" w:color="auto"/>
-          <w:right w:val="none" w:sz="0" w:space="0" w:color="auto"/>
-          <w:between w:val="none" w:sz="0" w:space="0" w:color="auto"/>
-          <w:bar w:val="none" w:sz="0" w:color="auto"/>
-        </w:pBdr>
-        <w:spacing w:before="100" w:beforeAutospacing="1" w:after="100" w:afterAutospacing="1" w:line="276" w:lineRule="auto"/>
-        <w:rPr>
-          <w:rFonts w:eastAsia="Times New Roman"/>
-          <w:bdr w:val="none" w:sz="0" w:space="0" w:color="auto"/>
-          <w:lang w:val="uk-UA" w:eastAsia="uk-UA"/>
-        </w:rPr>
-      </w:pPr>
-      <w:r>
-        <w:rPr>
-          <w:rFonts w:eastAsia="Times New Roman"/>
-          <w:b/>
-          <w:bCs/>
-          <w:bdr w:val="none" w:sz="0" w:space="0" w:color="auto"/>
-          <w:lang w:val="uk-UA" w:eastAsia="uk-UA"/>
-        </w:rPr>
-        <w:t>Управління способами доставки</w:t>
-      </w:r>
-      <w:r>
-        <w:rPr>
-          <w:rFonts w:eastAsia="Times New Roman"/>
-          <w:bdr w:val="none" w:sz="0" w:space="0" w:color="auto"/>
-          <w:lang w:val="uk-UA" w:eastAsia="uk-UA"/>
-        </w:rPr>
-        <w:t xml:space="preserve"> – ведення довідника доступних способів доставки.</w:t>
-      </w:r>
-    </w:p>
-    <w:p>
-      <w:pPr>
-        <w:pBdr>
-          <w:top w:val="none" w:sz="0" w:space="0" w:color="auto"/>
-          <w:left w:val="none" w:sz="0" w:space="0" w:color="auto"/>
-          <w:bottom w:val="none" w:sz="0" w:space="0" w:color="auto"/>
-          <w:right w:val="none" w:sz="0" w:space="0" w:color="auto"/>
-          <w:between w:val="none" w:sz="0" w:space="0" w:color="auto"/>
-          <w:bar w:val="none" w:sz="0" w:color="auto"/>
-        </w:pBdr>
-        <w:spacing w:before="100" w:beforeAutospacing="1" w:after="100" w:afterAutospacing="1" w:line="276" w:lineRule="auto"/>
-        <w:rPr>
-          <w:rFonts w:eastAsia="Times New Roman"/>
-          <w:bdr w:val="none" w:sz="0" w:space="0" w:color="auto"/>
-          <w:lang w:val="uk-UA" w:eastAsia="uk-UA"/>
-        </w:rPr>
-      </w:pPr>
-      <w:r>
-        <w:rPr>
-          <w:rFonts w:eastAsia="Times New Roman"/>
-          <w:b/>
-          <w:bCs/>
-          <w:bdr w:val="none" w:sz="0" w:space="0" w:color="auto"/>
-          <w:lang w:val="uk-UA" w:eastAsia="uk-UA"/>
-        </w:rPr>
-        <w:t>Оформлення поставок</w:t>
-      </w:r>
-      <w:r>
-        <w:rPr>
-          <w:rFonts w:eastAsia="Times New Roman"/>
-          <w:bdr w:val="none" w:sz="0" w:space="0" w:color="auto"/>
-          <w:lang w:val="uk-UA" w:eastAsia="uk-UA"/>
-        </w:rPr>
-        <w:t xml:space="preserve"> – реєстрація надходження товарів від постачальників із зазначенням складу, відповідального працівника, дати та статусу.</w:t>
-      </w:r>
-    </w:p>
-    <w:p>
-      <w:pPr>
-        <w:pBdr>
-          <w:top w:val="none" w:sz="0" w:space="0" w:color="auto"/>
-          <w:left w:val="none" w:sz="0" w:space="0" w:color="auto"/>
-          <w:bottom w:val="none" w:sz="0" w:space="0" w:color="auto"/>
-          <w:right w:val="none" w:sz="0" w:space="0" w:color="auto"/>
-          <w:between w:val="none" w:sz="0" w:space="0" w:color="auto"/>
-          <w:bar w:val="none" w:sz="0" w:color="auto"/>
-        </w:pBdr>
-        <w:spacing w:before="100" w:beforeAutospacing="1" w:after="100" w:afterAutospacing="1" w:line="276" w:lineRule="auto"/>
-        <w:rPr>
-          <w:rFonts w:eastAsia="Times New Roman"/>
-          <w:bdr w:val="none" w:sz="0" w:space="0" w:color="auto"/>
-          <w:lang w:val="uk-UA" w:eastAsia="uk-UA"/>
-        </w:rPr>
-      </w:pPr>
-      <w:r>
-        <w:rPr>
-          <w:rFonts w:eastAsia="Times New Roman"/>
-          <w:b/>
-          <w:bCs/>
-          <w:bdr w:val="none" w:sz="0" w:space="0" w:color="auto"/>
-          <w:lang w:val="uk-UA" w:eastAsia="uk-UA"/>
-        </w:rPr>
-        <w:t>Формування позицій поставки</w:t>
-      </w:r>
-      <w:r>
-        <w:rPr>
-          <w:rFonts w:eastAsia="Times New Roman"/>
-          <w:bdr w:val="none" w:sz="0" w:space="0" w:color="auto"/>
-          <w:lang w:val="uk-UA" w:eastAsia="uk-UA"/>
-        </w:rPr>
-        <w:t xml:space="preserve"> – зазначення конкретних варіантів товарів, їх кількості та закупівельної ціни в межах поставки.</w:t>
-      </w:r>
-    </w:p>
-    <w:p>
-      <w:pPr>
-        <w:pBdr>
-          <w:top w:val="none" w:sz="0" w:space="0" w:color="auto"/>
-          <w:left w:val="none" w:sz="0" w:space="0" w:color="auto"/>
-          <w:bottom w:val="none" w:sz="0" w:space="0" w:color="auto"/>
-          <w:right w:val="none" w:sz="0" w:space="0" w:color="auto"/>
-          <w:between w:val="none" w:sz="0" w:space="0" w:color="auto"/>
-          <w:bar w:val="none" w:sz="0" w:color="auto"/>
-        </w:pBdr>
-        <w:spacing w:before="100" w:beforeAutospacing="1" w:after="100" w:afterAutospacing="1" w:line="276" w:lineRule="auto"/>
-        <w:rPr>
-          <w:rFonts w:eastAsia="Times New Roman"/>
-          <w:bdr w:val="none" w:sz="0" w:space="0" w:color="auto"/>
-          <w:lang w:val="uk-UA" w:eastAsia="uk-UA"/>
-        </w:rPr>
-      </w:pPr>
-      <w:r>
-        <w:rPr>
-          <w:rFonts w:eastAsia="Times New Roman"/>
-          <w:b/>
-          <w:bCs/>
-          <w:bdr w:val="none" w:sz="0" w:space="0" w:color="auto"/>
-          <w:lang w:val="uk-UA" w:eastAsia="uk-UA"/>
-        </w:rPr>
-        <w:t>Приймання товарів</w:t>
-      </w:r>
-      <w:r>
-        <w:rPr>
-          <w:rFonts w:eastAsia="Times New Roman"/>
-          <w:bdr w:val="none" w:sz="0" w:space="0" w:color="auto"/>
-          <w:lang w:val="uk-UA" w:eastAsia="uk-UA"/>
-        </w:rPr>
-        <w:t xml:space="preserve"> – збільшення складських запасів після фактичного отримання товарів від постачальника.</w:t>
-      </w:r>
-    </w:p>
-    <w:p>
-      <w:pPr>
-        <w:pBdr>
-          <w:top w:val="none" w:sz="0" w:space="0" w:color="auto"/>
-          <w:left w:val="none" w:sz="0" w:space="0" w:color="auto"/>
-          <w:bottom w:val="none" w:sz="0" w:space="0" w:color="auto"/>
-          <w:right w:val="none" w:sz="0" w:space="0" w:color="auto"/>
-          <w:between w:val="none" w:sz="0" w:space="0" w:color="auto"/>
-          <w:bar w:val="none" w:sz="0" w:color="auto"/>
-        </w:pBdr>
-        <w:spacing w:before="100" w:beforeAutospacing="1" w:after="100" w:afterAutospacing="1" w:line="276" w:lineRule="auto"/>
-        <w:rPr>
-          <w:rFonts w:eastAsia="Times New Roman"/>
-          <w:bdr w:val="none" w:sz="0" w:space="0" w:color="auto"/>
-          <w:lang w:val="uk-UA" w:eastAsia="uk-UA"/>
-        </w:rPr>
-      </w:pPr>
-      <w:r>
-        <w:rPr>
-          <w:rFonts w:eastAsia="Times New Roman"/>
-          <w:b/>
-          <w:bCs/>
-          <w:bdr w:val="none" w:sz="0" w:space="0" w:color="auto"/>
-          <w:lang w:val="uk-UA" w:eastAsia="uk-UA"/>
-        </w:rPr>
-        <w:t>Обробка повернень</w:t>
-      </w:r>
-      <w:r>
-        <w:rPr>
-          <w:rFonts w:eastAsia="Times New Roman"/>
-          <w:bdr w:val="none" w:sz="0" w:space="0" w:color="auto"/>
-          <w:lang w:val="uk-UA" w:eastAsia="uk-UA"/>
-        </w:rPr>
-        <w:t xml:space="preserve"> – реєстрація повернення товарів клієнтом із зазначенням причини та статусу.</w:t>
-      </w:r>
-    </w:p>
-    <w:p>
-      <w:pPr>
-        <w:pBdr>
-          <w:top w:val="none" w:sz="0" w:space="0" w:color="auto"/>
-          <w:left w:val="none" w:sz="0" w:space="0" w:color="auto"/>
-          <w:bottom w:val="none" w:sz="0" w:space="0" w:color="auto"/>
-          <w:right w:val="none" w:sz="0" w:space="0" w:color="auto"/>
-          <w:between w:val="none" w:sz="0" w:space="0" w:color="auto"/>
-          <w:bar w:val="none" w:sz="0" w:color="auto"/>
-        </w:pBdr>
-        <w:spacing w:before="100" w:beforeAutospacing="1" w:after="100" w:afterAutospacing="1" w:line="276" w:lineRule="auto"/>
-        <w:rPr>
-          <w:rFonts w:eastAsia="Times New Roman"/>
-          <w:bdr w:val="none" w:sz="0" w:space="0" w:color="auto"/>
-          <w:lang w:val="uk-UA" w:eastAsia="uk-UA"/>
-        </w:rPr>
-      </w:pPr>
-      <w:r>
-        <w:rPr>
-          <w:rFonts w:eastAsia="Times New Roman"/>
-          <w:b/>
-          <w:bCs/>
-          <w:bdr w:val="none" w:sz="0" w:space="0" w:color="auto"/>
-          <w:lang w:val="uk-UA" w:eastAsia="uk-UA"/>
-        </w:rPr>
         <w:t>Формування позицій повернення</w:t>
       </w:r>
       <w:r>
@@ -4030,673 +4494,6 @@
           <w:lang w:val="uk-UA" w:eastAsia="uk-UA"/>
         </w:rPr>
         <w:t xml:space="preserve"> – отримання інформації про продажі, замовлення, клієнтів, товари, складські запаси, поставки, контрагентів, оплати, доставки та повернення.</w:t>
-      </w:r>
-    </w:p>
-    <w:p>
-      <w:pPr>
-        <w:pBdr>
-          <w:top w:val="none" w:sz="0" w:space="0" w:color="auto"/>
-          <w:left w:val="none" w:sz="0" w:space="0" w:color="auto"/>
-          <w:bottom w:val="none" w:sz="0" w:space="0" w:color="auto"/>
-          <w:right w:val="none" w:sz="0" w:space="0" w:color="auto"/>
-          <w:between w:val="none" w:sz="0" w:space="0" w:color="auto"/>
-          <w:bar w:val="none" w:sz="0" w:color="auto"/>
-        </w:pBdr>
-        <w:spacing w:line="276" w:lineRule="auto"/>
-        <w:rPr>
-          <w:rFonts w:eastAsia="Times New Roman"/>
-          <w:bdr w:val="none" w:sz="0" w:space="0" w:color="auto"/>
-          <w:lang w:val="uk-UA" w:eastAsia="uk-UA"/>
-        </w:rPr>
-      </w:pPr>
-      <w:r>
-        <w:rPr>
-          <w:rFonts w:eastAsia="Times New Roman"/>
-          <w:bdr w:val="none" w:sz="0" w:space="0" w:color="auto"/>
-          <w:lang w:val="uk-UA" w:eastAsia="uk-UA"/>
-        </w:rPr>
-        <w:pict w14:anchorId="4E26484B">
-          <v:rect id="_x0000_i1028" style="width:0;height:1.5pt" o:hralign="center" o:hrstd="t" o:hr="t" fillcolor="#a0a0a0" stroked="f"/>
-        </w:pict>
-      </w:r>
-    </w:p>
-    <w:p>
-      <w:pPr>
-        <w:pBdr>
-          <w:top w:val="none" w:sz="0" w:space="0" w:color="auto"/>
-          <w:left w:val="none" w:sz="0" w:space="0" w:color="auto"/>
-          <w:bottom w:val="none" w:sz="0" w:space="0" w:color="auto"/>
-          <w:right w:val="none" w:sz="0" w:space="0" w:color="auto"/>
-          <w:between w:val="none" w:sz="0" w:space="0" w:color="auto"/>
-          <w:bar w:val="none" w:sz="0" w:color="auto"/>
-        </w:pBdr>
-        <w:spacing w:before="100" w:beforeAutospacing="1" w:after="100" w:afterAutospacing="1" w:line="276" w:lineRule="auto"/>
-        <w:outlineLvl w:val="0"/>
-        <w:rPr>
-          <w:rFonts w:eastAsia="Times New Roman"/>
-          <w:b/>
-          <w:bCs/>
-          <w:kern w:val="36"/>
-          <w:sz w:val="48"/>
-          <w:szCs w:val="48"/>
-          <w:bdr w:val="none" w:sz="0" w:space="0" w:color="auto"/>
-          <w:lang w:val="uk-UA" w:eastAsia="uk-UA"/>
-        </w:rPr>
-      </w:pPr>
-      <w:r>
-        <w:rPr>
-          <w:rFonts w:eastAsia="Times New Roman"/>
-          <w:b/>
-          <w:bCs/>
-          <w:kern w:val="36"/>
-          <w:sz w:val="48"/>
-          <w:szCs w:val="48"/>
-          <w:bdr w:val="none" w:sz="0" w:space="0" w:color="auto"/>
-          <w:lang w:val="uk-UA" w:eastAsia="uk-UA"/>
-        </w:rPr>
-        <w:lastRenderedPageBreak/>
-        <w:t>Принципи побудови інформаційної моделі</w:t>
-      </w:r>
-    </w:p>
-    <w:p>
-      <w:pPr>
-        <w:pBdr>
-          <w:top w:val="none" w:sz="0" w:space="0" w:color="auto"/>
-          <w:left w:val="none" w:sz="0" w:space="0" w:color="auto"/>
-          <w:bottom w:val="none" w:sz="0" w:space="0" w:color="auto"/>
-          <w:right w:val="none" w:sz="0" w:space="0" w:color="auto"/>
-          <w:between w:val="none" w:sz="0" w:space="0" w:color="auto"/>
-          <w:bar w:val="none" w:sz="0" w:color="auto"/>
-        </w:pBdr>
-        <w:spacing w:before="100" w:beforeAutospacing="1" w:after="100" w:afterAutospacing="1" w:line="276" w:lineRule="auto"/>
-        <w:rPr>
-          <w:rFonts w:eastAsia="Times New Roman"/>
-          <w:bdr w:val="none" w:sz="0" w:space="0" w:color="auto"/>
-          <w:lang w:val="uk-UA" w:eastAsia="uk-UA"/>
-        </w:rPr>
-      </w:pPr>
-      <w:r>
-        <w:rPr>
-          <w:rFonts w:eastAsia="Times New Roman"/>
-          <w:bdr w:val="none" w:sz="0" w:space="0" w:color="auto"/>
-          <w:lang w:val="uk-UA" w:eastAsia="uk-UA"/>
-        </w:rPr>
-        <w:t>Модель побудована таким чином, щоб забезпечити нормалізацію даних та уникнути надмірного дублювання інформації, але при цьому не створювати зайвої кількості малозначущих таблиць.</w:t>
-      </w:r>
-    </w:p>
-    <w:p>
-      <w:pPr>
-        <w:pBdr>
-          <w:top w:val="none" w:sz="0" w:space="0" w:color="auto"/>
-          <w:left w:val="none" w:sz="0" w:space="0" w:color="auto"/>
-          <w:bottom w:val="none" w:sz="0" w:space="0" w:color="auto"/>
-          <w:right w:val="none" w:sz="0" w:space="0" w:color="auto"/>
-          <w:between w:val="none" w:sz="0" w:space="0" w:color="auto"/>
-          <w:bar w:val="none" w:sz="0" w:color="auto"/>
-        </w:pBdr>
-        <w:spacing w:before="100" w:beforeAutospacing="1" w:after="100" w:afterAutospacing="1" w:line="276" w:lineRule="auto"/>
-        <w:rPr>
-          <w:rFonts w:eastAsia="Times New Roman"/>
-          <w:bdr w:val="none" w:sz="0" w:space="0" w:color="auto"/>
-          <w:lang w:val="uk-UA" w:eastAsia="uk-UA"/>
-        </w:rPr>
-      </w:pPr>
-      <w:r>
-        <w:rPr>
-          <w:rFonts w:eastAsia="Times New Roman"/>
-          <w:bdr w:val="none" w:sz="0" w:space="0" w:color="auto"/>
-          <w:lang w:val="uk-UA" w:eastAsia="uk-UA"/>
-        </w:rPr>
-        <w:t>Виробники та постачальники об’єднані в одну сутність «Контрагент», оскільки для них зберігаються практично однакові дані: назва, країна, телефон, електронна пошта та адреса.</w:t>
-      </w:r>
-    </w:p>
-    <w:p>
-      <w:pPr>
-        <w:pBdr>
-          <w:top w:val="none" w:sz="0" w:space="0" w:color="auto"/>
-          <w:left w:val="none" w:sz="0" w:space="0" w:color="auto"/>
-          <w:bottom w:val="none" w:sz="0" w:space="0" w:color="auto"/>
-          <w:right w:val="none" w:sz="0" w:space="0" w:color="auto"/>
-          <w:between w:val="none" w:sz="0" w:space="0" w:color="auto"/>
-          <w:bar w:val="none" w:sz="0" w:color="auto"/>
-        </w:pBdr>
-        <w:spacing w:before="100" w:beforeAutospacing="1" w:after="100" w:afterAutospacing="1" w:line="276" w:lineRule="auto"/>
-        <w:rPr>
-          <w:rFonts w:eastAsia="Times New Roman"/>
-          <w:bdr w:val="none" w:sz="0" w:space="0" w:color="auto"/>
-          <w:lang w:val="uk-UA" w:eastAsia="uk-UA"/>
-        </w:rPr>
-      </w:pPr>
-      <w:r>
-        <w:rPr>
-          <w:rFonts w:eastAsia="Times New Roman"/>
-          <w:bdr w:val="none" w:sz="0" w:space="0" w:color="auto"/>
-          <w:lang w:val="uk-UA" w:eastAsia="uk-UA"/>
-        </w:rPr>
-        <w:t>Поле типу контрагента дозволяє визначити, чи є певна компанія виробником, постачальником або виконує обидві функції.</w:t>
-      </w:r>
-    </w:p>
-    <w:p>
-      <w:pPr>
-        <w:pBdr>
-          <w:top w:val="none" w:sz="0" w:space="0" w:color="auto"/>
-          <w:left w:val="none" w:sz="0" w:space="0" w:color="auto"/>
-          <w:bottom w:val="none" w:sz="0" w:space="0" w:color="auto"/>
-          <w:right w:val="none" w:sz="0" w:space="0" w:color="auto"/>
-          <w:between w:val="none" w:sz="0" w:space="0" w:color="auto"/>
-          <w:bar w:val="none" w:sz="0" w:color="auto"/>
-        </w:pBdr>
-        <w:spacing w:before="100" w:beforeAutospacing="1" w:after="100" w:afterAutospacing="1" w:line="276" w:lineRule="auto"/>
-        <w:rPr>
-          <w:rFonts w:eastAsia="Times New Roman"/>
-          <w:bdr w:val="none" w:sz="0" w:space="0" w:color="auto"/>
-          <w:lang w:val="uk-UA" w:eastAsia="uk-UA"/>
-        </w:rPr>
-      </w:pPr>
-      <w:r>
-        <w:rPr>
-          <w:rFonts w:eastAsia="Times New Roman"/>
-          <w:bdr w:val="none" w:sz="0" w:space="0" w:color="auto"/>
-          <w:lang w:val="uk-UA" w:eastAsia="uk-UA"/>
-        </w:rPr>
-        <w:t>Матеріали винесені в окрему таблицю, оскільки один матеріал може багаторазово використовуватися в різних варіантах товарів. Завдяки цьому назва матеріалу не повторюється в кожному записі.</w:t>
-      </w:r>
-    </w:p>
-    <w:p>
-      <w:pPr>
-        <w:pBdr>
-          <w:top w:val="none" w:sz="0" w:space="0" w:color="auto"/>
-          <w:left w:val="none" w:sz="0" w:space="0" w:color="auto"/>
-          <w:bottom w:val="none" w:sz="0" w:space="0" w:color="auto"/>
-          <w:right w:val="none" w:sz="0" w:space="0" w:color="auto"/>
-          <w:between w:val="none" w:sz="0" w:space="0" w:color="auto"/>
-          <w:bar w:val="none" w:sz="0" w:color="auto"/>
-        </w:pBdr>
-        <w:spacing w:before="100" w:beforeAutospacing="1" w:after="100" w:afterAutospacing="1" w:line="276" w:lineRule="auto"/>
-        <w:rPr>
-          <w:rFonts w:eastAsia="Times New Roman"/>
-          <w:bdr w:val="none" w:sz="0" w:space="0" w:color="auto"/>
-          <w:lang w:val="uk-UA" w:eastAsia="uk-UA"/>
-        </w:rPr>
-      </w:pPr>
-      <w:r>
-        <w:rPr>
-          <w:rFonts w:eastAsia="Times New Roman"/>
-          <w:bdr w:val="none" w:sz="0" w:space="0" w:color="auto"/>
-          <w:lang w:val="uk-UA" w:eastAsia="uk-UA"/>
-        </w:rPr>
-        <w:t>За таким самим принципом кольори зберігаються в окремій таблиці.</w:t>
-      </w:r>
-    </w:p>
-    <w:p>
-      <w:pPr>
-        <w:pBdr>
-          <w:top w:val="none" w:sz="0" w:space="0" w:color="auto"/>
-          <w:left w:val="none" w:sz="0" w:space="0" w:color="auto"/>
-          <w:bottom w:val="none" w:sz="0" w:space="0" w:color="auto"/>
-          <w:right w:val="none" w:sz="0" w:space="0" w:color="auto"/>
-          <w:between w:val="none" w:sz="0" w:space="0" w:color="auto"/>
-          <w:bar w:val="none" w:sz="0" w:color="auto"/>
-        </w:pBdr>
-        <w:spacing w:before="100" w:beforeAutospacing="1" w:after="100" w:afterAutospacing="1" w:line="276" w:lineRule="auto"/>
-        <w:rPr>
-          <w:rFonts w:eastAsia="Times New Roman"/>
-          <w:bdr w:val="none" w:sz="0" w:space="0" w:color="auto"/>
-          <w:lang w:val="uk-UA" w:eastAsia="uk-UA"/>
-        </w:rPr>
-      </w:pPr>
-      <w:r>
-        <w:rPr>
-          <w:rFonts w:eastAsia="Times New Roman"/>
-          <w:bdr w:val="none" w:sz="0" w:space="0" w:color="auto"/>
-          <w:lang w:val="uk-UA" w:eastAsia="uk-UA"/>
-        </w:rPr>
-        <w:t>Таблиця «Варіант товару» містить зовнішні ключі на матеріал і колір замість текстових значень.</w:t>
-      </w:r>
-    </w:p>
-    <w:p>
-      <w:pPr>
-        <w:pBdr>
-          <w:top w:val="none" w:sz="0" w:space="0" w:color="auto"/>
-          <w:left w:val="none" w:sz="0" w:space="0" w:color="auto"/>
-          <w:bottom w:val="none" w:sz="0" w:space="0" w:color="auto"/>
-          <w:right w:val="none" w:sz="0" w:space="0" w:color="auto"/>
-          <w:between w:val="none" w:sz="0" w:space="0" w:color="auto"/>
-          <w:bar w:val="none" w:sz="0" w:color="auto"/>
-        </w:pBdr>
-        <w:spacing w:before="100" w:beforeAutospacing="1" w:after="100" w:afterAutospacing="1" w:line="276" w:lineRule="auto"/>
-        <w:rPr>
-          <w:rFonts w:eastAsia="Times New Roman"/>
-          <w:bdr w:val="none" w:sz="0" w:space="0" w:color="auto"/>
-          <w:lang w:val="uk-UA" w:eastAsia="uk-UA"/>
-        </w:rPr>
-      </w:pPr>
-      <w:r>
-        <w:rPr>
-          <w:rFonts w:eastAsia="Times New Roman"/>
-          <w:bdr w:val="none" w:sz="0" w:space="0" w:color="auto"/>
-          <w:lang w:val="uk-UA" w:eastAsia="uk-UA"/>
-        </w:rPr>
-        <w:t xml:space="preserve">Поділ на «Товар» і «Варіант товару» використовується для відокремлення загальної моделі меблів від її конкретних </w:t>
-      </w:r>
-      <w:proofErr w:type="spellStart"/>
-      <w:r>
-        <w:rPr>
-          <w:rFonts w:eastAsia="Times New Roman"/>
-          <w:bdr w:val="none" w:sz="0" w:space="0" w:color="auto"/>
-          <w:lang w:val="uk-UA" w:eastAsia="uk-UA"/>
-        </w:rPr>
-        <w:t>виконань</w:t>
-      </w:r>
-      <w:proofErr w:type="spellEnd"/>
-      <w:r>
-        <w:rPr>
-          <w:rFonts w:eastAsia="Times New Roman"/>
-          <w:bdr w:val="none" w:sz="0" w:space="0" w:color="auto"/>
-          <w:lang w:val="uk-UA" w:eastAsia="uk-UA"/>
-        </w:rPr>
-        <w:t>.</w:t>
-      </w:r>
-    </w:p>
-    <w:p>
-      <w:pPr>
-        <w:pBdr>
-          <w:top w:val="none" w:sz="0" w:space="0" w:color="auto"/>
-          <w:left w:val="none" w:sz="0" w:space="0" w:color="auto"/>
-          <w:bottom w:val="none" w:sz="0" w:space="0" w:color="auto"/>
-          <w:right w:val="none" w:sz="0" w:space="0" w:color="auto"/>
-          <w:between w:val="none" w:sz="0" w:space="0" w:color="auto"/>
-          <w:bar w:val="none" w:sz="0" w:color="auto"/>
-        </w:pBdr>
-        <w:spacing w:before="100" w:beforeAutospacing="1" w:after="100" w:afterAutospacing="1" w:line="276" w:lineRule="auto"/>
-        <w:rPr>
-          <w:rFonts w:eastAsia="Times New Roman"/>
-          <w:bdr w:val="none" w:sz="0" w:space="0" w:color="auto"/>
-          <w:lang w:val="uk-UA" w:eastAsia="uk-UA"/>
-        </w:rPr>
-      </w:pPr>
-      <w:r>
-        <w:rPr>
-          <w:rFonts w:eastAsia="Times New Roman"/>
-          <w:bdr w:val="none" w:sz="0" w:space="0" w:color="auto"/>
-          <w:lang w:val="uk-UA" w:eastAsia="uk-UA"/>
-        </w:rPr>
-        <w:t xml:space="preserve">Наприклад, «Крісло </w:t>
-      </w:r>
-      <w:proofErr w:type="spellStart"/>
-      <w:r>
-        <w:rPr>
-          <w:rFonts w:eastAsia="Times New Roman"/>
-          <w:bdr w:val="none" w:sz="0" w:space="0" w:color="auto"/>
-          <w:lang w:val="uk-UA" w:eastAsia="uk-UA"/>
-        </w:rPr>
-        <w:t>Luna</w:t>
-      </w:r>
-      <w:proofErr w:type="spellEnd"/>
-      <w:r>
-        <w:rPr>
-          <w:rFonts w:eastAsia="Times New Roman"/>
-          <w:bdr w:val="none" w:sz="0" w:space="0" w:color="auto"/>
-          <w:lang w:val="uk-UA" w:eastAsia="uk-UA"/>
-        </w:rPr>
-        <w:t xml:space="preserve">» є товаром, а «Крісло </w:t>
-      </w:r>
-      <w:proofErr w:type="spellStart"/>
-      <w:r>
-        <w:rPr>
-          <w:rFonts w:eastAsia="Times New Roman"/>
-          <w:bdr w:val="none" w:sz="0" w:space="0" w:color="auto"/>
-          <w:lang w:val="uk-UA" w:eastAsia="uk-UA"/>
-        </w:rPr>
-        <w:t>Luna</w:t>
-      </w:r>
-      <w:proofErr w:type="spellEnd"/>
-      <w:r>
-        <w:rPr>
-          <w:rFonts w:eastAsia="Times New Roman"/>
-          <w:bdr w:val="none" w:sz="0" w:space="0" w:color="auto"/>
-          <w:lang w:val="uk-UA" w:eastAsia="uk-UA"/>
-        </w:rPr>
-        <w:t>, синій велюр, 90 × 85 × 100 см» є конкретним варіантом цього товару.</w:t>
-      </w:r>
-    </w:p>
-    <w:p>
-      <w:pPr>
-        <w:pBdr>
-          <w:top w:val="none" w:sz="0" w:space="0" w:color="auto"/>
-          <w:left w:val="none" w:sz="0" w:space="0" w:color="auto"/>
-          <w:bottom w:val="none" w:sz="0" w:space="0" w:color="auto"/>
-          <w:right w:val="none" w:sz="0" w:space="0" w:color="auto"/>
-          <w:between w:val="none" w:sz="0" w:space="0" w:color="auto"/>
-          <w:bar w:val="none" w:sz="0" w:color="auto"/>
-        </w:pBdr>
-        <w:spacing w:before="100" w:beforeAutospacing="1" w:after="100" w:afterAutospacing="1" w:line="276" w:lineRule="auto"/>
-        <w:rPr>
-          <w:rFonts w:eastAsia="Times New Roman"/>
-          <w:bdr w:val="none" w:sz="0" w:space="0" w:color="auto"/>
-          <w:lang w:val="uk-UA" w:eastAsia="uk-UA"/>
-        </w:rPr>
-      </w:pPr>
-      <w:r>
-        <w:rPr>
-          <w:rFonts w:eastAsia="Times New Roman"/>
-          <w:bdr w:val="none" w:sz="0" w:space="0" w:color="auto"/>
-          <w:lang w:val="uk-UA" w:eastAsia="uk-UA"/>
-        </w:rPr>
-        <w:t>Окрема сутність «Складський запас» необхідна тому, що один варіант товару може одночасно знаходитися на декількох складах у різній кількості.</w:t>
-      </w:r>
-    </w:p>
-    <w:p>
-      <w:pPr>
-        <w:pBdr>
-          <w:top w:val="none" w:sz="0" w:space="0" w:color="auto"/>
-          <w:left w:val="none" w:sz="0" w:space="0" w:color="auto"/>
-          <w:bottom w:val="none" w:sz="0" w:space="0" w:color="auto"/>
-          <w:right w:val="none" w:sz="0" w:space="0" w:color="auto"/>
-          <w:between w:val="none" w:sz="0" w:space="0" w:color="auto"/>
-          <w:bar w:val="none" w:sz="0" w:color="auto"/>
-        </w:pBdr>
-        <w:spacing w:before="100" w:beforeAutospacing="1" w:after="100" w:afterAutospacing="1" w:line="276" w:lineRule="auto"/>
-        <w:rPr>
-          <w:rFonts w:eastAsia="Times New Roman"/>
-          <w:bdr w:val="none" w:sz="0" w:space="0" w:color="auto"/>
-          <w:lang w:val="uk-UA" w:eastAsia="uk-UA"/>
-        </w:rPr>
-      </w:pPr>
-      <w:r>
-        <w:rPr>
-          <w:rFonts w:eastAsia="Times New Roman"/>
-          <w:bdr w:val="none" w:sz="0" w:space="0" w:color="auto"/>
-          <w:lang w:val="uk-UA" w:eastAsia="uk-UA"/>
-        </w:rPr>
-        <w:t>Таким чином, ця таблиця реалізує зв’язок M:N між складами та варіантами товарів.</w:t>
-      </w:r>
-    </w:p>
-    <w:p>
-      <w:pPr>
-        <w:pBdr>
-          <w:top w:val="none" w:sz="0" w:space="0" w:color="auto"/>
-          <w:left w:val="none" w:sz="0" w:space="0" w:color="auto"/>
-          <w:bottom w:val="none" w:sz="0" w:space="0" w:color="auto"/>
-          <w:right w:val="none" w:sz="0" w:space="0" w:color="auto"/>
-          <w:between w:val="none" w:sz="0" w:space="0" w:color="auto"/>
-          <w:bar w:val="none" w:sz="0" w:color="auto"/>
-        </w:pBdr>
-        <w:spacing w:before="100" w:beforeAutospacing="1" w:after="100" w:afterAutospacing="1" w:line="276" w:lineRule="auto"/>
-        <w:rPr>
-          <w:rFonts w:eastAsia="Times New Roman"/>
-          <w:bdr w:val="none" w:sz="0" w:space="0" w:color="auto"/>
-          <w:lang w:val="uk-UA" w:eastAsia="uk-UA"/>
-        </w:rPr>
-      </w:pPr>
-      <w:r>
-        <w:rPr>
-          <w:rFonts w:eastAsia="Times New Roman"/>
-          <w:bdr w:val="none" w:sz="0" w:space="0" w:color="auto"/>
-          <w:lang w:val="uk-UA" w:eastAsia="uk-UA"/>
-        </w:rPr>
-        <w:t>«Замовлення» та «Позиція замовлення» є різними сутностями, оскільки одне замовлення може містити будь-яку кількість різних товарів.</w:t>
-      </w:r>
-    </w:p>
-    <w:p>
-      <w:pPr>
-        <w:pBdr>
-          <w:top w:val="none" w:sz="0" w:space="0" w:color="auto"/>
-          <w:left w:val="none" w:sz="0" w:space="0" w:color="auto"/>
-          <w:bottom w:val="none" w:sz="0" w:space="0" w:color="auto"/>
-          <w:right w:val="none" w:sz="0" w:space="0" w:color="auto"/>
-          <w:between w:val="none" w:sz="0" w:space="0" w:color="auto"/>
-          <w:bar w:val="none" w:sz="0" w:color="auto"/>
-        </w:pBdr>
-        <w:spacing w:before="100" w:beforeAutospacing="1" w:after="100" w:afterAutospacing="1" w:line="276" w:lineRule="auto"/>
-        <w:rPr>
-          <w:rFonts w:eastAsia="Times New Roman"/>
-          <w:bdr w:val="none" w:sz="0" w:space="0" w:color="auto"/>
-          <w:lang w:val="uk-UA" w:eastAsia="uk-UA"/>
-        </w:rPr>
-      </w:pPr>
-      <w:r>
-        <w:rPr>
-          <w:rFonts w:eastAsia="Times New Roman"/>
-          <w:bdr w:val="none" w:sz="0" w:space="0" w:color="auto"/>
-          <w:lang w:val="uk-UA" w:eastAsia="uk-UA"/>
-        </w:rPr>
-        <w:t>Загальна інформація зберігається в замовленні, а інформація про кожен окремий товар – у відповідній позиції.</w:t>
-      </w:r>
-    </w:p>
-    <w:p>
-      <w:pPr>
-        <w:pBdr>
-          <w:top w:val="none" w:sz="0" w:space="0" w:color="auto"/>
-          <w:left w:val="none" w:sz="0" w:space="0" w:color="auto"/>
-          <w:bottom w:val="none" w:sz="0" w:space="0" w:color="auto"/>
-          <w:right w:val="none" w:sz="0" w:space="0" w:color="auto"/>
-          <w:between w:val="none" w:sz="0" w:space="0" w:color="auto"/>
-          <w:bar w:val="none" w:sz="0" w:color="auto"/>
-        </w:pBdr>
-        <w:spacing w:before="100" w:beforeAutospacing="1" w:after="100" w:afterAutospacing="1" w:line="276" w:lineRule="auto"/>
-        <w:rPr>
-          <w:rFonts w:eastAsia="Times New Roman"/>
-          <w:bdr w:val="none" w:sz="0" w:space="0" w:color="auto"/>
-          <w:lang w:val="uk-UA" w:eastAsia="uk-UA"/>
-        </w:rPr>
-      </w:pPr>
-      <w:r>
-        <w:rPr>
-          <w:rFonts w:eastAsia="Times New Roman"/>
-          <w:bdr w:val="none" w:sz="0" w:space="0" w:color="auto"/>
-          <w:lang w:val="uk-UA" w:eastAsia="uk-UA"/>
-        </w:rPr>
-        <w:t>За таким самим принципом розділені «Поставка» і «Позиція поставки», а також «Повернення» і «Позиція повернення».</w:t>
-      </w:r>
-    </w:p>
-    <w:p>
-      <w:pPr>
-        <w:pBdr>
-          <w:top w:val="none" w:sz="0" w:space="0" w:color="auto"/>
-          <w:left w:val="none" w:sz="0" w:space="0" w:color="auto"/>
-          <w:bottom w:val="none" w:sz="0" w:space="0" w:color="auto"/>
-          <w:right w:val="none" w:sz="0" w:space="0" w:color="auto"/>
-          <w:between w:val="none" w:sz="0" w:space="0" w:color="auto"/>
-          <w:bar w:val="none" w:sz="0" w:color="auto"/>
-        </w:pBdr>
-        <w:spacing w:before="100" w:beforeAutospacing="1" w:after="100" w:afterAutospacing="1" w:line="276" w:lineRule="auto"/>
-        <w:rPr>
-          <w:rFonts w:eastAsia="Times New Roman"/>
-          <w:bdr w:val="none" w:sz="0" w:space="0" w:color="auto"/>
-          <w:lang w:val="uk-UA" w:eastAsia="uk-UA"/>
-        </w:rPr>
-      </w:pPr>
-      <w:r>
-        <w:rPr>
-          <w:rFonts w:eastAsia="Times New Roman"/>
-          <w:bdr w:val="none" w:sz="0" w:space="0" w:color="auto"/>
-          <w:lang w:val="uk-UA" w:eastAsia="uk-UA"/>
-        </w:rPr>
-        <w:lastRenderedPageBreak/>
-        <w:t>Способи оплати винесені в окрему таблицю, оскільки однакові способи використовуються в багатьох замовленнях.</w:t>
-      </w:r>
-    </w:p>
-    <w:p>
-      <w:pPr>
-        <w:pBdr>
-          <w:top w:val="none" w:sz="0" w:space="0" w:color="auto"/>
-          <w:left w:val="none" w:sz="0" w:space="0" w:color="auto"/>
-          <w:bottom w:val="none" w:sz="0" w:space="0" w:color="auto"/>
-          <w:right w:val="none" w:sz="0" w:space="0" w:color="auto"/>
-          <w:between w:val="none" w:sz="0" w:space="0" w:color="auto"/>
-          <w:bar w:val="none" w:sz="0" w:color="auto"/>
-        </w:pBdr>
-        <w:spacing w:before="100" w:beforeAutospacing="1" w:after="100" w:afterAutospacing="1" w:line="276" w:lineRule="auto"/>
-        <w:rPr>
-          <w:rFonts w:eastAsia="Times New Roman"/>
-          <w:bdr w:val="none" w:sz="0" w:space="0" w:color="auto"/>
-          <w:lang w:val="uk-UA" w:eastAsia="uk-UA"/>
-        </w:rPr>
-      </w:pPr>
-      <w:r>
-        <w:rPr>
-          <w:rFonts w:eastAsia="Times New Roman"/>
-          <w:bdr w:val="none" w:sz="0" w:space="0" w:color="auto"/>
-          <w:lang w:val="uk-UA" w:eastAsia="uk-UA"/>
-        </w:rPr>
-        <w:t>Способи доставки також винесені в окремий довідник.</w:t>
-      </w:r>
-    </w:p>
-    <w:p>
-      <w:pPr>
-        <w:pBdr>
-          <w:top w:val="none" w:sz="0" w:space="0" w:color="auto"/>
-          <w:left w:val="none" w:sz="0" w:space="0" w:color="auto"/>
-          <w:bottom w:val="none" w:sz="0" w:space="0" w:color="auto"/>
-          <w:right w:val="none" w:sz="0" w:space="0" w:color="auto"/>
-          <w:between w:val="none" w:sz="0" w:space="0" w:color="auto"/>
-          <w:bar w:val="none" w:sz="0" w:color="auto"/>
-        </w:pBdr>
-        <w:spacing w:before="100" w:beforeAutospacing="1" w:after="100" w:afterAutospacing="1" w:line="276" w:lineRule="auto"/>
-        <w:rPr>
-          <w:rFonts w:eastAsia="Times New Roman"/>
-          <w:bdr w:val="none" w:sz="0" w:space="0" w:color="auto"/>
-          <w:lang w:val="uk-UA" w:eastAsia="uk-UA"/>
-        </w:rPr>
-      </w:pPr>
-      <w:r>
-        <w:rPr>
-          <w:rFonts w:eastAsia="Times New Roman"/>
-          <w:bdr w:val="none" w:sz="0" w:space="0" w:color="auto"/>
-          <w:lang w:val="uk-UA" w:eastAsia="uk-UA"/>
-        </w:rPr>
-        <w:t>Статуси винесені в одну спільну таблицю. Поле «Тип статусу» визначає, до якого процесу належить конкретний статус.</w:t>
-      </w:r>
-    </w:p>
-    <w:p>
-      <w:pPr>
-        <w:pBdr>
-          <w:top w:val="none" w:sz="0" w:space="0" w:color="auto"/>
-          <w:left w:val="none" w:sz="0" w:space="0" w:color="auto"/>
-          <w:bottom w:val="none" w:sz="0" w:space="0" w:color="auto"/>
-          <w:right w:val="none" w:sz="0" w:space="0" w:color="auto"/>
-          <w:between w:val="none" w:sz="0" w:space="0" w:color="auto"/>
-          <w:bar w:val="none" w:sz="0" w:color="auto"/>
-        </w:pBdr>
-        <w:spacing w:before="100" w:beforeAutospacing="1" w:after="100" w:afterAutospacing="1" w:line="276" w:lineRule="auto"/>
-        <w:rPr>
-          <w:rFonts w:eastAsia="Times New Roman"/>
-          <w:bdr w:val="none" w:sz="0" w:space="0" w:color="auto"/>
-          <w:lang w:val="uk-UA" w:eastAsia="uk-UA"/>
-        </w:rPr>
-      </w:pPr>
-      <w:r>
-        <w:rPr>
-          <w:rFonts w:eastAsia="Times New Roman"/>
-          <w:bdr w:val="none" w:sz="0" w:space="0" w:color="auto"/>
-          <w:lang w:val="uk-UA" w:eastAsia="uk-UA"/>
-        </w:rPr>
-        <w:t>Це дозволяє не створювати окремі таблиці «Статус замовлення», «Статус оплати», «Статус доставки», «Статус поставки» і «Статус повернення».</w:t>
-      </w:r>
-    </w:p>
-    <w:p>
-      <w:pPr>
-        <w:pBdr>
-          <w:top w:val="none" w:sz="0" w:space="0" w:color="auto"/>
-          <w:left w:val="none" w:sz="0" w:space="0" w:color="auto"/>
-          <w:bottom w:val="none" w:sz="0" w:space="0" w:color="auto"/>
-          <w:right w:val="none" w:sz="0" w:space="0" w:color="auto"/>
-          <w:between w:val="none" w:sz="0" w:space="0" w:color="auto"/>
-          <w:bar w:val="none" w:sz="0" w:color="auto"/>
-        </w:pBdr>
-        <w:spacing w:before="100" w:beforeAutospacing="1" w:after="100" w:afterAutospacing="1" w:line="276" w:lineRule="auto"/>
-        <w:rPr>
-          <w:rFonts w:eastAsia="Times New Roman"/>
-          <w:bdr w:val="none" w:sz="0" w:space="0" w:color="auto"/>
-          <w:lang w:val="uk-UA" w:eastAsia="uk-UA"/>
-        </w:rPr>
-      </w:pPr>
-      <w:r>
-        <w:rPr>
-          <w:rFonts w:eastAsia="Times New Roman"/>
-          <w:bdr w:val="none" w:sz="0" w:space="0" w:color="auto"/>
-          <w:lang w:val="uk-UA" w:eastAsia="uk-UA"/>
-        </w:rPr>
-        <w:t>У таблиці замовлень зберігаються окремі зовнішні ключі на статус замовлення, статус оплати та статус доставки.</w:t>
-      </w:r>
-    </w:p>
-    <w:p>
-      <w:pPr>
-        <w:pBdr>
-          <w:top w:val="none" w:sz="0" w:space="0" w:color="auto"/>
-          <w:left w:val="none" w:sz="0" w:space="0" w:color="auto"/>
-          <w:bottom w:val="none" w:sz="0" w:space="0" w:color="auto"/>
-          <w:right w:val="none" w:sz="0" w:space="0" w:color="auto"/>
-          <w:between w:val="none" w:sz="0" w:space="0" w:color="auto"/>
-          <w:bar w:val="none" w:sz="0" w:color="auto"/>
-        </w:pBdr>
-        <w:spacing w:before="100" w:beforeAutospacing="1" w:after="100" w:afterAutospacing="1" w:line="276" w:lineRule="auto"/>
-        <w:rPr>
-          <w:rFonts w:eastAsia="Times New Roman"/>
-          <w:bdr w:val="none" w:sz="0" w:space="0" w:color="auto"/>
-          <w:lang w:val="uk-UA" w:eastAsia="uk-UA"/>
-        </w:rPr>
-      </w:pPr>
-      <w:r>
-        <w:rPr>
-          <w:rFonts w:eastAsia="Times New Roman"/>
-          <w:bdr w:val="none" w:sz="0" w:space="0" w:color="auto"/>
-          <w:lang w:val="uk-UA" w:eastAsia="uk-UA"/>
-        </w:rPr>
-        <w:t>У поставці та поверненні також зберігається зовнішній ключ на відповідний запис таблиці статусів.</w:t>
-      </w:r>
-    </w:p>
-    <w:p>
-      <w:pPr>
-        <w:pBdr>
-          <w:top w:val="none" w:sz="0" w:space="0" w:color="auto"/>
-          <w:left w:val="none" w:sz="0" w:space="0" w:color="auto"/>
-          <w:bottom w:val="none" w:sz="0" w:space="0" w:color="auto"/>
-          <w:right w:val="none" w:sz="0" w:space="0" w:color="auto"/>
-          <w:between w:val="none" w:sz="0" w:space="0" w:color="auto"/>
-          <w:bar w:val="none" w:sz="0" w:color="auto"/>
-        </w:pBdr>
-        <w:spacing w:before="100" w:beforeAutospacing="1" w:after="100" w:afterAutospacing="1" w:line="276" w:lineRule="auto"/>
-        <w:rPr>
-          <w:rFonts w:eastAsia="Times New Roman"/>
-          <w:bdr w:val="none" w:sz="0" w:space="0" w:color="auto"/>
-          <w:lang w:val="uk-UA" w:eastAsia="uk-UA"/>
-        </w:rPr>
-      </w:pPr>
-      <w:r>
-        <w:rPr>
-          <w:rFonts w:eastAsia="Times New Roman"/>
-          <w:bdr w:val="none" w:sz="0" w:space="0" w:color="auto"/>
-          <w:lang w:val="uk-UA" w:eastAsia="uk-UA"/>
-        </w:rPr>
-        <w:t>Такі поля, як адреса, телефон, електронна пошта, посада працівника, причина повернення та стан поверненого товару, не винесені в окремі таблиці, оскільки це призвело б до надмірного ускладнення моделі без суттєвої практичної користі.</w:t>
-      </w:r>
-    </w:p>
-    <w:p>
-      <w:pPr>
-        <w:pBdr>
-          <w:top w:val="none" w:sz="0" w:space="0" w:color="auto"/>
-          <w:left w:val="none" w:sz="0" w:space="0" w:color="auto"/>
-          <w:bottom w:val="none" w:sz="0" w:space="0" w:color="auto"/>
-          <w:right w:val="none" w:sz="0" w:space="0" w:color="auto"/>
-          <w:between w:val="none" w:sz="0" w:space="0" w:color="auto"/>
-          <w:bar w:val="none" w:sz="0" w:color="auto"/>
-        </w:pBdr>
-        <w:spacing w:before="100" w:beforeAutospacing="1" w:after="100" w:afterAutospacing="1" w:line="276" w:lineRule="auto"/>
-        <w:rPr>
-          <w:rFonts w:eastAsia="Times New Roman"/>
-          <w:bdr w:val="none" w:sz="0" w:space="0" w:color="auto"/>
-          <w:lang w:val="uk-UA" w:eastAsia="uk-UA"/>
-        </w:rPr>
-      </w:pPr>
-      <w:r>
-        <w:rPr>
-          <w:rFonts w:eastAsia="Times New Roman"/>
-          <w:bdr w:val="none" w:sz="0" w:space="0" w:color="auto"/>
-          <w:lang w:val="uk-UA" w:eastAsia="uk-UA"/>
-        </w:rPr>
-        <w:t>Таким чином, модель є достатньо нормалізованою, зменшує дублювання даних та забезпечує використання зовнішніх ключів для основних повторюваних значень, але при цьому залишається зрозумілою та зручною для реалізації.</w:t>
       </w:r>
     </w:p>
     <w:p>
@@ -5151,7 +4948,6 @@
           <w:bdr w:val="none" w:sz="0" w:space="0" w:color="auto"/>
           <w:lang w:val="uk-UA" w:eastAsia="uk-UA"/>
         </w:rPr>
-        <w:lastRenderedPageBreak/>
         <w:t>Які варіанти товарів одночасно зберігаються на декількох складах і де саме вони знаходяться?</w:t>
       </w:r>
     </w:p>
@@ -5279,6 +5075,45 @@
         </w:rPr>
         <w:t>Діаграма</w:t>
       </w:r>
+      <w:r>
+        <w:rPr>
+          <w:rFonts w:eastAsia="Times New Roman"/>
+          <w:b/>
+          <w:bCs/>
+          <w:kern w:val="36"/>
+          <w:sz w:val="48"/>
+          <w:szCs w:val="48"/>
+          <w:bdr w:val="none" w:sz="0" w:space="0" w:color="auto"/>
+          <w:lang w:val="uk-UA" w:eastAsia="uk-UA"/>
+        </w:rPr>
+        <w:t xml:space="preserve"> </w:t>
+      </w:r>
+      <w:r>
+        <w:rPr>
+          <w:rFonts w:eastAsia="Times New Roman"/>
+          <w:b/>
+          <w:bCs/>
+          <w:kern w:val="36"/>
+          <w:sz w:val="48"/>
+          <w:szCs w:val="48"/>
+          <w:bdr w:val="none" w:sz="0" w:space="0" w:color="auto"/>
+          <w:lang w:val="uk-UA" w:eastAsia="uk-UA"/>
+        </w:rPr>
+        <w:t>(додаю окремим файлом)</w:t>
+      </w:r>
+      <w:r>
+        <w:rPr>
+          <w:rFonts w:eastAsia="Times New Roman"/>
+          <w:b/>
+          <w:bCs/>
+          <w:kern w:val="36"/>
+          <w:sz w:val="48"/>
+          <w:szCs w:val="48"/>
+          <w:bdr w:val="none" w:sz="0" w:space="0" w:color="auto"/>
+          <w:lang w:val="uk-UA" w:eastAsia="uk-UA"/>
+        </w:rPr>
+        <w:t>:</w:t>
+      </w:r>
     </w:p>
     <w:p>
       <w:pPr>
@@ -5309,18 +5144,16 @@
     <w:p>
       <w:pPr>
         <w:spacing w:line="276" w:lineRule="auto"/>
-        <w:rPr>
-          <w:lang w:val="uk-UA"/>
-        </w:rPr>
       </w:pPr>
       <w:r>
         <w:rPr>
           <w:noProof/>
         </w:rPr>
+        <w:lastRenderedPageBreak/>
         <w:drawing>
-          <wp:inline distT="0" distB="0" distL="0" distR="0" wp14:anchorId="67652A22" wp14:editId="76A158D5">
+          <wp:inline distT="0" distB="0" distL="0" distR="0" wp14:anchorId="67652A22" wp14:editId="2A631868">
             <wp:extent cx="5715000" cy="2171700"/>
-            <wp:effectExtent l="0" t="0" r="0" b="0"/>
+            <wp:effectExtent l="0" t="0" r="0" b="7620"/>
             <wp:docPr id="3" name="Рисунок 3"/>
             <wp:cNvGraphicFramePr>
               <a:graphicFrameLocks xmlns:a="http://schemas.openxmlformats.org/drawingml/2006/main" noChangeAspect="1"/>
@@ -5372,1427 +5205,12 @@
         </w:rPr>
         <w:br/>
       </w:r>
-      <w:r>
-        <w:rPr>
-          <w:rFonts w:eastAsia="Times New Roman"/>
-          <w:bdr w:val="none" w:sz="0" w:space="0" w:color="auto"/>
-          <w:lang w:val="uk-UA" w:eastAsia="uk-UA"/>
-        </w:rPr>
-        <w:pict w14:anchorId="2ADAED1B">
-          <v:rect id="_x0000_i1031" style="width:0;height:1.5pt" o:hralign="center" o:hrstd="t" o:hr="t" fillcolor="#a0a0a0" stroked="f"/>
-        </w:pict>
-      </w:r>
-      <w:r>
-        <w:rPr>
-          <w:lang w:val="ru-RU"/>
-        </w:rPr>
-        <w:br/>
-      </w:r>
-      <w:r>
-        <w:rPr>
-          <w:b/>
-          <w:bCs/>
-          <w:sz w:val="48"/>
-          <w:szCs w:val="48"/>
-          <w:lang w:val="uk-UA"/>
-        </w:rPr>
-        <w:t>Реляційна алгебра</w:t>
-      </w:r>
-    </w:p>
-    <w:p>
-      <w:pPr>
-        <w:spacing w:line="276" w:lineRule="auto"/>
-        <w:rPr>
-          <w:lang w:val="uk-UA"/>
-        </w:rPr>
-      </w:pPr>
     </w:p>
     <w:p>
       <w:pPr>
         <w:spacing w:line="276" w:lineRule="auto"/>
         <w:jc w:val="both"/>
-        <w:rPr>
-          <w:b/>
-          <w:bCs/>
-          <w:lang w:val="uk-UA"/>
-        </w:rPr>
-      </w:pPr>
-      <w:r>
-        <w:rPr>
-          <w:lang w:val="ru-RU"/>
-        </w:rPr>
-        <w:br/>
-      </w:r>
-      <w:r>
-        <w:rPr>
-          <w:b/>
-          <w:bCs/>
-          <w:lang w:val="uk-UA"/>
-        </w:rPr>
-        <w:t>1. Проекція</w:t>
-      </w:r>
-    </w:p>
-    <w:p>
-      <w:pPr>
-        <w:spacing w:line="276" w:lineRule="auto"/>
-        <w:jc w:val="both"/>
-        <w:rPr>
-          <w:lang w:val="uk-UA"/>
-        </w:rPr>
-      </w:pPr>
-      <w:r>
-        <w:rPr>
-          <w:b/>
-          <w:bCs/>
-          <w:lang w:val="uk-UA"/>
-        </w:rPr>
-        <w:t>Запит 1.</w:t>
-      </w:r>
-      <w:r>
-        <w:rPr>
-          <w:lang w:val="uk-UA"/>
-        </w:rPr>
-        <w:t xml:space="preserve"> Скласти список назв усіх товарів та їх базових цін.</w:t>
-      </w:r>
-    </w:p>
-    <w:p>
-      <w:pPr>
-        <w:spacing w:line="276" w:lineRule="auto"/>
-        <w:jc w:val="both"/>
-        <w:rPr>
-          <w:i/>
-        </w:rPr>
-      </w:pPr>
-      <m:oMathPara>
-        <m:oMath>
-          <m:r>
-            <w:rPr>
-              <w:rFonts w:ascii="Cambria Math" w:hAnsi="Cambria Math"/>
-              <w:lang w:val="uk-UA"/>
-            </w:rPr>
-            <m:t>Product[name, base_price];</m:t>
-          </m:r>
-        </m:oMath>
-      </m:oMathPara>
-    </w:p>
-    <w:p>
-      <w:pPr>
-        <w:spacing w:line="276" w:lineRule="auto"/>
-        <w:jc w:val="both"/>
-        <w:rPr>
-          <w:lang w:val="uk-UA"/>
-        </w:rPr>
-      </w:pPr>
-      <w:r>
-        <w:rPr>
-          <w:b/>
-          <w:bCs/>
-          <w:lang w:val="uk-UA"/>
-        </w:rPr>
-        <w:t>Запит 2.</w:t>
-      </w:r>
-      <w:r>
-        <w:rPr>
-          <w:lang w:val="uk-UA"/>
-        </w:rPr>
-        <w:t xml:space="preserve"> Скласти список клієнтів, вказавши їх прізвище та номер телефону.</w:t>
-      </w:r>
-    </w:p>
-    <w:p>
-      <w:pPr>
-        <w:spacing w:line="276" w:lineRule="auto"/>
-        <w:jc w:val="both"/>
-        <w:rPr>
-          <w:lang w:val="uk-UA"/>
-        </w:rPr>
-      </w:pPr>
-      <m:oMathPara>
-        <m:oMath>
-          <m:r>
-            <w:rPr>
-              <w:rFonts w:ascii="Cambria Math" w:hAnsi="Cambria Math"/>
-              <w:lang w:val="uk-UA"/>
-            </w:rPr>
-            <m:t>Customer[last_name, phone];</m:t>
-          </m:r>
-        </m:oMath>
-      </m:oMathPara>
-    </w:p>
-    <w:p>
-      <w:pPr>
-        <w:spacing w:line="276" w:lineRule="auto"/>
-        <w:jc w:val="both"/>
-        <w:rPr>
-          <w:lang w:val="uk-UA"/>
-        </w:rPr>
-      </w:pPr>
-      <w:r>
-        <w:rPr>
-          <w:lang w:val="uk-UA"/>
-        </w:rPr>
-        <w:pict w14:anchorId="3D843DB1">
-          <v:rect id="_x0000_i1032" style="width:0;height:1.5pt" o:hrstd="t" o:hr="t" fillcolor="#a0a0a0" stroked="f"/>
-        </w:pict>
-      </w:r>
-    </w:p>
-    <w:p>
-      <w:pPr>
-        <w:spacing w:line="276" w:lineRule="auto"/>
-        <w:jc w:val="both"/>
-        <w:rPr>
-          <w:b/>
-          <w:bCs/>
-          <w:lang w:val="uk-UA"/>
-        </w:rPr>
-      </w:pPr>
-      <w:r>
-        <w:rPr>
-          <w:b/>
-          <w:bCs/>
-          <w:lang w:val="uk-UA"/>
-        </w:rPr>
-        <w:t>2. Обмеження (селекція)</w:t>
-      </w:r>
-    </w:p>
-    <w:p>
-      <w:pPr>
-        <w:spacing w:line="276" w:lineRule="auto"/>
-        <w:jc w:val="both"/>
-        <w:rPr>
-          <w:lang w:val="uk-UA"/>
-        </w:rPr>
-      </w:pPr>
-      <w:r>
-        <w:rPr>
-          <w:b/>
-          <w:bCs/>
-          <w:lang w:val="uk-UA"/>
-        </w:rPr>
-        <w:t>Запит 1.</w:t>
-      </w:r>
-      <w:r>
-        <w:rPr>
-          <w:lang w:val="uk-UA"/>
-        </w:rPr>
-        <w:t xml:space="preserve"> Скласти перелік активних товарів.</w:t>
-      </w:r>
-    </w:p>
-    <w:p>
-      <w:pPr>
-        <w:spacing w:line="276" w:lineRule="auto"/>
-        <w:jc w:val="both"/>
-        <w:rPr>
-          <w:lang w:val="uk-UA"/>
-        </w:rPr>
-      </w:pPr>
-      <m:oMathPara>
-        <m:oMath>
-          <m:r>
-            <w:rPr>
-              <w:rFonts w:ascii="Cambria Math" w:hAnsi="Cambria Math"/>
-              <w:lang w:val="uk-UA"/>
-            </w:rPr>
-            <m:t>(Product[is_active=true])[name</m:t>
-          </m:r>
-          <m:r>
-            <w:rPr>
-              <w:rFonts w:ascii="Cambria Math" w:hAnsi="Cambria Math"/>
-            </w:rPr>
-            <m:t>];</m:t>
-          </m:r>
-        </m:oMath>
-      </m:oMathPara>
-    </w:p>
-    <w:p>
-      <w:pPr>
-        <w:spacing w:line="276" w:lineRule="auto"/>
-        <w:jc w:val="both"/>
-        <w:rPr>
-          <w:lang w:val="uk-UA"/>
-        </w:rPr>
-      </w:pPr>
-      <w:r>
-        <w:rPr>
-          <w:b/>
-          <w:bCs/>
-          <w:lang w:val="uk-UA"/>
-        </w:rPr>
-        <w:t>Запит 2.</w:t>
-      </w:r>
-      <w:r>
-        <w:rPr>
-          <w:lang w:val="uk-UA"/>
-        </w:rPr>
-        <w:t xml:space="preserve"> Скласти список варіантів товарів, ціна яких не перевищує заданого значення X.</w:t>
-      </w:r>
-    </w:p>
-    <w:p>
-      <w:pPr>
-        <w:spacing w:line="276" w:lineRule="auto"/>
-        <w:jc w:val="both"/>
-        <w:rPr>
-          <w:lang w:val="uk-UA"/>
-        </w:rPr>
-      </w:pPr>
-      <m:oMathPara>
-        <m:oMath>
-          <m:r>
-            <w:rPr>
-              <w:rFonts w:ascii="Cambria Math" w:hAnsi="Cambria Math"/>
-              <w:lang w:val="uk-UA"/>
-            </w:rPr>
-            <m:t>(ProductVariant[price≤X])[sku, price];</m:t>
-          </m:r>
-        </m:oMath>
-      </m:oMathPara>
-    </w:p>
-    <w:p>
-      <w:pPr>
-        <w:spacing w:line="276" w:lineRule="auto"/>
-        <w:jc w:val="both"/>
-        <w:rPr>
-          <w:lang w:val="uk-UA"/>
-        </w:rPr>
-      </w:pPr>
-      <w:r>
-        <w:rPr>
-          <w:lang w:val="uk-UA"/>
-        </w:rPr>
-        <w:pict w14:anchorId="153F713E">
-          <v:rect id="_x0000_i1033" style="width:0;height:1.5pt" o:hrstd="t" o:hr="t" fillcolor="#a0a0a0" stroked="f"/>
-        </w:pict>
-      </w:r>
-    </w:p>
-    <w:p>
-      <w:pPr>
-        <w:spacing w:line="276" w:lineRule="auto"/>
-        <w:jc w:val="both"/>
-        <w:rPr>
-          <w:b/>
-          <w:bCs/>
-          <w:lang w:val="uk-UA"/>
-        </w:rPr>
-      </w:pPr>
-      <w:r>
-        <w:rPr>
-          <w:b/>
-          <w:bCs/>
-          <w:lang w:val="uk-UA"/>
-        </w:rPr>
-        <w:t>3. З'єднання</w:t>
-      </w:r>
-    </w:p>
-    <w:p>
-      <w:pPr>
-        <w:spacing w:line="276" w:lineRule="auto"/>
-        <w:jc w:val="both"/>
-        <w:rPr>
-          <w:lang w:val="uk-UA"/>
-        </w:rPr>
-      </w:pPr>
-      <w:r>
-        <w:rPr>
-          <w:b/>
-          <w:bCs/>
-          <w:lang w:val="uk-UA"/>
-        </w:rPr>
-        <w:t>Запит 1.</w:t>
-      </w:r>
-      <w:r>
-        <w:rPr>
-          <w:lang w:val="uk-UA"/>
-        </w:rPr>
-        <w:t xml:space="preserve"> Скласти перелік товарів разом із назвами їх категорій.</w:t>
-      </w:r>
-    </w:p>
-    <w:p>
-      <w:pPr>
-        <w:spacing w:line="276" w:lineRule="auto"/>
-        <w:jc w:val="both"/>
-        <w:rPr>
-          <w:lang w:val="uk-UA"/>
-        </w:rPr>
-      </w:pPr>
-      <m:oMathPara>
-        <m:oMath>
-          <m:r>
-            <w:rPr>
-              <w:rFonts w:ascii="Cambria Math" w:hAnsi="Cambria Math"/>
-              <w:lang w:val="uk-UA"/>
-            </w:rPr>
-            <m:t>(Product[category_id=category_id]Category)[Product.name, Category.name];</m:t>
-          </m:r>
-        </m:oMath>
-      </m:oMathPara>
-    </w:p>
-    <w:p>
-      <w:pPr>
-        <w:spacing w:line="276" w:lineRule="auto"/>
-        <w:jc w:val="both"/>
-        <w:rPr>
-          <w:lang w:val="uk-UA"/>
-        </w:rPr>
-      </w:pPr>
-      <w:r>
-        <w:rPr>
-          <w:lang w:val="uk-UA"/>
-        </w:rPr>
-        <w:lastRenderedPageBreak/>
-        <w:t>Тобто зв'язок:</w:t>
-      </w:r>
-    </w:p>
-    <w:p>
-      <w:pPr>
-        <w:spacing w:line="276" w:lineRule="auto"/>
-        <w:jc w:val="both"/>
-        <w:rPr>
-          <w:lang w:val="uk-UA"/>
-        </w:rPr>
-      </w:pPr>
-      <m:oMathPara>
-        <m:oMath>
-          <m:r>
-            <w:rPr>
-              <w:rFonts w:ascii="Cambria Math" w:hAnsi="Cambria Math"/>
-              <w:lang w:val="uk-UA"/>
-            </w:rPr>
-            <m:t>Product.category_id=Category.category_id</m:t>
-          </m:r>
-        </m:oMath>
-      </m:oMathPara>
-    </w:p>
-    <w:p>
-      <w:pPr>
-        <w:spacing w:line="276" w:lineRule="auto"/>
-        <w:jc w:val="both"/>
-        <w:rPr>
-          <w:lang w:val="uk-UA"/>
-        </w:rPr>
-      </w:pPr>
-      <w:r>
-        <w:rPr>
-          <w:b/>
-          <w:bCs/>
-          <w:lang w:val="uk-UA"/>
-        </w:rPr>
-        <w:t>Запит 2.</w:t>
-      </w:r>
-      <w:r>
-        <w:rPr>
-          <w:lang w:val="uk-UA"/>
-        </w:rPr>
-        <w:t xml:space="preserve"> Скласти перелік варіантів товарів із зазначенням їх матеріалу.</w:t>
-      </w:r>
-    </w:p>
-    <w:p>
-      <w:pPr>
-        <w:spacing w:line="276" w:lineRule="auto"/>
-        <w:jc w:val="both"/>
-        <w:rPr>
-          <w:lang w:val="uk-UA"/>
-        </w:rPr>
-      </w:pPr>
-      <m:oMathPara>
-        <m:oMath>
-          <m:r>
-            <w:rPr>
-              <w:rFonts w:ascii="Cambria Math" w:hAnsi="Cambria Math"/>
-              <w:lang w:val="uk-UA"/>
-            </w:rPr>
-            <m:t>(ProductVariant[material_id=material_id]Material)[ProductVariant.sku, Material.name];</m:t>
-          </m:r>
-        </m:oMath>
-      </m:oMathPara>
-    </w:p>
-    <w:p>
-      <w:pPr>
-        <w:spacing w:line="276" w:lineRule="auto"/>
-        <w:jc w:val="both"/>
-        <w:rPr>
-          <w:lang w:val="uk-UA"/>
-        </w:rPr>
-      </w:pPr>
-      <w:r>
-        <w:rPr>
-          <w:lang w:val="uk-UA"/>
-        </w:rPr>
-        <w:t>Тобто:</w:t>
-      </w:r>
-    </w:p>
-    <w:p>
-      <w:pPr>
-        <w:spacing w:line="276" w:lineRule="auto"/>
-        <w:jc w:val="both"/>
-        <w:rPr>
-          <w:lang w:val="uk-UA"/>
-        </w:rPr>
-      </w:pPr>
-      <m:oMathPara>
-        <m:oMath>
-          <m:r>
-            <w:rPr>
-              <w:rFonts w:ascii="Cambria Math" w:hAnsi="Cambria Math"/>
-              <w:lang w:val="uk-UA"/>
-            </w:rPr>
-            <m:t>ProductVariant.material_id=Material.material_id</m:t>
-          </m:r>
-        </m:oMath>
-      </m:oMathPara>
-    </w:p>
-    <w:p>
-      <w:pPr>
-        <w:spacing w:line="276" w:lineRule="auto"/>
-        <w:jc w:val="both"/>
-        <w:rPr>
-          <w:lang w:val="uk-UA"/>
-        </w:rPr>
-      </w:pPr>
-      <w:r>
-        <w:rPr>
-          <w:lang w:val="uk-UA"/>
-        </w:rPr>
-        <w:pict w14:anchorId="3DE80501">
-          <v:rect id="_x0000_i1034" style="width:0;height:1.5pt" o:hrstd="t" o:hr="t" fillcolor="#a0a0a0" stroked="f"/>
-        </w:pict>
-      </w:r>
-    </w:p>
-    <w:p>
-      <w:pPr>
-        <w:spacing w:line="276" w:lineRule="auto"/>
-        <w:jc w:val="both"/>
-        <w:rPr>
-          <w:b/>
-          <w:bCs/>
-          <w:lang w:val="uk-UA"/>
-        </w:rPr>
-      </w:pPr>
-      <w:r>
-        <w:rPr>
-          <w:b/>
-          <w:bCs/>
-          <w:lang w:val="uk-UA"/>
-        </w:rPr>
-        <w:t>4. З'єднання, обмеження, проекція</w:t>
-      </w:r>
-    </w:p>
-    <w:p>
-      <w:pPr>
-        <w:spacing w:line="276" w:lineRule="auto"/>
-        <w:jc w:val="both"/>
-        <w:rPr>
-          <w:lang w:val="uk-UA"/>
-        </w:rPr>
-      </w:pPr>
-      <w:r>
-        <w:rPr>
-          <w:b/>
-          <w:bCs/>
-          <w:lang w:val="uk-UA"/>
-        </w:rPr>
-        <w:t>Запит 1.</w:t>
-      </w:r>
-      <w:r>
-        <w:rPr>
-          <w:lang w:val="uk-UA"/>
-        </w:rPr>
-        <w:t xml:space="preserve"> Скласти перелік товарів певної категорії.</w:t>
-      </w:r>
-    </w:p>
-    <w:p>
-      <w:pPr>
-        <w:spacing w:line="276" w:lineRule="auto"/>
-        <w:jc w:val="both"/>
-        <w:rPr>
-          <w:lang w:val="uk-UA"/>
-        </w:rPr>
-      </w:pPr>
-      <m:oMathPara>
-        <m:oMath>
-          <m:r>
-            <w:rPr>
-              <w:rFonts w:ascii="Cambria Math" w:hAnsi="Cambria Math"/>
-              <w:lang w:val="uk-UA"/>
-            </w:rPr>
-            <m:t>((Product[category_id=category_id]Category)[Category.name=K])[Product.name];</m:t>
-          </m:r>
-        </m:oMath>
-      </m:oMathPara>
-    </w:p>
-    <w:p>
-      <w:pPr>
-        <w:spacing w:line="276" w:lineRule="auto"/>
-        <w:jc w:val="both"/>
-        <w:rPr>
-          <w:lang w:val="uk-UA"/>
-        </w:rPr>
-      </w:pPr>
-      <w:r>
-        <w:rPr>
-          <w:lang w:val="uk-UA"/>
-        </w:rPr>
-        <w:t xml:space="preserve">де K </w:t>
-      </w:r>
-      <w:r>
-        <w:rPr>
-          <w:lang w:val="uk-UA"/>
-        </w:rPr>
-        <w:t>-</w:t>
-      </w:r>
-      <w:r>
-        <w:rPr>
-          <w:lang w:val="uk-UA"/>
-        </w:rPr>
-        <w:t xml:space="preserve"> задана назва категорії.</w:t>
-      </w:r>
-    </w:p>
-    <w:p>
-      <w:pPr>
-        <w:spacing w:line="276" w:lineRule="auto"/>
-        <w:jc w:val="both"/>
-        <w:rPr>
-          <w:lang w:val="uk-UA"/>
-        </w:rPr>
-      </w:pPr>
-      <w:r>
-        <w:rPr>
-          <w:b/>
-          <w:bCs/>
-          <w:lang w:val="uk-UA"/>
-        </w:rPr>
-        <w:t>Запит 2.</w:t>
-      </w:r>
-      <w:r>
-        <w:rPr>
-          <w:lang w:val="uk-UA"/>
-        </w:rPr>
-        <w:t xml:space="preserve"> Скласти список варіантів товарів певного матеріалу та вказати їх артикул і ціну.</w:t>
-      </w:r>
-    </w:p>
-    <w:p>
-      <w:pPr>
-        <w:spacing w:line="276" w:lineRule="auto"/>
-        <w:jc w:val="both"/>
-        <w:rPr>
-          <w:lang w:val="uk-UA"/>
-        </w:rPr>
-      </w:pPr>
-      <m:oMathPara>
-        <m:oMath>
-          <m:r>
-            <w:rPr>
-              <w:rFonts w:ascii="Cambria Math" w:hAnsi="Cambria Math"/>
-              <w:lang w:val="uk-UA"/>
-            </w:rPr>
-            <m:t>((ProductVariant[material_id=material_id]Material)[Material.name=M])[ProductVariant.sku, ProductVariant.price];</m:t>
-          </m:r>
-        </m:oMath>
-      </m:oMathPara>
-    </w:p>
-    <w:p>
-      <w:pPr>
-        <w:spacing w:line="276" w:lineRule="auto"/>
-        <w:jc w:val="both"/>
-        <w:rPr>
-          <w:lang w:val="uk-UA"/>
-        </w:rPr>
-      </w:pPr>
-      <w:r>
-        <w:rPr>
-          <w:lang w:val="uk-UA"/>
-        </w:rPr>
-        <w:t xml:space="preserve">де M </w:t>
-      </w:r>
-      <w:r>
-        <w:rPr>
-          <w:lang w:val="uk-UA"/>
-        </w:rPr>
-        <w:t>-</w:t>
-      </w:r>
-      <w:r>
-        <w:rPr>
-          <w:lang w:val="uk-UA"/>
-        </w:rPr>
-        <w:t xml:space="preserve"> заданий матеріал.</w:t>
-      </w:r>
-    </w:p>
-    <w:p>
-      <w:pPr>
-        <w:spacing w:line="276" w:lineRule="auto"/>
-        <w:jc w:val="both"/>
-        <w:rPr>
-          <w:lang w:val="uk-UA"/>
-        </w:rPr>
-      </w:pPr>
-      <w:r>
-        <w:rPr>
-          <w:lang w:val="uk-UA"/>
-        </w:rPr>
-        <w:pict w14:anchorId="0914DB06">
-          <v:rect id="_x0000_i1035" style="width:0;height:1.5pt" o:hrstd="t" o:hr="t" fillcolor="#a0a0a0" stroked="f"/>
-        </w:pict>
-      </w:r>
-    </w:p>
-    <w:p>
-      <w:pPr>
-        <w:spacing w:line="276" w:lineRule="auto"/>
-        <w:jc w:val="both"/>
-        <w:rPr>
-          <w:b/>
-          <w:bCs/>
-          <w:lang w:val="uk-UA"/>
-        </w:rPr>
-      </w:pPr>
-      <w:r>
-        <w:rPr>
-          <w:b/>
-          <w:bCs/>
-          <w:lang w:val="uk-UA"/>
-        </w:rPr>
-        <w:t>5. Ділення</w:t>
-      </w:r>
-    </w:p>
-    <w:p>
-      <w:pPr>
-        <w:spacing w:line="276" w:lineRule="auto"/>
-        <w:jc w:val="both"/>
-        <w:rPr>
-          <w:lang w:val="uk-UA"/>
-        </w:rPr>
-      </w:pPr>
-      <w:r>
-        <w:rPr>
-          <w:b/>
-          <w:bCs/>
-          <w:lang w:val="uk-UA"/>
-        </w:rPr>
-        <w:t>Запит 1.</w:t>
-      </w:r>
-      <w:r>
-        <w:rPr>
-          <w:lang w:val="uk-UA"/>
-        </w:rPr>
-        <w:t xml:space="preserve"> Знайти клієнтів, які замовляли всі варіанти товарів.</w:t>
-      </w:r>
-    </w:p>
-    <w:p>
-      <w:pPr>
-        <w:spacing w:line="276" w:lineRule="auto"/>
-        <w:jc w:val="both"/>
-        <w:rPr>
-          <w:lang w:val="uk-UA"/>
-        </w:rPr>
-      </w:pPr>
-      <w:r>
-        <w:rPr>
-          <w:lang w:val="uk-UA"/>
-        </w:rPr>
-        <w:t>Спочатку:</w:t>
-      </w:r>
-    </w:p>
-    <w:p>
-      <w:pPr>
-        <w:spacing w:line="276" w:lineRule="auto"/>
-        <w:jc w:val="both"/>
-        <w:rPr>
-          <w:rFonts w:ascii="Cambria Math" w:hAnsi="Cambria Math"/>
-          <w:lang w:val="uk-UA"/>
-          <w:oMath/>
-        </w:rPr>
-      </w:pPr>
-      <m:oMathPara>
-        <m:oMath>
-          <m:r>
-            <w:rPr>
-              <w:rFonts w:ascii="Cambria Math" w:hAnsi="Cambria Math"/>
-              <w:lang w:val="uk-UA"/>
-            </w:rPr>
-            <m:t>(CustomerOrder[order_id=order_id]OrderItem)[customer_id, variant_id]</m:t>
-          </m:r>
-        </m:oMath>
-      </m:oMathPara>
-    </w:p>
-    <w:p>
-      <w:pPr>
-        <w:spacing w:line="276" w:lineRule="auto"/>
-        <w:jc w:val="both"/>
-        <w:rPr>
-          <w:rFonts w:ascii="Cambria Math" w:hAnsi="Cambria Math"/>
-          <w:lang w:val="uk-UA"/>
-          <w:oMath/>
-        </w:rPr>
-      </w:pPr>
-      <m:oMathPara>
-        <m:oMath>
-          <m:r>
-            <w:rPr>
-              <w:rFonts w:ascii="Cambria Math" w:hAnsi="Cambria Math"/>
-              <w:lang w:val="uk-UA"/>
-            </w:rPr>
-            <m:t>і перелік усіх варіантів:</m:t>
-          </m:r>
-        </m:oMath>
-      </m:oMathPara>
-    </w:p>
-    <w:p>
-      <w:pPr>
-        <w:spacing w:line="276" w:lineRule="auto"/>
-        <w:jc w:val="both"/>
-        <w:rPr>
-          <w:rFonts w:ascii="Cambria Math" w:hAnsi="Cambria Math"/>
-          <w:lang w:val="uk-UA"/>
-          <w:oMath/>
-        </w:rPr>
-      </w:pPr>
-      <m:oMathPara>
-        <m:oMath>
-          <m:r>
-            <w:rPr>
-              <w:rFonts w:ascii="Cambria Math" w:hAnsi="Cambria Math"/>
-              <w:lang w:val="uk-UA"/>
-            </w:rPr>
-            <m:t>ProductVariant[variant_id]</m:t>
-          </m:r>
-        </m:oMath>
-      </m:oMathPara>
-    </w:p>
-    <w:p>
-      <w:pPr>
-        <w:spacing w:line="276" w:lineRule="auto"/>
-        <w:jc w:val="both"/>
-        <w:rPr>
-          <w:lang w:val="uk-UA"/>
-        </w:rPr>
-      </w:pPr>
-      <w:r>
-        <w:rPr>
-          <w:lang w:val="uk-UA"/>
-        </w:rPr>
-        <w:t>Тоді:</w:t>
-      </w:r>
-    </w:p>
-    <w:p>
-      <w:pPr>
-        <w:spacing w:line="276" w:lineRule="auto"/>
-        <w:jc w:val="both"/>
-        <w:rPr>
-          <w:lang w:val="uk-UA"/>
-        </w:rPr>
-      </w:pPr>
-      <m:oMathPara>
-        <m:oMath>
-          <m:r>
-            <w:rPr>
-              <w:rFonts w:ascii="Cambria Math" w:hAnsi="Cambria Math"/>
-              <w:lang w:val="uk-UA"/>
-            </w:rPr>
-            <m:t>((CustomerOrder[order_id=order_id]OrderItem)[customer_id, variant_id])÷ProductVariant[variant_id];</m:t>
-          </m:r>
-        </m:oMath>
-      </m:oMathPara>
-    </w:p>
-    <w:p>
-      <w:pPr>
-        <w:spacing w:line="276" w:lineRule="auto"/>
-        <w:jc w:val="both"/>
-        <w:rPr>
-          <w:lang w:val="uk-UA"/>
-        </w:rPr>
-      </w:pPr>
-      <w:r>
-        <w:rPr>
-          <w:lang w:val="uk-UA"/>
-        </w:rPr>
-        <w:t>Результуючий атрибут:</w:t>
-      </w:r>
-    </w:p>
-    <w:p>
-      <w:pPr>
-        <w:spacing w:line="276" w:lineRule="auto"/>
-        <w:jc w:val="both"/>
-        <w:rPr>
-          <w:lang w:val="uk-UA"/>
-        </w:rPr>
-      </w:pPr>
-      <m:oMathPara>
-        <m:oMath>
-          <m:r>
-            <w:rPr>
-              <w:rFonts w:ascii="Cambria Math" w:hAnsi="Cambria Math"/>
-              <w:lang w:val="uk-UA"/>
-            </w:rPr>
-            <m:t>customer_id</m:t>
-          </m:r>
-        </m:oMath>
-      </m:oMathPara>
-    </w:p>
-    <w:p>
-      <w:pPr>
-        <w:spacing w:line="276" w:lineRule="auto"/>
-        <w:jc w:val="both"/>
-        <w:rPr>
-          <w:lang w:val="uk-UA"/>
-        </w:rPr>
-      </w:pPr>
-      <w:r>
-        <w:rPr>
-          <w:b/>
-          <w:bCs/>
-          <w:lang w:val="uk-UA"/>
-        </w:rPr>
-        <w:t>Запит 2.</w:t>
-      </w:r>
-      <w:r>
-        <w:rPr>
-          <w:lang w:val="uk-UA"/>
-        </w:rPr>
-        <w:t xml:space="preserve"> Знайти постачальників, які постачали всі варіанти товарів.</w:t>
-      </w:r>
-    </w:p>
-    <w:p>
-      <w:pPr>
-        <w:spacing w:line="276" w:lineRule="auto"/>
-        <w:jc w:val="both"/>
-        <w:rPr>
-          <w:lang w:val="uk-UA"/>
-        </w:rPr>
-      </w:pPr>
-      <m:oMathPara>
-        <m:oMath>
-          <m:r>
-            <w:rPr>
-              <w:rFonts w:ascii="Cambria Math" w:hAnsi="Cambria Math"/>
-              <w:lang w:val="uk-UA"/>
-            </w:rPr>
-            <m:t>((Supply[supply_id=supply_id]SupplyItem)[supplier_id, variant_id])÷ProductVariant[variant_id];</m:t>
-          </m:r>
-        </m:oMath>
-      </m:oMathPara>
-    </w:p>
-    <w:p>
-      <w:pPr>
-        <w:spacing w:line="276" w:lineRule="auto"/>
-        <w:jc w:val="both"/>
-        <w:rPr>
-          <w:lang w:val="uk-UA"/>
-        </w:rPr>
-      </w:pPr>
-      <w:r>
-        <w:rPr>
-          <w:lang w:val="uk-UA"/>
-        </w:rPr>
-        <w:t>Результуючий атрибут:</w:t>
-      </w:r>
-    </w:p>
-    <w:p>
-      <w:pPr>
-        <w:spacing w:line="276" w:lineRule="auto"/>
-        <w:jc w:val="both"/>
-        <w:rPr>
-          <w:lang w:val="uk-UA"/>
-        </w:rPr>
-      </w:pPr>
-      <m:oMathPara>
-        <m:oMath>
-          <m:r>
-            <w:rPr>
-              <w:rFonts w:ascii="Cambria Math" w:hAnsi="Cambria Math"/>
-              <w:lang w:val="uk-UA"/>
-            </w:rPr>
-            <m:t>supplier_id</m:t>
-          </m:r>
-        </m:oMath>
-      </m:oMathPara>
-    </w:p>
-    <w:p>
-      <w:pPr>
-        <w:spacing w:line="276" w:lineRule="auto"/>
-        <w:jc w:val="both"/>
-        <w:rPr>
-          <w:lang w:val="uk-UA"/>
-        </w:rPr>
-      </w:pPr>
-      <w:r>
-        <w:rPr>
-          <w:lang w:val="uk-UA"/>
-        </w:rPr>
-        <w:pict w14:anchorId="002318A0">
-          <v:rect id="_x0000_i1036" style="width:0;height:1.5pt" o:hrstd="t" o:hr="t" fillcolor="#a0a0a0" stroked="f"/>
-        </w:pict>
-      </w:r>
-    </w:p>
-    <w:p>
-      <w:pPr>
-        <w:spacing w:line="276" w:lineRule="auto"/>
-        <w:jc w:val="both"/>
-        <w:rPr>
-          <w:b/>
-          <w:bCs/>
-          <w:lang w:val="uk-UA"/>
-        </w:rPr>
-      </w:pPr>
-      <w:r>
-        <w:rPr>
-          <w:b/>
-          <w:bCs/>
-          <w:lang w:val="uk-UA"/>
-        </w:rPr>
-        <w:t>6. Об'єднання</w:t>
-      </w:r>
-    </w:p>
-    <w:p>
-      <w:pPr>
-        <w:spacing w:line="276" w:lineRule="auto"/>
-        <w:jc w:val="both"/>
-        <w:rPr>
-          <w:lang w:val="uk-UA"/>
-        </w:rPr>
-      </w:pPr>
-      <w:r>
-        <w:rPr>
-          <w:b/>
-          <w:bCs/>
-          <w:lang w:val="uk-UA"/>
-        </w:rPr>
-        <w:t>Запит 1.</w:t>
-      </w:r>
-      <w:r>
-        <w:rPr>
-          <w:lang w:val="uk-UA"/>
-        </w:rPr>
-        <w:t xml:space="preserve"> Скласти список варіантів товарів, які або постачалися, або замовлялися.</w:t>
-      </w:r>
-    </w:p>
-    <w:p>
-      <w:pPr>
-        <w:spacing w:line="276" w:lineRule="auto"/>
-        <w:jc w:val="both"/>
-        <w:rPr>
-          <w:i/>
-        </w:rPr>
-      </w:pPr>
-      <m:oMathPara>
-        <m:oMath>
-          <m:r>
-            <w:rPr>
-              <w:rFonts w:ascii="Cambria Math" w:hAnsi="Cambria Math"/>
-              <w:lang w:val="uk-UA"/>
-            </w:rPr>
-            <m:t>SupplyItem[variant_id]∪OrderItem[variant_id];</m:t>
-          </m:r>
-        </m:oMath>
-      </m:oMathPara>
-    </w:p>
-    <w:p>
-      <w:pPr>
-        <w:spacing w:line="276" w:lineRule="auto"/>
-        <w:jc w:val="both"/>
-        <w:rPr>
-          <w:lang w:val="uk-UA"/>
-        </w:rPr>
-      </w:pPr>
-      <w:r>
-        <w:rPr>
-          <w:b/>
-          <w:bCs/>
-          <w:lang w:val="uk-UA"/>
-        </w:rPr>
-        <w:t>Запит 2.</w:t>
-      </w:r>
-      <w:r>
-        <w:rPr>
-          <w:lang w:val="uk-UA"/>
-        </w:rPr>
-        <w:t xml:space="preserve"> Скласти список замовлень, які або присутні в таблиці замовлень, або мають оформлене повернення.</w:t>
-      </w:r>
-    </w:p>
-    <w:p>
-      <w:pPr>
-        <w:spacing w:line="276" w:lineRule="auto"/>
-        <w:jc w:val="both"/>
-        <w:rPr>
-          <w:lang w:val="uk-UA"/>
-        </w:rPr>
-      </w:pPr>
-      <m:oMathPara>
-        <m:oMath>
-          <m:r>
-            <w:rPr>
-              <w:rFonts w:ascii="Cambria Math" w:hAnsi="Cambria Math"/>
-              <w:lang w:val="uk-UA"/>
-            </w:rPr>
-            <m:t>CustomerOrder[order_id]∪ProductReturn[order_id];</m:t>
-          </m:r>
-        </m:oMath>
-      </m:oMathPara>
-    </w:p>
-    <w:p>
-      <w:pPr>
-        <w:spacing w:line="276" w:lineRule="auto"/>
-        <w:jc w:val="both"/>
-        <w:rPr>
-          <w:lang w:val="uk-UA"/>
-        </w:rPr>
-      </w:pPr>
-      <w:r>
-        <w:rPr>
-          <w:lang w:val="uk-UA"/>
-        </w:rPr>
-        <w:lastRenderedPageBreak/>
-        <w:pict w14:anchorId="5D746261">
-          <v:rect id="_x0000_i1037" style="width:0;height:1.5pt" o:hrstd="t" o:hr="t" fillcolor="#a0a0a0" stroked="f"/>
-        </w:pict>
-      </w:r>
-    </w:p>
-    <w:p>
-      <w:pPr>
-        <w:spacing w:line="276" w:lineRule="auto"/>
-        <w:jc w:val="both"/>
-        <w:rPr>
-          <w:b/>
-          <w:bCs/>
-          <w:lang w:val="uk-UA"/>
-        </w:rPr>
-      </w:pPr>
-      <w:r>
-        <w:rPr>
-          <w:b/>
-          <w:bCs/>
-          <w:lang w:val="uk-UA"/>
-        </w:rPr>
-        <w:t>7. Перетин</w:t>
-      </w:r>
-    </w:p>
-    <w:p>
-      <w:pPr>
-        <w:spacing w:line="276" w:lineRule="auto"/>
-        <w:jc w:val="both"/>
-        <w:rPr>
-          <w:lang w:val="uk-UA"/>
-        </w:rPr>
-      </w:pPr>
-      <w:r>
-        <w:rPr>
-          <w:b/>
-          <w:bCs/>
-          <w:lang w:val="uk-UA"/>
-        </w:rPr>
-        <w:t>Запит 1.</w:t>
-      </w:r>
-      <w:r>
-        <w:rPr>
-          <w:lang w:val="uk-UA"/>
-        </w:rPr>
-        <w:t xml:space="preserve"> Скласти список варіантів товарів, які і постачалися, і замовлялися.</w:t>
-      </w:r>
-    </w:p>
-    <w:p>
-      <w:pPr>
-        <w:spacing w:line="276" w:lineRule="auto"/>
-        <w:jc w:val="both"/>
-      </w:pPr>
-      <m:oMathPara>
-        <m:oMath>
-          <m:r>
-            <w:rPr>
-              <w:rFonts w:ascii="Cambria Math" w:hAnsi="Cambria Math"/>
-              <w:lang w:val="uk-UA"/>
-            </w:rPr>
-            <m:t>SupplyItem</m:t>
-          </m:r>
-          <m:d>
-            <m:dPr>
-              <m:begChr m:val="["/>
-              <m:endChr m:val="]"/>
-              <m:ctrlPr>
-                <w:rPr>
-                  <w:rFonts w:ascii="Cambria Math" w:hAnsi="Cambria Math"/>
-                  <w:i/>
-                  <w:lang w:val="uk-UA"/>
-                </w:rPr>
-              </m:ctrlPr>
-            </m:dPr>
-            <m:e>
-              <m:r>
-                <w:rPr>
-                  <w:rFonts w:ascii="Cambria Math" w:hAnsi="Cambria Math"/>
-                  <w:lang w:val="uk-UA"/>
-                </w:rPr>
-                <m:t>varian</m:t>
-              </m:r>
-              <m:sSub>
-                <m:sSubPr>
-                  <m:ctrlPr>
-                    <w:rPr>
-                      <w:rFonts w:ascii="Cambria Math" w:hAnsi="Cambria Math"/>
-                      <w:i/>
-                      <w:lang w:val="uk-UA"/>
-                    </w:rPr>
-                  </m:ctrlPr>
-                </m:sSubPr>
-                <m:e>
-                  <m:r>
-                    <w:rPr>
-                      <w:rFonts w:ascii="Cambria Math" w:hAnsi="Cambria Math"/>
-                      <w:lang w:val="uk-UA"/>
-                    </w:rPr>
-                    <m:t>t</m:t>
-                  </m:r>
-                </m:e>
-                <m:sub>
-                  <m:r>
-                    <w:rPr>
-                      <w:rFonts w:ascii="Cambria Math" w:hAnsi="Cambria Math"/>
-                      <w:lang w:val="uk-UA"/>
-                    </w:rPr>
-                    <m:t>i</m:t>
-                  </m:r>
-                </m:sub>
-              </m:sSub>
-              <m:r>
-                <w:rPr>
-                  <w:rFonts w:ascii="Cambria Math" w:hAnsi="Cambria Math"/>
-                  <w:lang w:val="uk-UA"/>
-                </w:rPr>
-                <m:t>d</m:t>
-              </m:r>
-            </m:e>
-          </m:d>
-          <m:r>
-            <w:rPr>
-              <w:rFonts w:ascii="Cambria Math" w:hAnsi="Cambria Math"/>
-              <w:lang w:val="uk-UA"/>
-            </w:rPr>
-            <m:t>∩OrderItem</m:t>
-          </m:r>
-          <m:d>
-            <m:dPr>
-              <m:begChr m:val="["/>
-              <m:endChr m:val="]"/>
-              <m:ctrlPr>
-                <w:rPr>
-                  <w:rFonts w:ascii="Cambria Math" w:hAnsi="Cambria Math"/>
-                  <w:i/>
-                  <w:lang w:val="uk-UA"/>
-                </w:rPr>
-              </m:ctrlPr>
-            </m:dPr>
-            <m:e>
-              <m:r>
-                <w:rPr>
-                  <w:rFonts w:ascii="Cambria Math" w:hAnsi="Cambria Math"/>
-                  <w:lang w:val="uk-UA"/>
-                </w:rPr>
-                <m:t>varian</m:t>
-              </m:r>
-              <m:sSub>
-                <m:sSubPr>
-                  <m:ctrlPr>
-                    <w:rPr>
-                      <w:rFonts w:ascii="Cambria Math" w:hAnsi="Cambria Math"/>
-                      <w:i/>
-                      <w:lang w:val="uk-UA"/>
-                    </w:rPr>
-                  </m:ctrlPr>
-                </m:sSubPr>
-                <m:e>
-                  <m:r>
-                    <w:rPr>
-                      <w:rFonts w:ascii="Cambria Math" w:hAnsi="Cambria Math"/>
-                      <w:lang w:val="uk-UA"/>
-                    </w:rPr>
-                    <m:t>t</m:t>
-                  </m:r>
-                </m:e>
-                <m:sub>
-                  <m:r>
-                    <w:rPr>
-                      <w:rFonts w:ascii="Cambria Math" w:hAnsi="Cambria Math"/>
-                      <w:lang w:val="uk-UA"/>
-                    </w:rPr>
-                    <m:t>i</m:t>
-                  </m:r>
-                </m:sub>
-              </m:sSub>
-              <m:r>
-                <w:rPr>
-                  <w:rFonts w:ascii="Cambria Math" w:hAnsi="Cambria Math"/>
-                  <w:lang w:val="uk-UA"/>
-                </w:rPr>
-                <m:t>d</m:t>
-              </m:r>
-            </m:e>
-          </m:d>
-          <m:r>
-            <w:rPr>
-              <w:rFonts w:ascii="Cambria Math" w:hAnsi="Cambria Math"/>
-              <w:lang w:val="uk-UA"/>
-            </w:rPr>
-            <m:t>;</m:t>
-          </m:r>
-        </m:oMath>
-      </m:oMathPara>
-    </w:p>
-    <w:p>
-      <w:pPr>
-        <w:spacing w:line="276" w:lineRule="auto"/>
-        <w:jc w:val="both"/>
-        <w:rPr>
-          <w:lang w:val="uk-UA"/>
-        </w:rPr>
-      </w:pPr>
-      <w:r>
-        <w:rPr>
-          <w:b/>
-          <w:bCs/>
-          <w:lang w:val="uk-UA"/>
-        </w:rPr>
-        <w:t>Запит 2.</w:t>
-      </w:r>
-      <w:r>
-        <w:rPr>
-          <w:lang w:val="uk-UA"/>
-        </w:rPr>
-        <w:t xml:space="preserve"> Скласти список замовлень, для яких було оформлено повернення.</w:t>
-      </w:r>
-    </w:p>
-    <w:p>
-      <w:pPr>
-        <w:spacing w:line="276" w:lineRule="auto"/>
-        <w:jc w:val="both"/>
-        <w:rPr>
-          <w:lang w:val="uk-UA"/>
-        </w:rPr>
-      </w:pPr>
-      <m:oMathPara>
-        <m:oMath>
-          <m:r>
-            <w:rPr>
-              <w:rFonts w:ascii="Cambria Math" w:hAnsi="Cambria Math"/>
-              <w:lang w:val="uk-UA"/>
-            </w:rPr>
-            <m:t>CustomerOrder[order_id]∩ProductReturn[order_id];</m:t>
-          </m:r>
-        </m:oMath>
-      </m:oMathPara>
-    </w:p>
-    <w:p>
-      <w:pPr>
-        <w:spacing w:line="276" w:lineRule="auto"/>
-        <w:jc w:val="both"/>
-        <w:rPr>
-          <w:lang w:val="uk-UA"/>
-        </w:rPr>
-      </w:pPr>
-      <w:r>
-        <w:rPr>
-          <w:lang w:val="uk-UA"/>
-        </w:rPr>
-        <w:pict w14:anchorId="54EEFC2E">
-          <v:rect id="_x0000_i1038" style="width:0;height:1.5pt" o:hrstd="t" o:hr="t" fillcolor="#a0a0a0" stroked="f"/>
-        </w:pict>
-      </w:r>
-    </w:p>
-    <w:p>
-      <w:pPr>
-        <w:spacing w:line="276" w:lineRule="auto"/>
-        <w:jc w:val="both"/>
-        <w:rPr>
-          <w:b/>
-          <w:bCs/>
-          <w:lang w:val="uk-UA"/>
-        </w:rPr>
-      </w:pPr>
-      <w:r>
-        <w:rPr>
-          <w:b/>
-          <w:bCs/>
-          <w:lang w:val="uk-UA"/>
-        </w:rPr>
-        <w:t>8. Різниця</w:t>
-      </w:r>
-    </w:p>
-    <w:p>
-      <w:pPr>
-        <w:spacing w:line="276" w:lineRule="auto"/>
-        <w:jc w:val="both"/>
-        <w:rPr>
-          <w:lang w:val="uk-UA"/>
-        </w:rPr>
-      </w:pPr>
-      <w:r>
-        <w:rPr>
-          <w:b/>
-          <w:bCs/>
-          <w:lang w:val="uk-UA"/>
-        </w:rPr>
-        <w:t>Запит 1.</w:t>
-      </w:r>
-      <w:r>
-        <w:rPr>
-          <w:lang w:val="uk-UA"/>
-        </w:rPr>
-        <w:t xml:space="preserve"> Скласти список варіантів товарів, які постачалися, але ще не були замовлені.</w:t>
-      </w:r>
-    </w:p>
-    <w:p>
-      <w:pPr>
-        <w:spacing w:line="276" w:lineRule="auto"/>
-        <w:jc w:val="both"/>
-        <w:rPr>
-          <w:i/>
-        </w:rPr>
-      </w:pPr>
-      <m:oMathPara>
-        <m:oMath>
-          <m:r>
-            <w:rPr>
-              <w:rFonts w:ascii="Cambria Math" w:hAnsi="Cambria Math"/>
-              <w:lang w:val="uk-UA"/>
-            </w:rPr>
-            <m:t>SupplyItem[variant_id]-OrderItem[variant_id];</m:t>
-          </m:r>
-        </m:oMath>
-      </m:oMathPara>
-    </w:p>
-    <w:p>
-      <w:pPr>
-        <w:spacing w:line="276" w:lineRule="auto"/>
-        <w:jc w:val="both"/>
-        <w:rPr>
-          <w:lang w:val="uk-UA"/>
-        </w:rPr>
-      </w:pPr>
-      <w:r>
-        <w:rPr>
-          <w:b/>
-          <w:bCs/>
-          <w:lang w:val="uk-UA"/>
-        </w:rPr>
-        <w:t>Запит 2.</w:t>
-      </w:r>
-      <w:r>
-        <w:rPr>
-          <w:lang w:val="uk-UA"/>
-        </w:rPr>
-        <w:t xml:space="preserve"> Скласти список замовлень, для яких не було оформлено повернення.</w:t>
-      </w:r>
-    </w:p>
-    <w:p>
-      <w:pPr>
-        <w:spacing w:line="276" w:lineRule="auto"/>
-        <w:jc w:val="both"/>
-      </w:pPr>
-      <m:oMathPara>
-        <m:oMath>
-          <m:r>
-            <w:rPr>
-              <w:rFonts w:ascii="Cambria Math" w:hAnsi="Cambria Math"/>
-              <w:lang w:val="uk-UA"/>
-            </w:rPr>
-            <m:t>CustomerOrder[order_id]-ProductReturn[order_id];</m:t>
-          </m:r>
-        </m:oMath>
-      </m:oMathPara>
+      </w:pPr>
     </w:p>
     <w:sectPr>
       <w:footerReference w:type="default" r:id="rId9"/>
@@ -8328,7 +6746,6 @@
   <w:style w:type="character" w:default="1" w:styleId="a0">
     <w:name w:val="Default Paragraph Font"/>
     <w:uiPriority w:val="1"/>
-    <w:semiHidden/>
     <w:unhideWhenUsed/>
   </w:style>
   <w:style w:type="table" w:default="1" w:styleId="a1">
